--- a/Documentation/Developers_Guide.docx
+++ b/Documentation/Developers_Guide.docx
@@ -115,15 +115,7 @@
         <w:jc w:val="both"/>
       </w:pPr>
       <w:r>
-        <w:t xml:space="preserve">For Windows, install Git from website. This install should come with Git Bash. </w:t>
-      </w:r>
-      <w:proofErr w:type="spellStart"/>
-      <w:r>
-        <w:t>You</w:t>
-      </w:r>
-      <w:proofErr w:type="spellEnd"/>
-      <w:r>
-        <w:t xml:space="preserve"> will use the Git Bash to make Git commands, </w:t>
+        <w:t xml:space="preserve">For Windows, install Git from website. This install should come with Git Bash. You will use the Git Bash to make Git commands, </w:t>
       </w:r>
       <w:proofErr w:type="gramStart"/>
       <w:r>
@@ -553,23 +545,7 @@
           <w:szCs w:val="21"/>
           <w:u w:val="single"/>
         </w:rPr>
-        <w:t>The “</w:t>
-      </w:r>
-      <w:r>
-        <w:rPr>
-          <w:sz w:val="21"/>
-          <w:szCs w:val="21"/>
-          <w:u w:val="single"/>
-        </w:rPr>
-        <w:t>main</w:t>
-      </w:r>
-      <w:r>
-        <w:rPr>
-          <w:sz w:val="21"/>
-          <w:szCs w:val="21"/>
-          <w:u w:val="single"/>
-        </w:rPr>
-        <w:t>” branch</w:t>
+        <w:t>The “main” branch</w:t>
       </w:r>
       <w:r>
         <w:rPr>
@@ -670,29 +646,14 @@
           <w:szCs w:val="21"/>
           <w:u w:val="single"/>
         </w:rPr>
-        <w:t>F</w:t>
-      </w:r>
-      <w:r>
-        <w:rPr>
-          <w:sz w:val="21"/>
-          <w:szCs w:val="21"/>
-          <w:u w:val="single"/>
-        </w:rPr>
-        <w:t>eature branches</w:t>
+        <w:t>Feature branches</w:t>
       </w:r>
       <w:r>
         <w:rPr>
           <w:sz w:val="21"/>
           <w:szCs w:val="21"/>
         </w:rPr>
-        <w:t xml:space="preserve"> </w:t>
-      </w:r>
-      <w:r>
-        <w:rPr>
-          <w:sz w:val="21"/>
-          <w:szCs w:val="21"/>
-        </w:rPr>
-        <w:t>(with a user-given name) can be created to perform development work</w:t>
+        <w:t xml:space="preserve"> (with a user-given name) can be created to perform development work</w:t>
       </w:r>
       <w:r>
         <w:rPr>
@@ -1163,14 +1124,7 @@
           <w:sz w:val="21"/>
           <w:szCs w:val="21"/>
         </w:rPr>
-        <w:t xml:space="preserve"> </w:t>
-      </w:r>
-      <w:r>
-        <w:rPr>
-          <w:sz w:val="21"/>
-          <w:szCs w:val="21"/>
-        </w:rPr>
-        <w:t>This makes the branch</w:t>
+        <w:t xml:space="preserve"> This makes the branch</w:t>
       </w:r>
       <w:r>
         <w:rPr>
@@ -1184,49 +1138,7 @@
           <w:sz w:val="21"/>
           <w:szCs w:val="21"/>
         </w:rPr>
-        <w:t xml:space="preserve"> of the </w:t>
-      </w:r>
-      <w:r>
-        <w:rPr>
-          <w:sz w:val="21"/>
-          <w:szCs w:val="21"/>
-        </w:rPr>
-        <w:t>local</w:t>
-      </w:r>
-      <w:r>
-        <w:rPr>
-          <w:sz w:val="21"/>
-          <w:szCs w:val="21"/>
-        </w:rPr>
-        <w:t xml:space="preserve"> repository match the branch in the </w:t>
-      </w:r>
-      <w:r>
-        <w:rPr>
-          <w:sz w:val="21"/>
-          <w:szCs w:val="21"/>
-        </w:rPr>
-        <w:t>remote</w:t>
-      </w:r>
-      <w:r>
-        <w:rPr>
-          <w:sz w:val="21"/>
-          <w:szCs w:val="21"/>
-        </w:rPr>
-        <w:t xml:space="preserve"> repository.</w:t>
-      </w:r>
-      <w:r>
-        <w:rPr>
-          <w:sz w:val="21"/>
-          <w:szCs w:val="21"/>
-        </w:rPr>
-        <w:t xml:space="preserve"> </w:t>
-      </w:r>
-      <w:r>
-        <w:rPr>
-          <w:sz w:val="21"/>
-          <w:szCs w:val="21"/>
-        </w:rPr>
-        <w:t xml:space="preserve">Note: If conflicts exist between the local and remote branch, GitLab will ask to resolve these manually. </w:t>
+        <w:t xml:space="preserve"> of the local repository match the branch in the remote repository. Note: If conflicts exist between the local and remote branch, GitLab will ask to resolve these manually. </w:t>
       </w:r>
       <w:r>
         <w:rPr>
@@ -2025,13 +1937,7 @@
         <w:jc w:val="both"/>
       </w:pPr>
       <w:r>
-        <w:t xml:space="preserve">If not, then switch to </w:t>
-      </w:r>
-      <w:r>
-        <w:t>it</w:t>
-      </w:r>
-      <w:r>
-        <w:t xml:space="preserve">: </w:t>
+        <w:t xml:space="preserve">If not, then switch to it: </w:t>
       </w:r>
       <w:r>
         <w:rPr>
@@ -2331,7 +2237,7 @@
         <w:jc w:val="both"/>
       </w:pPr>
       <w:r>
-        <w:t>If all pass, you can proceed.</w:t>
+        <w:t xml:space="preserve">See directions below for integration tests. </w:t>
       </w:r>
     </w:p>
     <w:p>
@@ -2344,6 +2250,19 @@
         <w:jc w:val="both"/>
       </w:pPr>
       <w:r>
+        <w:t>If all pass, you can proceed.</w:t>
+      </w:r>
+    </w:p>
+    <w:p>
+      <w:pPr>
+        <w:pStyle w:val="ListParagraph"/>
+        <w:numPr>
+          <w:ilvl w:val="1"/>
+          <w:numId w:val="11"/>
+        </w:numPr>
+        <w:jc w:val="both"/>
+      </w:pPr>
+      <w:r>
         <w:t>If some fail, you should debug the new issues (or update the failed integration tests if they are now considered outdated).</w:t>
       </w:r>
     </w:p>
@@ -2380,19 +2299,7 @@
         <w:jc w:val="both"/>
       </w:pPr>
       <w:r>
-        <w:t>Send your</w:t>
-      </w:r>
-      <w:r>
-        <w:t xml:space="preserve"> </w:t>
-      </w:r>
-      <w:r>
-        <w:t xml:space="preserve">feature branch </w:t>
-      </w:r>
-      <w:r>
-        <w:t xml:space="preserve">edits </w:t>
-      </w:r>
-      <w:r>
-        <w:t xml:space="preserve">to GitLab: </w:t>
+        <w:t xml:space="preserve">Send your feature branch edits to GitLab: </w:t>
       </w:r>
       <w:r>
         <w:rPr>
@@ -2425,10 +2332,7 @@
         <w:jc w:val="both"/>
       </w:pPr>
       <w:r>
-        <w:t xml:space="preserve">Go to GitLab to make sure the </w:t>
-      </w:r>
-      <w:r>
-        <w:t xml:space="preserve">edits appear. </w:t>
+        <w:t xml:space="preserve">Go to GitLab to make sure the edits appear. </w:t>
       </w:r>
     </w:p>
     <w:p>
@@ -2441,13 +2345,7 @@
         <w:jc w:val="both"/>
       </w:pPr>
       <w:r>
-        <w:t>You can see</w:t>
-      </w:r>
-      <w:r>
-        <w:t xml:space="preserve"> </w:t>
-      </w:r>
-      <w:r>
-        <w:t>this with the commit history of the branch on GitLab.</w:t>
+        <w:t>You can see this with the commit history of the branch on GitLab.</w:t>
       </w:r>
     </w:p>
     <w:p>
@@ -2513,6 +2411,5567 @@
       <w:r>
         <w:t>- Use feature branches; do not work directly on main</w:t>
       </w:r>
+    </w:p>
+    <w:p>
+      <w:pPr>
+        <w:pStyle w:val="Heading1"/>
+        <w:jc w:val="both"/>
+      </w:pPr>
+      <w:r>
+        <w:br w:type="page"/>
+      </w:r>
+    </w:p>
+    <w:p>
+      <w:pPr>
+        <w:pStyle w:val="Heading1"/>
+        <w:jc w:val="both"/>
+      </w:pPr>
+      <w:r>
+        <w:lastRenderedPageBreak/>
+        <w:t>Integration Tests</w:t>
+      </w:r>
+    </w:p>
+    <w:p>
+      <w:pPr>
+        <w:jc w:val="both"/>
+      </w:pPr>
+      <w:r>
+        <w:t xml:space="preserve">The integration tests included with </w:t>
+      </w:r>
+      <w:proofErr w:type="spellStart"/>
+      <w:r>
+        <w:t>DARSim</w:t>
+      </w:r>
+      <w:proofErr w:type="spellEnd"/>
+      <w:r>
+        <w:t xml:space="preserve"> are summarized in Table 1. These tests are very small and simple allowing them to perform very quickly. They </w:t>
+      </w:r>
+      <w:r>
+        <w:rPr>
+          <w:u w:val="single"/>
+        </w:rPr>
+        <w:t>do not test all</w:t>
+      </w:r>
+      <w:r>
+        <w:t xml:space="preserve"> </w:t>
+      </w:r>
+      <w:proofErr w:type="spellStart"/>
+      <w:r>
+        <w:t>DARSim’s</w:t>
+      </w:r>
+      <w:proofErr w:type="spellEnd"/>
+      <w:r>
+        <w:t xml:space="preserve"> capabilities and do not guarantee that a new feature branch of </w:t>
+      </w:r>
+      <w:proofErr w:type="spellStart"/>
+      <w:r>
+        <w:t>DARSim</w:t>
+      </w:r>
+      <w:proofErr w:type="spellEnd"/>
+      <w:r>
+        <w:t xml:space="preserve"> is bug free. They simply provide a quick assessment of </w:t>
+      </w:r>
+      <w:proofErr w:type="spellStart"/>
+      <w:r>
+        <w:t>DARSim’s</w:t>
+      </w:r>
+      <w:proofErr w:type="spellEnd"/>
+      <w:r>
+        <w:t xml:space="preserve"> basic functionality to provide at least </w:t>
+      </w:r>
+      <w:r>
+        <w:rPr>
+          <w:i/>
+          <w:iCs/>
+        </w:rPr>
+        <w:t xml:space="preserve">some </w:t>
+      </w:r>
+      <w:r>
+        <w:t xml:space="preserve">confidence in a new feature branch performance. </w:t>
+      </w:r>
+    </w:p>
+    <w:p>
+      <w:pPr>
+        <w:jc w:val="both"/>
+      </w:pPr>
+      <w:r>
+        <w:t>To run the integration tests:</w:t>
+      </w:r>
+    </w:p>
+    <w:p>
+      <w:pPr>
+        <w:pStyle w:val="ListParagraph"/>
+        <w:numPr>
+          <w:ilvl w:val="0"/>
+          <w:numId w:val="14"/>
+        </w:numPr>
+        <w:jc w:val="both"/>
+      </w:pPr>
+      <w:r>
+        <w:t>Navigate to the integration test directory</w:t>
+      </w:r>
+    </w:p>
+    <w:p>
+      <w:pPr>
+        <w:pStyle w:val="ListParagraph"/>
+        <w:numPr>
+          <w:ilvl w:val="1"/>
+          <w:numId w:val="14"/>
+        </w:numPr>
+        <w:jc w:val="both"/>
+      </w:pPr>
+      <w:r>
+        <w:rPr>
+          <w:rFonts w:ascii="Consolas" w:hAnsi="Consolas" w:cs="Consolas"/>
+          <w:sz w:val="20"/>
+          <w:szCs w:val="20"/>
+          <w:highlight w:val="lightGray"/>
+        </w:rPr>
+        <w:t>cd /</w:t>
+      </w:r>
+      <w:proofErr w:type="spellStart"/>
+      <w:r>
+        <w:rPr>
+          <w:rFonts w:ascii="Consolas" w:hAnsi="Consolas" w:cs="Consolas"/>
+          <w:sz w:val="20"/>
+          <w:szCs w:val="20"/>
+          <w:highlight w:val="lightGray"/>
+        </w:rPr>
+        <w:t>IntegrationTests</w:t>
+      </w:r>
+      <w:proofErr w:type="spellEnd"/>
+    </w:p>
+    <w:p>
+      <w:pPr>
+        <w:pStyle w:val="ListParagraph"/>
+        <w:numPr>
+          <w:ilvl w:val="0"/>
+          <w:numId w:val="14"/>
+        </w:numPr>
+        <w:jc w:val="both"/>
+      </w:pPr>
+      <w:r>
+        <w:t xml:space="preserve">Call the </w:t>
+      </w:r>
+      <w:proofErr w:type="spellStart"/>
+      <w:r>
+        <w:t>RunIntegrationTests.m</w:t>
+      </w:r>
+      <w:proofErr w:type="spellEnd"/>
+      <w:r>
+        <w:t xml:space="preserve"> function in MATLAB</w:t>
+      </w:r>
+    </w:p>
+    <w:p>
+      <w:pPr>
+        <w:pStyle w:val="ListParagraph"/>
+        <w:numPr>
+          <w:ilvl w:val="1"/>
+          <w:numId w:val="14"/>
+        </w:numPr>
+        <w:jc w:val="both"/>
+        <w:rPr>
+          <w:rFonts w:ascii="Consolas" w:hAnsi="Consolas" w:cs="Consolas"/>
+        </w:rPr>
+      </w:pPr>
+      <w:proofErr w:type="spellStart"/>
+      <w:r>
+        <w:rPr>
+          <w:rFonts w:ascii="Consolas" w:hAnsi="Consolas" w:cs="Consolas"/>
+          <w:sz w:val="20"/>
+          <w:szCs w:val="20"/>
+          <w:highlight w:val="lightGray"/>
+        </w:rPr>
+        <w:t>RunIntegrationTests</w:t>
+      </w:r>
+      <w:proofErr w:type="spellEnd"/>
+      <w:r>
+        <w:rPr>
+          <w:rFonts w:ascii="Consolas" w:hAnsi="Consolas" w:cs="Consolas"/>
+          <w:sz w:val="20"/>
+          <w:szCs w:val="20"/>
+          <w:highlight w:val="lightGray"/>
+        </w:rPr>
+        <w:t>(&lt;LogFileName.txt&gt;)</w:t>
+      </w:r>
+      <w:r>
+        <w:rPr>
+          <w:rFonts w:ascii="Consolas" w:hAnsi="Consolas" w:cs="Consolas"/>
+        </w:rPr>
+        <w:t xml:space="preserve"> </w:t>
+      </w:r>
+    </w:p>
+    <w:p>
+      <w:pPr>
+        <w:pStyle w:val="ListParagraph"/>
+        <w:numPr>
+          <w:ilvl w:val="1"/>
+          <w:numId w:val="14"/>
+        </w:numPr>
+        <w:jc w:val="both"/>
+      </w:pPr>
+      <w:r>
+        <w:t xml:space="preserve">The </w:t>
+      </w:r>
+      <w:r>
+        <w:rPr>
+          <w:rFonts w:ascii="Consolas" w:hAnsi="Consolas" w:cs="Consolas"/>
+          <w:sz w:val="20"/>
+          <w:szCs w:val="20"/>
+          <w:highlight w:val="lightGray"/>
+        </w:rPr>
+        <w:t>&lt;LogFileName.txt&gt;</w:t>
+      </w:r>
+      <w:r>
+        <w:t xml:space="preserve"> is an optional argument to name the output file. By default, this file is called </w:t>
+      </w:r>
+      <w:r>
+        <w:t>IntegrationTestLog.txt</w:t>
+      </w:r>
+      <w:r>
+        <w:t>.</w:t>
+      </w:r>
+    </w:p>
+    <w:p>
+      <w:pPr>
+        <w:pStyle w:val="ListParagraph"/>
+        <w:numPr>
+          <w:ilvl w:val="0"/>
+          <w:numId w:val="14"/>
+        </w:numPr>
+        <w:jc w:val="both"/>
+      </w:pPr>
+      <w:r>
+        <w:t xml:space="preserve">Review the outcome in the log file. A summary of the tests is listed near the bottom of the log file, including the total number of tests, number of skipped tests (with reason for skipping), number of failed tests (with reason for failure), and number of passed tests. </w:t>
+      </w:r>
+    </w:p>
+    <w:p>
+      <w:pPr>
+        <w:pStyle w:val="ListParagraph"/>
+        <w:numPr>
+          <w:ilvl w:val="1"/>
+          <w:numId w:val="14"/>
+        </w:numPr>
+        <w:jc w:val="both"/>
+      </w:pPr>
+      <w:r>
+        <w:t xml:space="preserve">If a test fails, this is either due to a bug in the new feature branch you are testing, or because the benchmark output should be updated (i.e. the new feature branch is fixing a bug in the main </w:t>
+      </w:r>
+      <w:r>
+        <w:t>branch,</w:t>
+      </w:r>
+      <w:r>
+        <w:t xml:space="preserve"> and we expect the benchmark output to change.)</w:t>
+      </w:r>
+    </w:p>
+    <w:p>
+      <w:pPr>
+        <w:spacing w:after="200" w:line="276" w:lineRule="auto"/>
+      </w:pPr>
+      <w:r>
+        <w:br w:type="page"/>
+      </w:r>
+    </w:p>
+    <w:p>
+      <w:pPr>
+        <w:jc w:val="both"/>
+      </w:pPr>
+    </w:p>
+    <w:p>
+      <w:pPr>
+        <w:pStyle w:val="Caption"/>
+        <w:keepNext/>
+        <w:rPr>
+          <w:color w:val="000000" w:themeColor="text1"/>
+          <w:sz w:val="21"/>
+          <w:szCs w:val="21"/>
+        </w:rPr>
+      </w:pPr>
+      <w:r>
+        <w:rPr>
+          <w:color w:val="000000" w:themeColor="text1"/>
+          <w:sz w:val="21"/>
+          <w:szCs w:val="21"/>
+        </w:rPr>
+        <w:t xml:space="preserve">Table </w:t>
+      </w:r>
+      <w:r>
+        <w:rPr>
+          <w:color w:val="000000" w:themeColor="text1"/>
+          <w:sz w:val="21"/>
+          <w:szCs w:val="21"/>
+        </w:rPr>
+        <w:fldChar w:fldCharType="begin"/>
+      </w:r>
+      <w:r>
+        <w:rPr>
+          <w:color w:val="000000" w:themeColor="text1"/>
+          <w:sz w:val="21"/>
+          <w:szCs w:val="21"/>
+        </w:rPr>
+        <w:instrText xml:space="preserve"> SEQ Table \* ARABIC </w:instrText>
+      </w:r>
+      <w:r>
+        <w:rPr>
+          <w:color w:val="000000" w:themeColor="text1"/>
+          <w:sz w:val="21"/>
+          <w:szCs w:val="21"/>
+        </w:rPr>
+        <w:fldChar w:fldCharType="separate"/>
+      </w:r>
+      <w:r>
+        <w:rPr>
+          <w:noProof/>
+          <w:color w:val="000000" w:themeColor="text1"/>
+          <w:sz w:val="21"/>
+          <w:szCs w:val="21"/>
+        </w:rPr>
+        <w:t>1</w:t>
+      </w:r>
+      <w:r>
+        <w:rPr>
+          <w:color w:val="000000" w:themeColor="text1"/>
+          <w:sz w:val="21"/>
+          <w:szCs w:val="21"/>
+        </w:rPr>
+        <w:fldChar w:fldCharType="end"/>
+      </w:r>
+      <w:r>
+        <w:rPr>
+          <w:color w:val="000000" w:themeColor="text1"/>
+          <w:sz w:val="21"/>
+          <w:szCs w:val="21"/>
+        </w:rPr>
+        <w:t>. Review of the integration tests included with DARSim.</w:t>
+      </w:r>
+    </w:p>
+    <w:p/>
+    <w:tbl>
+      <w:tblPr>
+        <w:tblStyle w:val="GridTable2-Accent1"/>
+        <w:tblW w:w="8294" w:type="dxa"/>
+        <w:tblLook w:val="04A0" w:firstRow="1" w:lastRow="0" w:firstColumn="1" w:lastColumn="0" w:noHBand="0" w:noVBand="1"/>
+      </w:tblPr>
+      <w:tblGrid>
+        <w:gridCol w:w="633"/>
+        <w:gridCol w:w="1047"/>
+        <w:gridCol w:w="2397"/>
+        <w:gridCol w:w="677"/>
+        <w:gridCol w:w="911"/>
+        <w:gridCol w:w="1621"/>
+        <w:gridCol w:w="1285"/>
+      </w:tblGrid>
+      <w:tr>
+        <w:trPr>
+          <w:cnfStyle w:val="100000000000" w:firstRow="1" w:lastRow="0" w:firstColumn="0" w:lastColumn="0" w:oddVBand="0" w:evenVBand="0" w:oddHBand="0" w:evenHBand="0" w:firstRowFirstColumn="0" w:firstRowLastColumn="0" w:lastRowFirstColumn="0" w:lastRowLastColumn="0"/>
+          <w:trHeight w:val="320"/>
+        </w:trPr>
+        <w:tc>
+          <w:tcPr>
+            <w:cnfStyle w:val="001000000000" w:firstRow="0" w:lastRow="0" w:firstColumn="1" w:lastColumn="0" w:oddVBand="0" w:evenVBand="0" w:oddHBand="0" w:evenHBand="0" w:firstRowFirstColumn="0" w:firstRowLastColumn="0" w:lastRowFirstColumn="0" w:lastRowLastColumn="0"/>
+            <w:tcW w:w="633" w:type="dxa"/>
+            <w:noWrap/>
+            <w:hideMark/>
+          </w:tcPr>
+          <w:p>
+            <w:pPr>
+              <w:jc w:val="center"/>
+              <w:rPr>
+                <w:rFonts w:ascii="Aptos Narrow" w:hAnsi="Aptos Narrow"/>
+                <w:color w:val="000000"/>
+              </w:rPr>
+            </w:pPr>
+            <w:r>
+              <w:rPr>
+                <w:rFonts w:ascii="Aptos Narrow" w:hAnsi="Aptos Narrow"/>
+                <w:color w:val="000000"/>
+              </w:rPr>
+              <w:t>Test</w:t>
+            </w:r>
+          </w:p>
+        </w:tc>
+        <w:tc>
+          <w:tcPr>
+            <w:tcW w:w="1047" w:type="dxa"/>
+            <w:noWrap/>
+            <w:hideMark/>
+          </w:tcPr>
+          <w:p>
+            <w:pPr>
+              <w:jc w:val="center"/>
+              <w:cnfStyle w:val="100000000000" w:firstRow="1" w:lastRow="0" w:firstColumn="0" w:lastColumn="0" w:oddVBand="0" w:evenVBand="0" w:oddHBand="0" w:evenHBand="0" w:firstRowFirstColumn="0" w:firstRowLastColumn="0" w:lastRowFirstColumn="0" w:lastRowLastColumn="0"/>
+              <w:rPr>
+                <w:rFonts w:ascii="Aptos Narrow" w:hAnsi="Aptos Narrow"/>
+                <w:color w:val="000000"/>
+              </w:rPr>
+            </w:pPr>
+            <w:r>
+              <w:rPr>
+                <w:rFonts w:ascii="Aptos Narrow" w:hAnsi="Aptos Narrow"/>
+                <w:color w:val="000000"/>
+              </w:rPr>
+              <w:t>Grid</w:t>
+            </w:r>
+          </w:p>
+        </w:tc>
+        <w:tc>
+          <w:tcPr>
+            <w:tcW w:w="2397" w:type="dxa"/>
+            <w:noWrap/>
+            <w:hideMark/>
+          </w:tcPr>
+          <w:p>
+            <w:pPr>
+              <w:jc w:val="center"/>
+              <w:cnfStyle w:val="100000000000" w:firstRow="1" w:lastRow="0" w:firstColumn="0" w:lastColumn="0" w:oddVBand="0" w:evenVBand="0" w:oddHBand="0" w:evenHBand="0" w:firstRowFirstColumn="0" w:firstRowLastColumn="0" w:lastRowFirstColumn="0" w:lastRowLastColumn="0"/>
+              <w:rPr>
+                <w:rFonts w:ascii="Aptos Narrow" w:hAnsi="Aptos Narrow"/>
+                <w:color w:val="000000"/>
+              </w:rPr>
+            </w:pPr>
+            <w:r>
+              <w:rPr>
+                <w:rFonts w:ascii="Aptos Narrow" w:hAnsi="Aptos Narrow"/>
+                <w:color w:val="000000"/>
+              </w:rPr>
+              <w:t>Fluid model</w:t>
+            </w:r>
+          </w:p>
+        </w:tc>
+        <w:tc>
+          <w:tcPr>
+            <w:tcW w:w="400" w:type="dxa"/>
+            <w:noWrap/>
+            <w:hideMark/>
+          </w:tcPr>
+          <w:p>
+            <w:pPr>
+              <w:jc w:val="center"/>
+              <w:cnfStyle w:val="100000000000" w:firstRow="1" w:lastRow="0" w:firstColumn="0" w:lastColumn="0" w:oddVBand="0" w:evenVBand="0" w:oddHBand="0" w:evenHBand="0" w:firstRowFirstColumn="0" w:firstRowLastColumn="0" w:lastRowFirstColumn="0" w:lastRowLastColumn="0"/>
+              <w:rPr>
+                <w:rFonts w:ascii="Aptos Narrow" w:hAnsi="Aptos Narrow"/>
+                <w:color w:val="000000"/>
+              </w:rPr>
+            </w:pPr>
+            <w:r>
+              <w:rPr>
+                <w:rFonts w:ascii="Aptos Narrow" w:hAnsi="Aptos Narrow"/>
+                <w:color w:val="000000"/>
+              </w:rPr>
+              <w:t>ADM</w:t>
+            </w:r>
+          </w:p>
+        </w:tc>
+        <w:tc>
+          <w:tcPr>
+            <w:tcW w:w="911" w:type="dxa"/>
+            <w:noWrap/>
+            <w:hideMark/>
+          </w:tcPr>
+          <w:p>
+            <w:pPr>
+              <w:jc w:val="center"/>
+              <w:cnfStyle w:val="100000000000" w:firstRow="1" w:lastRow="0" w:firstColumn="0" w:lastColumn="0" w:oddVBand="0" w:evenVBand="0" w:oddHBand="0" w:evenHBand="0" w:firstRowFirstColumn="0" w:firstRowLastColumn="0" w:lastRowFirstColumn="0" w:lastRowLastColumn="0"/>
+              <w:rPr>
+                <w:rFonts w:ascii="Aptos Narrow" w:hAnsi="Aptos Narrow"/>
+                <w:color w:val="000000"/>
+              </w:rPr>
+            </w:pPr>
+            <w:r>
+              <w:rPr>
+                <w:rFonts w:ascii="Aptos Narrow" w:hAnsi="Aptos Narrow"/>
+                <w:color w:val="000000"/>
+              </w:rPr>
+              <w:t>pEDFM</w:t>
+            </w:r>
+          </w:p>
+        </w:tc>
+        <w:tc>
+          <w:tcPr>
+            <w:tcW w:w="1621" w:type="dxa"/>
+            <w:noWrap/>
+            <w:hideMark/>
+          </w:tcPr>
+          <w:p>
+            <w:pPr>
+              <w:jc w:val="center"/>
+              <w:cnfStyle w:val="100000000000" w:firstRow="1" w:lastRow="0" w:firstColumn="0" w:lastColumn="0" w:oddVBand="0" w:evenVBand="0" w:oddHBand="0" w:evenHBand="0" w:firstRowFirstColumn="0" w:firstRowLastColumn="0" w:lastRowFirstColumn="0" w:lastRowLastColumn="0"/>
+              <w:rPr>
+                <w:rFonts w:ascii="Aptos Narrow" w:hAnsi="Aptos Narrow"/>
+                <w:color w:val="000000"/>
+              </w:rPr>
+            </w:pPr>
+            <w:r>
+              <w:rPr>
+                <w:rFonts w:ascii="Aptos Narrow" w:hAnsi="Aptos Narrow"/>
+                <w:color w:val="000000"/>
+              </w:rPr>
+              <w:t>Heterogeneity</w:t>
+            </w:r>
+          </w:p>
+        </w:tc>
+        <w:tc>
+          <w:tcPr>
+            <w:tcW w:w="1285" w:type="dxa"/>
+            <w:noWrap/>
+            <w:hideMark/>
+          </w:tcPr>
+          <w:p>
+            <w:pPr>
+              <w:jc w:val="center"/>
+              <w:cnfStyle w:val="100000000000" w:firstRow="1" w:lastRow="0" w:firstColumn="0" w:lastColumn="0" w:oddVBand="0" w:evenVBand="0" w:oddHBand="0" w:evenHBand="0" w:firstRowFirstColumn="0" w:firstRowLastColumn="0" w:lastRowFirstColumn="0" w:lastRowLastColumn="0"/>
+              <w:rPr>
+                <w:rFonts w:ascii="Aptos Narrow" w:hAnsi="Aptos Narrow"/>
+                <w:color w:val="000000"/>
+              </w:rPr>
+            </w:pPr>
+            <w:r>
+              <w:rPr>
+                <w:rFonts w:ascii="Aptos Narrow" w:hAnsi="Aptos Narrow"/>
+                <w:color w:val="000000"/>
+              </w:rPr>
+              <w:t>Anisotropy</w:t>
+            </w:r>
+          </w:p>
+        </w:tc>
+      </w:tr>
+      <w:tr>
+        <w:trPr>
+          <w:cnfStyle w:val="000000100000" w:firstRow="0" w:lastRow="0" w:firstColumn="0" w:lastColumn="0" w:oddVBand="0" w:evenVBand="0" w:oddHBand="1" w:evenHBand="0" w:firstRowFirstColumn="0" w:firstRowLastColumn="0" w:lastRowFirstColumn="0" w:lastRowLastColumn="0"/>
+          <w:trHeight w:val="320"/>
+        </w:trPr>
+        <w:tc>
+          <w:tcPr>
+            <w:cnfStyle w:val="001000000000" w:firstRow="0" w:lastRow="0" w:firstColumn="1" w:lastColumn="0" w:oddVBand="0" w:evenVBand="0" w:oddHBand="0" w:evenHBand="0" w:firstRowFirstColumn="0" w:firstRowLastColumn="0" w:lastRowFirstColumn="0" w:lastRowLastColumn="0"/>
+            <w:tcW w:w="633" w:type="dxa"/>
+            <w:noWrap/>
+            <w:hideMark/>
+          </w:tcPr>
+          <w:p>
+            <w:pPr>
+              <w:jc w:val="center"/>
+              <w:rPr>
+                <w:rFonts w:ascii="Aptos Narrow" w:hAnsi="Aptos Narrow"/>
+                <w:color w:val="000000"/>
+              </w:rPr>
+            </w:pPr>
+            <w:r>
+              <w:rPr>
+                <w:rFonts w:ascii="Aptos Narrow" w:hAnsi="Aptos Narrow"/>
+                <w:color w:val="000000"/>
+              </w:rPr>
+              <w:t>1</w:t>
+            </w:r>
+          </w:p>
+        </w:tc>
+        <w:tc>
+          <w:tcPr>
+            <w:tcW w:w="1047" w:type="dxa"/>
+            <w:noWrap/>
+            <w:hideMark/>
+          </w:tcPr>
+          <w:p>
+            <w:pPr>
+              <w:jc w:val="center"/>
+              <w:cnfStyle w:val="000000100000" w:firstRow="0" w:lastRow="0" w:firstColumn="0" w:lastColumn="0" w:oddVBand="0" w:evenVBand="0" w:oddHBand="1" w:evenHBand="0" w:firstRowFirstColumn="0" w:firstRowLastColumn="0" w:lastRowFirstColumn="0" w:lastRowLastColumn="0"/>
+              <w:rPr>
+                <w:rFonts w:ascii="Aptos Narrow" w:hAnsi="Aptos Narrow"/>
+                <w:color w:val="000000"/>
+              </w:rPr>
+            </w:pPr>
+            <w:r>
+              <w:rPr>
+                <w:rFonts w:ascii="Aptos Narrow" w:hAnsi="Aptos Narrow"/>
+                <w:color w:val="000000"/>
+              </w:rPr>
+              <w:t>Cart</w:t>
+            </w:r>
+          </w:p>
+        </w:tc>
+        <w:tc>
+          <w:tcPr>
+            <w:tcW w:w="2397" w:type="dxa"/>
+            <w:noWrap/>
+            <w:hideMark/>
+          </w:tcPr>
+          <w:p>
+            <w:pPr>
+              <w:jc w:val="center"/>
+              <w:cnfStyle w:val="000000100000" w:firstRow="0" w:lastRow="0" w:firstColumn="0" w:lastColumn="0" w:oddVBand="0" w:evenVBand="0" w:oddHBand="1" w:evenHBand="0" w:firstRowFirstColumn="0" w:firstRowLastColumn="0" w:lastRowFirstColumn="0" w:lastRowLastColumn="0"/>
+              <w:rPr>
+                <w:rFonts w:ascii="Aptos Narrow" w:hAnsi="Aptos Narrow"/>
+                <w:color w:val="000000"/>
+              </w:rPr>
+            </w:pPr>
+            <w:r>
+              <w:rPr>
+                <w:rFonts w:ascii="Aptos Narrow" w:hAnsi="Aptos Narrow"/>
+                <w:color w:val="000000"/>
+              </w:rPr>
+              <w:t>CO2 black oil</w:t>
+            </w:r>
+          </w:p>
+        </w:tc>
+        <w:tc>
+          <w:tcPr>
+            <w:tcW w:w="400" w:type="dxa"/>
+            <w:noWrap/>
+            <w:hideMark/>
+          </w:tcPr>
+          <w:p>
+            <w:pPr>
+              <w:jc w:val="center"/>
+              <w:cnfStyle w:val="000000100000" w:firstRow="0" w:lastRow="0" w:firstColumn="0" w:lastColumn="0" w:oddVBand="0" w:evenVBand="0" w:oddHBand="1" w:evenHBand="0" w:firstRowFirstColumn="0" w:firstRowLastColumn="0" w:lastRowFirstColumn="0" w:lastRowLastColumn="0"/>
+              <w:rPr>
+                <w:rFonts w:ascii="Aptos Narrow" w:hAnsi="Aptos Narrow"/>
+                <w:color w:val="000000"/>
+              </w:rPr>
+            </w:pPr>
+            <w:r>
+              <w:rPr>
+                <w:rFonts w:ascii="Aptos Narrow" w:hAnsi="Aptos Narrow"/>
+                <w:color w:val="000000"/>
+              </w:rPr>
+              <w:t>-</w:t>
+            </w:r>
+          </w:p>
+        </w:tc>
+        <w:tc>
+          <w:tcPr>
+            <w:tcW w:w="911" w:type="dxa"/>
+            <w:noWrap/>
+            <w:hideMark/>
+          </w:tcPr>
+          <w:p>
+            <w:pPr>
+              <w:jc w:val="center"/>
+              <w:cnfStyle w:val="000000100000" w:firstRow="0" w:lastRow="0" w:firstColumn="0" w:lastColumn="0" w:oddVBand="0" w:evenVBand="0" w:oddHBand="1" w:evenHBand="0" w:firstRowFirstColumn="0" w:firstRowLastColumn="0" w:lastRowFirstColumn="0" w:lastRowLastColumn="0"/>
+              <w:rPr>
+                <w:rFonts w:ascii="Aptos Narrow" w:hAnsi="Aptos Narrow"/>
+                <w:color w:val="000000"/>
+              </w:rPr>
+            </w:pPr>
+            <w:r>
+              <w:rPr>
+                <w:rFonts w:ascii="Aptos Narrow" w:hAnsi="Aptos Narrow"/>
+                <w:color w:val="000000"/>
+              </w:rPr>
+              <w:t>-</w:t>
+            </w:r>
+          </w:p>
+        </w:tc>
+        <w:tc>
+          <w:tcPr>
+            <w:tcW w:w="1621" w:type="dxa"/>
+            <w:noWrap/>
+            <w:hideMark/>
+          </w:tcPr>
+          <w:p>
+            <w:pPr>
+              <w:jc w:val="center"/>
+              <w:cnfStyle w:val="000000100000" w:firstRow="0" w:lastRow="0" w:firstColumn="0" w:lastColumn="0" w:oddVBand="0" w:evenVBand="0" w:oddHBand="1" w:evenHBand="0" w:firstRowFirstColumn="0" w:firstRowLastColumn="0" w:lastRowFirstColumn="0" w:lastRowLastColumn="0"/>
+              <w:rPr>
+                <w:rFonts w:ascii="Aptos Narrow" w:hAnsi="Aptos Narrow"/>
+                <w:color w:val="000000"/>
+              </w:rPr>
+            </w:pPr>
+            <w:r>
+              <w:rPr>
+                <w:rFonts w:ascii="Aptos Narrow" w:hAnsi="Aptos Narrow"/>
+                <w:color w:val="000000"/>
+              </w:rPr>
+              <w:t>-</w:t>
+            </w:r>
+          </w:p>
+        </w:tc>
+        <w:tc>
+          <w:tcPr>
+            <w:tcW w:w="1285" w:type="dxa"/>
+            <w:noWrap/>
+            <w:hideMark/>
+          </w:tcPr>
+          <w:p>
+            <w:pPr>
+              <w:jc w:val="center"/>
+              <w:cnfStyle w:val="000000100000" w:firstRow="0" w:lastRow="0" w:firstColumn="0" w:lastColumn="0" w:oddVBand="0" w:evenVBand="0" w:oddHBand="1" w:evenHBand="0" w:firstRowFirstColumn="0" w:firstRowLastColumn="0" w:lastRowFirstColumn="0" w:lastRowLastColumn="0"/>
+              <w:rPr>
+                <w:rFonts w:ascii="Aptos Narrow" w:hAnsi="Aptos Narrow"/>
+                <w:color w:val="000000"/>
+              </w:rPr>
+            </w:pPr>
+            <w:r>
+              <w:rPr>
+                <w:rFonts w:ascii="Aptos Narrow" w:hAnsi="Aptos Narrow"/>
+                <w:color w:val="000000"/>
+              </w:rPr>
+              <w:t>-</w:t>
+            </w:r>
+          </w:p>
+        </w:tc>
+      </w:tr>
+      <w:tr>
+        <w:trPr>
+          <w:trHeight w:val="320"/>
+        </w:trPr>
+        <w:tc>
+          <w:tcPr>
+            <w:cnfStyle w:val="001000000000" w:firstRow="0" w:lastRow="0" w:firstColumn="1" w:lastColumn="0" w:oddVBand="0" w:evenVBand="0" w:oddHBand="0" w:evenHBand="0" w:firstRowFirstColumn="0" w:firstRowLastColumn="0" w:lastRowFirstColumn="0" w:lastRowLastColumn="0"/>
+            <w:tcW w:w="633" w:type="dxa"/>
+            <w:noWrap/>
+            <w:hideMark/>
+          </w:tcPr>
+          <w:p>
+            <w:pPr>
+              <w:jc w:val="center"/>
+              <w:rPr>
+                <w:rFonts w:ascii="Aptos Narrow" w:hAnsi="Aptos Narrow"/>
+                <w:color w:val="000000"/>
+              </w:rPr>
+            </w:pPr>
+            <w:r>
+              <w:rPr>
+                <w:rFonts w:ascii="Aptos Narrow" w:hAnsi="Aptos Narrow"/>
+                <w:color w:val="000000"/>
+              </w:rPr>
+              <w:t>2</w:t>
+            </w:r>
+          </w:p>
+        </w:tc>
+        <w:tc>
+          <w:tcPr>
+            <w:tcW w:w="1047" w:type="dxa"/>
+            <w:noWrap/>
+            <w:hideMark/>
+          </w:tcPr>
+          <w:p>
+            <w:pPr>
+              <w:jc w:val="center"/>
+              <w:cnfStyle w:val="000000000000" w:firstRow="0" w:lastRow="0" w:firstColumn="0" w:lastColumn="0" w:oddVBand="0" w:evenVBand="0" w:oddHBand="0" w:evenHBand="0" w:firstRowFirstColumn="0" w:firstRowLastColumn="0" w:lastRowFirstColumn="0" w:lastRowLastColumn="0"/>
+              <w:rPr>
+                <w:rFonts w:ascii="Aptos Narrow" w:hAnsi="Aptos Narrow"/>
+                <w:color w:val="000000"/>
+              </w:rPr>
+            </w:pPr>
+            <w:r>
+              <w:rPr>
+                <w:rFonts w:ascii="Aptos Narrow" w:hAnsi="Aptos Narrow"/>
+                <w:color w:val="000000"/>
+              </w:rPr>
+              <w:t>CPG</w:t>
+            </w:r>
+          </w:p>
+        </w:tc>
+        <w:tc>
+          <w:tcPr>
+            <w:tcW w:w="2397" w:type="dxa"/>
+            <w:noWrap/>
+            <w:hideMark/>
+          </w:tcPr>
+          <w:p>
+            <w:pPr>
+              <w:jc w:val="center"/>
+              <w:cnfStyle w:val="000000000000" w:firstRow="0" w:lastRow="0" w:firstColumn="0" w:lastColumn="0" w:oddVBand="0" w:evenVBand="0" w:oddHBand="0" w:evenHBand="0" w:firstRowFirstColumn="0" w:firstRowLastColumn="0" w:lastRowFirstColumn="0" w:lastRowLastColumn="0"/>
+              <w:rPr>
+                <w:rFonts w:ascii="Aptos Narrow" w:hAnsi="Aptos Narrow"/>
+                <w:color w:val="000000"/>
+              </w:rPr>
+            </w:pPr>
+            <w:r>
+              <w:rPr>
+                <w:rFonts w:ascii="Aptos Narrow" w:hAnsi="Aptos Narrow"/>
+                <w:color w:val="000000"/>
+              </w:rPr>
+              <w:t>CO2 black oil</w:t>
+            </w:r>
+          </w:p>
+        </w:tc>
+        <w:tc>
+          <w:tcPr>
+            <w:tcW w:w="400" w:type="dxa"/>
+            <w:noWrap/>
+            <w:hideMark/>
+          </w:tcPr>
+          <w:p>
+            <w:pPr>
+              <w:jc w:val="center"/>
+              <w:cnfStyle w:val="000000000000" w:firstRow="0" w:lastRow="0" w:firstColumn="0" w:lastColumn="0" w:oddVBand="0" w:evenVBand="0" w:oddHBand="0" w:evenHBand="0" w:firstRowFirstColumn="0" w:firstRowLastColumn="0" w:lastRowFirstColumn="0" w:lastRowLastColumn="0"/>
+              <w:rPr>
+                <w:rFonts w:ascii="Aptos Narrow" w:hAnsi="Aptos Narrow"/>
+                <w:color w:val="000000"/>
+              </w:rPr>
+            </w:pPr>
+            <w:r>
+              <w:rPr>
+                <w:rFonts w:ascii="Aptos Narrow" w:hAnsi="Aptos Narrow"/>
+                <w:color w:val="000000"/>
+              </w:rPr>
+              <w:t>-</w:t>
+            </w:r>
+          </w:p>
+        </w:tc>
+        <w:tc>
+          <w:tcPr>
+            <w:tcW w:w="911" w:type="dxa"/>
+            <w:noWrap/>
+            <w:hideMark/>
+          </w:tcPr>
+          <w:p>
+            <w:pPr>
+              <w:jc w:val="center"/>
+              <w:cnfStyle w:val="000000000000" w:firstRow="0" w:lastRow="0" w:firstColumn="0" w:lastColumn="0" w:oddVBand="0" w:evenVBand="0" w:oddHBand="0" w:evenHBand="0" w:firstRowFirstColumn="0" w:firstRowLastColumn="0" w:lastRowFirstColumn="0" w:lastRowLastColumn="0"/>
+              <w:rPr>
+                <w:rFonts w:ascii="Aptos Narrow" w:hAnsi="Aptos Narrow"/>
+                <w:color w:val="000000"/>
+              </w:rPr>
+            </w:pPr>
+            <w:r>
+              <w:rPr>
+                <w:rFonts w:ascii="Aptos Narrow" w:hAnsi="Aptos Narrow"/>
+                <w:color w:val="000000"/>
+              </w:rPr>
+              <w:t>-</w:t>
+            </w:r>
+          </w:p>
+        </w:tc>
+        <w:tc>
+          <w:tcPr>
+            <w:tcW w:w="1621" w:type="dxa"/>
+            <w:noWrap/>
+            <w:hideMark/>
+          </w:tcPr>
+          <w:p>
+            <w:pPr>
+              <w:jc w:val="center"/>
+              <w:cnfStyle w:val="000000000000" w:firstRow="0" w:lastRow="0" w:firstColumn="0" w:lastColumn="0" w:oddVBand="0" w:evenVBand="0" w:oddHBand="0" w:evenHBand="0" w:firstRowFirstColumn="0" w:firstRowLastColumn="0" w:lastRowFirstColumn="0" w:lastRowLastColumn="0"/>
+              <w:rPr>
+                <w:rFonts w:ascii="Aptos Narrow" w:hAnsi="Aptos Narrow"/>
+                <w:color w:val="000000"/>
+              </w:rPr>
+            </w:pPr>
+            <w:r>
+              <w:rPr>
+                <w:rFonts w:ascii="Aptos Narrow" w:hAnsi="Aptos Narrow"/>
+                <w:color w:val="000000"/>
+              </w:rPr>
+              <w:t>-</w:t>
+            </w:r>
+          </w:p>
+        </w:tc>
+        <w:tc>
+          <w:tcPr>
+            <w:tcW w:w="1285" w:type="dxa"/>
+            <w:noWrap/>
+            <w:hideMark/>
+          </w:tcPr>
+          <w:p>
+            <w:pPr>
+              <w:jc w:val="center"/>
+              <w:cnfStyle w:val="000000000000" w:firstRow="0" w:lastRow="0" w:firstColumn="0" w:lastColumn="0" w:oddVBand="0" w:evenVBand="0" w:oddHBand="0" w:evenHBand="0" w:firstRowFirstColumn="0" w:firstRowLastColumn="0" w:lastRowFirstColumn="0" w:lastRowLastColumn="0"/>
+              <w:rPr>
+                <w:rFonts w:ascii="Aptos Narrow" w:hAnsi="Aptos Narrow"/>
+                <w:color w:val="000000"/>
+              </w:rPr>
+            </w:pPr>
+            <w:r>
+              <w:rPr>
+                <w:rFonts w:ascii="Aptos Narrow" w:hAnsi="Aptos Narrow"/>
+                <w:color w:val="000000"/>
+              </w:rPr>
+              <w:t>-</w:t>
+            </w:r>
+          </w:p>
+        </w:tc>
+      </w:tr>
+      <w:tr>
+        <w:trPr>
+          <w:cnfStyle w:val="000000100000" w:firstRow="0" w:lastRow="0" w:firstColumn="0" w:lastColumn="0" w:oddVBand="0" w:evenVBand="0" w:oddHBand="1" w:evenHBand="0" w:firstRowFirstColumn="0" w:firstRowLastColumn="0" w:lastRowFirstColumn="0" w:lastRowLastColumn="0"/>
+          <w:trHeight w:val="320"/>
+        </w:trPr>
+        <w:tc>
+          <w:tcPr>
+            <w:cnfStyle w:val="001000000000" w:firstRow="0" w:lastRow="0" w:firstColumn="1" w:lastColumn="0" w:oddVBand="0" w:evenVBand="0" w:oddHBand="0" w:evenHBand="0" w:firstRowFirstColumn="0" w:firstRowLastColumn="0" w:lastRowFirstColumn="0" w:lastRowLastColumn="0"/>
+            <w:tcW w:w="633" w:type="dxa"/>
+            <w:noWrap/>
+            <w:hideMark/>
+          </w:tcPr>
+          <w:p>
+            <w:pPr>
+              <w:jc w:val="center"/>
+              <w:rPr>
+                <w:rFonts w:ascii="Aptos Narrow" w:hAnsi="Aptos Narrow"/>
+                <w:color w:val="000000"/>
+              </w:rPr>
+            </w:pPr>
+            <w:r>
+              <w:rPr>
+                <w:rFonts w:ascii="Aptos Narrow" w:hAnsi="Aptos Narrow"/>
+                <w:color w:val="000000"/>
+              </w:rPr>
+              <w:t>3</w:t>
+            </w:r>
+          </w:p>
+        </w:tc>
+        <w:tc>
+          <w:tcPr>
+            <w:tcW w:w="1047" w:type="dxa"/>
+            <w:noWrap/>
+            <w:hideMark/>
+          </w:tcPr>
+          <w:p>
+            <w:pPr>
+              <w:jc w:val="center"/>
+              <w:cnfStyle w:val="000000100000" w:firstRow="0" w:lastRow="0" w:firstColumn="0" w:lastColumn="0" w:oddVBand="0" w:evenVBand="0" w:oddHBand="1" w:evenHBand="0" w:firstRowFirstColumn="0" w:firstRowLastColumn="0" w:lastRowFirstColumn="0" w:lastRowLastColumn="0"/>
+              <w:rPr>
+                <w:rFonts w:ascii="Aptos Narrow" w:hAnsi="Aptos Narrow"/>
+                <w:color w:val="000000"/>
+              </w:rPr>
+            </w:pPr>
+            <w:r>
+              <w:rPr>
+                <w:rFonts w:ascii="Aptos Narrow" w:hAnsi="Aptos Narrow"/>
+                <w:color w:val="000000"/>
+              </w:rPr>
+              <w:t>Unstruct</w:t>
+            </w:r>
+          </w:p>
+        </w:tc>
+        <w:tc>
+          <w:tcPr>
+            <w:tcW w:w="2397" w:type="dxa"/>
+            <w:noWrap/>
+            <w:hideMark/>
+          </w:tcPr>
+          <w:p>
+            <w:pPr>
+              <w:jc w:val="center"/>
+              <w:cnfStyle w:val="000000100000" w:firstRow="0" w:lastRow="0" w:firstColumn="0" w:lastColumn="0" w:oddVBand="0" w:evenVBand="0" w:oddHBand="1" w:evenHBand="0" w:firstRowFirstColumn="0" w:firstRowLastColumn="0" w:lastRowFirstColumn="0" w:lastRowLastColumn="0"/>
+              <w:rPr>
+                <w:rFonts w:ascii="Aptos Narrow" w:hAnsi="Aptos Narrow"/>
+                <w:color w:val="000000"/>
+              </w:rPr>
+            </w:pPr>
+            <w:r>
+              <w:rPr>
+                <w:rFonts w:ascii="Aptos Narrow" w:hAnsi="Aptos Narrow"/>
+                <w:color w:val="000000"/>
+              </w:rPr>
+              <w:t>CO2 black oil</w:t>
+            </w:r>
+          </w:p>
+        </w:tc>
+        <w:tc>
+          <w:tcPr>
+            <w:tcW w:w="400" w:type="dxa"/>
+            <w:noWrap/>
+            <w:hideMark/>
+          </w:tcPr>
+          <w:p>
+            <w:pPr>
+              <w:jc w:val="center"/>
+              <w:cnfStyle w:val="000000100000" w:firstRow="0" w:lastRow="0" w:firstColumn="0" w:lastColumn="0" w:oddVBand="0" w:evenVBand="0" w:oddHBand="1" w:evenHBand="0" w:firstRowFirstColumn="0" w:firstRowLastColumn="0" w:lastRowFirstColumn="0" w:lastRowLastColumn="0"/>
+              <w:rPr>
+                <w:rFonts w:ascii="Aptos Narrow" w:hAnsi="Aptos Narrow"/>
+                <w:color w:val="000000"/>
+              </w:rPr>
+            </w:pPr>
+            <w:r>
+              <w:rPr>
+                <w:rFonts w:ascii="Aptos Narrow" w:hAnsi="Aptos Narrow"/>
+                <w:color w:val="000000"/>
+              </w:rPr>
+              <w:t>-</w:t>
+            </w:r>
+          </w:p>
+        </w:tc>
+        <w:tc>
+          <w:tcPr>
+            <w:tcW w:w="911" w:type="dxa"/>
+            <w:noWrap/>
+            <w:hideMark/>
+          </w:tcPr>
+          <w:p>
+            <w:pPr>
+              <w:jc w:val="center"/>
+              <w:cnfStyle w:val="000000100000" w:firstRow="0" w:lastRow="0" w:firstColumn="0" w:lastColumn="0" w:oddVBand="0" w:evenVBand="0" w:oddHBand="1" w:evenHBand="0" w:firstRowFirstColumn="0" w:firstRowLastColumn="0" w:lastRowFirstColumn="0" w:lastRowLastColumn="0"/>
+              <w:rPr>
+                <w:rFonts w:ascii="Aptos Narrow" w:hAnsi="Aptos Narrow"/>
+                <w:color w:val="000000"/>
+              </w:rPr>
+            </w:pPr>
+            <w:r>
+              <w:rPr>
+                <w:rFonts w:ascii="Aptos Narrow" w:hAnsi="Aptos Narrow"/>
+                <w:color w:val="000000"/>
+              </w:rPr>
+              <w:t>-</w:t>
+            </w:r>
+          </w:p>
+        </w:tc>
+        <w:tc>
+          <w:tcPr>
+            <w:tcW w:w="1621" w:type="dxa"/>
+            <w:noWrap/>
+            <w:hideMark/>
+          </w:tcPr>
+          <w:p>
+            <w:pPr>
+              <w:jc w:val="center"/>
+              <w:cnfStyle w:val="000000100000" w:firstRow="0" w:lastRow="0" w:firstColumn="0" w:lastColumn="0" w:oddVBand="0" w:evenVBand="0" w:oddHBand="1" w:evenHBand="0" w:firstRowFirstColumn="0" w:firstRowLastColumn="0" w:lastRowFirstColumn="0" w:lastRowLastColumn="0"/>
+              <w:rPr>
+                <w:rFonts w:ascii="Aptos Narrow" w:hAnsi="Aptos Narrow"/>
+                <w:color w:val="000000"/>
+              </w:rPr>
+            </w:pPr>
+            <w:r>
+              <w:rPr>
+                <w:rFonts w:ascii="Aptos Narrow" w:hAnsi="Aptos Narrow"/>
+                <w:color w:val="000000"/>
+              </w:rPr>
+              <w:t>-</w:t>
+            </w:r>
+          </w:p>
+        </w:tc>
+        <w:tc>
+          <w:tcPr>
+            <w:tcW w:w="1285" w:type="dxa"/>
+            <w:noWrap/>
+            <w:hideMark/>
+          </w:tcPr>
+          <w:p>
+            <w:pPr>
+              <w:jc w:val="center"/>
+              <w:cnfStyle w:val="000000100000" w:firstRow="0" w:lastRow="0" w:firstColumn="0" w:lastColumn="0" w:oddVBand="0" w:evenVBand="0" w:oddHBand="1" w:evenHBand="0" w:firstRowFirstColumn="0" w:firstRowLastColumn="0" w:lastRowFirstColumn="0" w:lastRowLastColumn="0"/>
+              <w:rPr>
+                <w:rFonts w:ascii="Aptos Narrow" w:hAnsi="Aptos Narrow"/>
+                <w:color w:val="000000"/>
+              </w:rPr>
+            </w:pPr>
+            <w:r>
+              <w:rPr>
+                <w:rFonts w:ascii="Aptos Narrow" w:hAnsi="Aptos Narrow"/>
+                <w:color w:val="000000"/>
+              </w:rPr>
+              <w:t>-</w:t>
+            </w:r>
+          </w:p>
+        </w:tc>
+      </w:tr>
+      <w:tr>
+        <w:trPr>
+          <w:trHeight w:val="320"/>
+        </w:trPr>
+        <w:tc>
+          <w:tcPr>
+            <w:cnfStyle w:val="001000000000" w:firstRow="0" w:lastRow="0" w:firstColumn="1" w:lastColumn="0" w:oddVBand="0" w:evenVBand="0" w:oddHBand="0" w:evenHBand="0" w:firstRowFirstColumn="0" w:firstRowLastColumn="0" w:lastRowFirstColumn="0" w:lastRowLastColumn="0"/>
+            <w:tcW w:w="633" w:type="dxa"/>
+            <w:noWrap/>
+            <w:hideMark/>
+          </w:tcPr>
+          <w:p>
+            <w:pPr>
+              <w:jc w:val="center"/>
+              <w:rPr>
+                <w:rFonts w:ascii="Aptos Narrow" w:hAnsi="Aptos Narrow"/>
+                <w:color w:val="000000"/>
+              </w:rPr>
+            </w:pPr>
+            <w:r>
+              <w:rPr>
+                <w:rFonts w:ascii="Aptos Narrow" w:hAnsi="Aptos Narrow"/>
+                <w:color w:val="000000"/>
+              </w:rPr>
+              <w:t>4</w:t>
+            </w:r>
+          </w:p>
+        </w:tc>
+        <w:tc>
+          <w:tcPr>
+            <w:tcW w:w="1047" w:type="dxa"/>
+            <w:noWrap/>
+            <w:hideMark/>
+          </w:tcPr>
+          <w:p>
+            <w:pPr>
+              <w:jc w:val="center"/>
+              <w:cnfStyle w:val="000000000000" w:firstRow="0" w:lastRow="0" w:firstColumn="0" w:lastColumn="0" w:oddVBand="0" w:evenVBand="0" w:oddHBand="0" w:evenHBand="0" w:firstRowFirstColumn="0" w:firstRowLastColumn="0" w:lastRowFirstColumn="0" w:lastRowLastColumn="0"/>
+              <w:rPr>
+                <w:rFonts w:ascii="Aptos Narrow" w:hAnsi="Aptos Narrow"/>
+                <w:color w:val="000000"/>
+              </w:rPr>
+            </w:pPr>
+            <w:r>
+              <w:rPr>
+                <w:rFonts w:ascii="Aptos Narrow" w:hAnsi="Aptos Narrow"/>
+                <w:color w:val="000000"/>
+              </w:rPr>
+              <w:t>Cart</w:t>
+            </w:r>
+          </w:p>
+        </w:tc>
+        <w:tc>
+          <w:tcPr>
+            <w:tcW w:w="2397" w:type="dxa"/>
+            <w:noWrap/>
+            <w:hideMark/>
+          </w:tcPr>
+          <w:p>
+            <w:pPr>
+              <w:jc w:val="center"/>
+              <w:cnfStyle w:val="000000000000" w:firstRow="0" w:lastRow="0" w:firstColumn="0" w:lastColumn="0" w:oddVBand="0" w:evenVBand="0" w:oddHBand="0" w:evenHBand="0" w:firstRowFirstColumn="0" w:firstRowLastColumn="0" w:lastRowFirstColumn="0" w:lastRowLastColumn="0"/>
+              <w:rPr>
+                <w:rFonts w:ascii="Aptos Narrow" w:hAnsi="Aptos Narrow"/>
+                <w:color w:val="000000"/>
+              </w:rPr>
+            </w:pPr>
+            <w:r>
+              <w:rPr>
+                <w:rFonts w:ascii="Aptos Narrow" w:hAnsi="Aptos Narrow"/>
+                <w:color w:val="000000"/>
+              </w:rPr>
+              <w:t>H2 black oil</w:t>
+            </w:r>
+          </w:p>
+        </w:tc>
+        <w:tc>
+          <w:tcPr>
+            <w:tcW w:w="400" w:type="dxa"/>
+            <w:noWrap/>
+            <w:hideMark/>
+          </w:tcPr>
+          <w:p>
+            <w:pPr>
+              <w:jc w:val="center"/>
+              <w:cnfStyle w:val="000000000000" w:firstRow="0" w:lastRow="0" w:firstColumn="0" w:lastColumn="0" w:oddVBand="0" w:evenVBand="0" w:oddHBand="0" w:evenHBand="0" w:firstRowFirstColumn="0" w:firstRowLastColumn="0" w:lastRowFirstColumn="0" w:lastRowLastColumn="0"/>
+              <w:rPr>
+                <w:rFonts w:ascii="Aptos Narrow" w:hAnsi="Aptos Narrow"/>
+                <w:color w:val="000000"/>
+              </w:rPr>
+            </w:pPr>
+            <w:r>
+              <w:rPr>
+                <w:rFonts w:ascii="Aptos Narrow" w:hAnsi="Aptos Narrow"/>
+                <w:color w:val="000000"/>
+              </w:rPr>
+              <w:t>-</w:t>
+            </w:r>
+          </w:p>
+        </w:tc>
+        <w:tc>
+          <w:tcPr>
+            <w:tcW w:w="911" w:type="dxa"/>
+            <w:noWrap/>
+            <w:hideMark/>
+          </w:tcPr>
+          <w:p>
+            <w:pPr>
+              <w:jc w:val="center"/>
+              <w:cnfStyle w:val="000000000000" w:firstRow="0" w:lastRow="0" w:firstColumn="0" w:lastColumn="0" w:oddVBand="0" w:evenVBand="0" w:oddHBand="0" w:evenHBand="0" w:firstRowFirstColumn="0" w:firstRowLastColumn="0" w:lastRowFirstColumn="0" w:lastRowLastColumn="0"/>
+              <w:rPr>
+                <w:rFonts w:ascii="Aptos Narrow" w:hAnsi="Aptos Narrow"/>
+                <w:color w:val="000000"/>
+              </w:rPr>
+            </w:pPr>
+            <w:r>
+              <w:rPr>
+                <w:rFonts w:ascii="Aptos Narrow" w:hAnsi="Aptos Narrow"/>
+                <w:color w:val="000000"/>
+              </w:rPr>
+              <w:t>-</w:t>
+            </w:r>
+          </w:p>
+        </w:tc>
+        <w:tc>
+          <w:tcPr>
+            <w:tcW w:w="1621" w:type="dxa"/>
+            <w:noWrap/>
+            <w:hideMark/>
+          </w:tcPr>
+          <w:p>
+            <w:pPr>
+              <w:jc w:val="center"/>
+              <w:cnfStyle w:val="000000000000" w:firstRow="0" w:lastRow="0" w:firstColumn="0" w:lastColumn="0" w:oddVBand="0" w:evenVBand="0" w:oddHBand="0" w:evenHBand="0" w:firstRowFirstColumn="0" w:firstRowLastColumn="0" w:lastRowFirstColumn="0" w:lastRowLastColumn="0"/>
+              <w:rPr>
+                <w:rFonts w:ascii="Aptos Narrow" w:hAnsi="Aptos Narrow"/>
+                <w:color w:val="000000"/>
+              </w:rPr>
+            </w:pPr>
+            <w:r>
+              <w:rPr>
+                <w:rFonts w:ascii="Aptos Narrow" w:hAnsi="Aptos Narrow"/>
+                <w:color w:val="000000"/>
+              </w:rPr>
+              <w:t>-</w:t>
+            </w:r>
+          </w:p>
+        </w:tc>
+        <w:tc>
+          <w:tcPr>
+            <w:tcW w:w="1285" w:type="dxa"/>
+            <w:noWrap/>
+            <w:hideMark/>
+          </w:tcPr>
+          <w:p>
+            <w:pPr>
+              <w:jc w:val="center"/>
+              <w:cnfStyle w:val="000000000000" w:firstRow="0" w:lastRow="0" w:firstColumn="0" w:lastColumn="0" w:oddVBand="0" w:evenVBand="0" w:oddHBand="0" w:evenHBand="0" w:firstRowFirstColumn="0" w:firstRowLastColumn="0" w:lastRowFirstColumn="0" w:lastRowLastColumn="0"/>
+              <w:rPr>
+                <w:rFonts w:ascii="Aptos Narrow" w:hAnsi="Aptos Narrow"/>
+                <w:color w:val="000000"/>
+              </w:rPr>
+            </w:pPr>
+            <w:r>
+              <w:rPr>
+                <w:rFonts w:ascii="Aptos Narrow" w:hAnsi="Aptos Narrow"/>
+                <w:color w:val="000000"/>
+              </w:rPr>
+              <w:t>-</w:t>
+            </w:r>
+          </w:p>
+        </w:tc>
+      </w:tr>
+      <w:tr>
+        <w:trPr>
+          <w:cnfStyle w:val="000000100000" w:firstRow="0" w:lastRow="0" w:firstColumn="0" w:lastColumn="0" w:oddVBand="0" w:evenVBand="0" w:oddHBand="1" w:evenHBand="0" w:firstRowFirstColumn="0" w:firstRowLastColumn="0" w:lastRowFirstColumn="0" w:lastRowLastColumn="0"/>
+          <w:trHeight w:val="320"/>
+        </w:trPr>
+        <w:tc>
+          <w:tcPr>
+            <w:cnfStyle w:val="001000000000" w:firstRow="0" w:lastRow="0" w:firstColumn="1" w:lastColumn="0" w:oddVBand="0" w:evenVBand="0" w:oddHBand="0" w:evenHBand="0" w:firstRowFirstColumn="0" w:firstRowLastColumn="0" w:lastRowFirstColumn="0" w:lastRowLastColumn="0"/>
+            <w:tcW w:w="633" w:type="dxa"/>
+            <w:noWrap/>
+            <w:hideMark/>
+          </w:tcPr>
+          <w:p>
+            <w:pPr>
+              <w:jc w:val="center"/>
+              <w:rPr>
+                <w:rFonts w:ascii="Aptos Narrow" w:hAnsi="Aptos Narrow"/>
+                <w:color w:val="000000"/>
+              </w:rPr>
+            </w:pPr>
+            <w:r>
+              <w:rPr>
+                <w:rFonts w:ascii="Aptos Narrow" w:hAnsi="Aptos Narrow"/>
+                <w:color w:val="000000"/>
+              </w:rPr>
+              <w:t>5</w:t>
+            </w:r>
+          </w:p>
+        </w:tc>
+        <w:tc>
+          <w:tcPr>
+            <w:tcW w:w="1047" w:type="dxa"/>
+            <w:noWrap/>
+            <w:hideMark/>
+          </w:tcPr>
+          <w:p>
+            <w:pPr>
+              <w:jc w:val="center"/>
+              <w:cnfStyle w:val="000000100000" w:firstRow="0" w:lastRow="0" w:firstColumn="0" w:lastColumn="0" w:oddVBand="0" w:evenVBand="0" w:oddHBand="1" w:evenHBand="0" w:firstRowFirstColumn="0" w:firstRowLastColumn="0" w:lastRowFirstColumn="0" w:lastRowLastColumn="0"/>
+              <w:rPr>
+                <w:rFonts w:ascii="Aptos Narrow" w:hAnsi="Aptos Narrow"/>
+                <w:color w:val="000000"/>
+              </w:rPr>
+            </w:pPr>
+            <w:r>
+              <w:rPr>
+                <w:rFonts w:ascii="Aptos Narrow" w:hAnsi="Aptos Narrow"/>
+                <w:color w:val="000000"/>
+              </w:rPr>
+              <w:t>CPG</w:t>
+            </w:r>
+          </w:p>
+        </w:tc>
+        <w:tc>
+          <w:tcPr>
+            <w:tcW w:w="2397" w:type="dxa"/>
+            <w:noWrap/>
+            <w:hideMark/>
+          </w:tcPr>
+          <w:p>
+            <w:pPr>
+              <w:jc w:val="center"/>
+              <w:cnfStyle w:val="000000100000" w:firstRow="0" w:lastRow="0" w:firstColumn="0" w:lastColumn="0" w:oddVBand="0" w:evenVBand="0" w:oddHBand="1" w:evenHBand="0" w:firstRowFirstColumn="0" w:firstRowLastColumn="0" w:lastRowFirstColumn="0" w:lastRowLastColumn="0"/>
+              <w:rPr>
+                <w:rFonts w:ascii="Aptos Narrow" w:hAnsi="Aptos Narrow"/>
+                <w:color w:val="000000"/>
+              </w:rPr>
+            </w:pPr>
+            <w:r>
+              <w:rPr>
+                <w:rFonts w:ascii="Aptos Narrow" w:hAnsi="Aptos Narrow"/>
+                <w:color w:val="000000"/>
+              </w:rPr>
+              <w:t>H2 black oil</w:t>
+            </w:r>
+          </w:p>
+        </w:tc>
+        <w:tc>
+          <w:tcPr>
+            <w:tcW w:w="400" w:type="dxa"/>
+            <w:noWrap/>
+            <w:hideMark/>
+          </w:tcPr>
+          <w:p>
+            <w:pPr>
+              <w:jc w:val="center"/>
+              <w:cnfStyle w:val="000000100000" w:firstRow="0" w:lastRow="0" w:firstColumn="0" w:lastColumn="0" w:oddVBand="0" w:evenVBand="0" w:oddHBand="1" w:evenHBand="0" w:firstRowFirstColumn="0" w:firstRowLastColumn="0" w:lastRowFirstColumn="0" w:lastRowLastColumn="0"/>
+              <w:rPr>
+                <w:rFonts w:ascii="Aptos Narrow" w:hAnsi="Aptos Narrow"/>
+                <w:color w:val="000000"/>
+              </w:rPr>
+            </w:pPr>
+            <w:r>
+              <w:rPr>
+                <w:rFonts w:ascii="Aptos Narrow" w:hAnsi="Aptos Narrow"/>
+                <w:color w:val="000000"/>
+              </w:rPr>
+              <w:t>-</w:t>
+            </w:r>
+          </w:p>
+        </w:tc>
+        <w:tc>
+          <w:tcPr>
+            <w:tcW w:w="911" w:type="dxa"/>
+            <w:noWrap/>
+            <w:hideMark/>
+          </w:tcPr>
+          <w:p>
+            <w:pPr>
+              <w:jc w:val="center"/>
+              <w:cnfStyle w:val="000000100000" w:firstRow="0" w:lastRow="0" w:firstColumn="0" w:lastColumn="0" w:oddVBand="0" w:evenVBand="0" w:oddHBand="1" w:evenHBand="0" w:firstRowFirstColumn="0" w:firstRowLastColumn="0" w:lastRowFirstColumn="0" w:lastRowLastColumn="0"/>
+              <w:rPr>
+                <w:rFonts w:ascii="Aptos Narrow" w:hAnsi="Aptos Narrow"/>
+                <w:color w:val="000000"/>
+              </w:rPr>
+            </w:pPr>
+            <w:r>
+              <w:rPr>
+                <w:rFonts w:ascii="Aptos Narrow" w:hAnsi="Aptos Narrow"/>
+                <w:color w:val="000000"/>
+              </w:rPr>
+              <w:t>-</w:t>
+            </w:r>
+          </w:p>
+        </w:tc>
+        <w:tc>
+          <w:tcPr>
+            <w:tcW w:w="1621" w:type="dxa"/>
+            <w:noWrap/>
+            <w:hideMark/>
+          </w:tcPr>
+          <w:p>
+            <w:pPr>
+              <w:jc w:val="center"/>
+              <w:cnfStyle w:val="000000100000" w:firstRow="0" w:lastRow="0" w:firstColumn="0" w:lastColumn="0" w:oddVBand="0" w:evenVBand="0" w:oddHBand="1" w:evenHBand="0" w:firstRowFirstColumn="0" w:firstRowLastColumn="0" w:lastRowFirstColumn="0" w:lastRowLastColumn="0"/>
+              <w:rPr>
+                <w:rFonts w:ascii="Aptos Narrow" w:hAnsi="Aptos Narrow"/>
+                <w:color w:val="000000"/>
+              </w:rPr>
+            </w:pPr>
+            <w:r>
+              <w:rPr>
+                <w:rFonts w:ascii="Aptos Narrow" w:hAnsi="Aptos Narrow"/>
+                <w:color w:val="000000"/>
+              </w:rPr>
+              <w:t>-</w:t>
+            </w:r>
+          </w:p>
+        </w:tc>
+        <w:tc>
+          <w:tcPr>
+            <w:tcW w:w="1285" w:type="dxa"/>
+            <w:noWrap/>
+            <w:hideMark/>
+          </w:tcPr>
+          <w:p>
+            <w:pPr>
+              <w:jc w:val="center"/>
+              <w:cnfStyle w:val="000000100000" w:firstRow="0" w:lastRow="0" w:firstColumn="0" w:lastColumn="0" w:oddVBand="0" w:evenVBand="0" w:oddHBand="1" w:evenHBand="0" w:firstRowFirstColumn="0" w:firstRowLastColumn="0" w:lastRowFirstColumn="0" w:lastRowLastColumn="0"/>
+              <w:rPr>
+                <w:rFonts w:ascii="Aptos Narrow" w:hAnsi="Aptos Narrow"/>
+                <w:color w:val="000000"/>
+              </w:rPr>
+            </w:pPr>
+            <w:r>
+              <w:rPr>
+                <w:rFonts w:ascii="Aptos Narrow" w:hAnsi="Aptos Narrow"/>
+                <w:color w:val="000000"/>
+              </w:rPr>
+              <w:t>-</w:t>
+            </w:r>
+          </w:p>
+        </w:tc>
+      </w:tr>
+      <w:tr>
+        <w:trPr>
+          <w:trHeight w:val="320"/>
+        </w:trPr>
+        <w:tc>
+          <w:tcPr>
+            <w:cnfStyle w:val="001000000000" w:firstRow="0" w:lastRow="0" w:firstColumn="1" w:lastColumn="0" w:oddVBand="0" w:evenVBand="0" w:oddHBand="0" w:evenHBand="0" w:firstRowFirstColumn="0" w:firstRowLastColumn="0" w:lastRowFirstColumn="0" w:lastRowLastColumn="0"/>
+            <w:tcW w:w="633" w:type="dxa"/>
+            <w:noWrap/>
+            <w:hideMark/>
+          </w:tcPr>
+          <w:p>
+            <w:pPr>
+              <w:jc w:val="center"/>
+              <w:rPr>
+                <w:rFonts w:ascii="Aptos Narrow" w:hAnsi="Aptos Narrow"/>
+                <w:color w:val="000000"/>
+              </w:rPr>
+            </w:pPr>
+            <w:r>
+              <w:rPr>
+                <w:rFonts w:ascii="Aptos Narrow" w:hAnsi="Aptos Narrow"/>
+                <w:color w:val="000000"/>
+              </w:rPr>
+              <w:t>6</w:t>
+            </w:r>
+          </w:p>
+        </w:tc>
+        <w:tc>
+          <w:tcPr>
+            <w:tcW w:w="1047" w:type="dxa"/>
+            <w:noWrap/>
+            <w:hideMark/>
+          </w:tcPr>
+          <w:p>
+            <w:pPr>
+              <w:jc w:val="center"/>
+              <w:cnfStyle w:val="000000000000" w:firstRow="0" w:lastRow="0" w:firstColumn="0" w:lastColumn="0" w:oddVBand="0" w:evenVBand="0" w:oddHBand="0" w:evenHBand="0" w:firstRowFirstColumn="0" w:firstRowLastColumn="0" w:lastRowFirstColumn="0" w:lastRowLastColumn="0"/>
+              <w:rPr>
+                <w:rFonts w:ascii="Aptos Narrow" w:hAnsi="Aptos Narrow"/>
+                <w:color w:val="000000"/>
+              </w:rPr>
+            </w:pPr>
+            <w:r>
+              <w:rPr>
+                <w:rFonts w:ascii="Aptos Narrow" w:hAnsi="Aptos Narrow"/>
+                <w:color w:val="000000"/>
+              </w:rPr>
+              <w:t>Unstruct</w:t>
+            </w:r>
+          </w:p>
+        </w:tc>
+        <w:tc>
+          <w:tcPr>
+            <w:tcW w:w="2397" w:type="dxa"/>
+            <w:noWrap/>
+            <w:hideMark/>
+          </w:tcPr>
+          <w:p>
+            <w:pPr>
+              <w:jc w:val="center"/>
+              <w:cnfStyle w:val="000000000000" w:firstRow="0" w:lastRow="0" w:firstColumn="0" w:lastColumn="0" w:oddVBand="0" w:evenVBand="0" w:oddHBand="0" w:evenHBand="0" w:firstRowFirstColumn="0" w:firstRowLastColumn="0" w:lastRowFirstColumn="0" w:lastRowLastColumn="0"/>
+              <w:rPr>
+                <w:rFonts w:ascii="Aptos Narrow" w:hAnsi="Aptos Narrow"/>
+                <w:color w:val="000000"/>
+              </w:rPr>
+            </w:pPr>
+            <w:r>
+              <w:rPr>
+                <w:rFonts w:ascii="Aptos Narrow" w:hAnsi="Aptos Narrow"/>
+                <w:color w:val="000000"/>
+              </w:rPr>
+              <w:t>H2 black oil</w:t>
+            </w:r>
+          </w:p>
+        </w:tc>
+        <w:tc>
+          <w:tcPr>
+            <w:tcW w:w="400" w:type="dxa"/>
+            <w:noWrap/>
+            <w:hideMark/>
+          </w:tcPr>
+          <w:p>
+            <w:pPr>
+              <w:jc w:val="center"/>
+              <w:cnfStyle w:val="000000000000" w:firstRow="0" w:lastRow="0" w:firstColumn="0" w:lastColumn="0" w:oddVBand="0" w:evenVBand="0" w:oddHBand="0" w:evenHBand="0" w:firstRowFirstColumn="0" w:firstRowLastColumn="0" w:lastRowFirstColumn="0" w:lastRowLastColumn="0"/>
+              <w:rPr>
+                <w:rFonts w:ascii="Aptos Narrow" w:hAnsi="Aptos Narrow"/>
+                <w:color w:val="000000"/>
+              </w:rPr>
+            </w:pPr>
+            <w:r>
+              <w:rPr>
+                <w:rFonts w:ascii="Aptos Narrow" w:hAnsi="Aptos Narrow"/>
+                <w:color w:val="000000"/>
+              </w:rPr>
+              <w:t>-</w:t>
+            </w:r>
+          </w:p>
+        </w:tc>
+        <w:tc>
+          <w:tcPr>
+            <w:tcW w:w="911" w:type="dxa"/>
+            <w:noWrap/>
+            <w:hideMark/>
+          </w:tcPr>
+          <w:p>
+            <w:pPr>
+              <w:jc w:val="center"/>
+              <w:cnfStyle w:val="000000000000" w:firstRow="0" w:lastRow="0" w:firstColumn="0" w:lastColumn="0" w:oddVBand="0" w:evenVBand="0" w:oddHBand="0" w:evenHBand="0" w:firstRowFirstColumn="0" w:firstRowLastColumn="0" w:lastRowFirstColumn="0" w:lastRowLastColumn="0"/>
+              <w:rPr>
+                <w:rFonts w:ascii="Aptos Narrow" w:hAnsi="Aptos Narrow"/>
+                <w:color w:val="000000"/>
+              </w:rPr>
+            </w:pPr>
+            <w:r>
+              <w:rPr>
+                <w:rFonts w:ascii="Aptos Narrow" w:hAnsi="Aptos Narrow"/>
+                <w:color w:val="000000"/>
+              </w:rPr>
+              <w:t>-</w:t>
+            </w:r>
+          </w:p>
+        </w:tc>
+        <w:tc>
+          <w:tcPr>
+            <w:tcW w:w="1621" w:type="dxa"/>
+            <w:noWrap/>
+            <w:hideMark/>
+          </w:tcPr>
+          <w:p>
+            <w:pPr>
+              <w:jc w:val="center"/>
+              <w:cnfStyle w:val="000000000000" w:firstRow="0" w:lastRow="0" w:firstColumn="0" w:lastColumn="0" w:oddVBand="0" w:evenVBand="0" w:oddHBand="0" w:evenHBand="0" w:firstRowFirstColumn="0" w:firstRowLastColumn="0" w:lastRowFirstColumn="0" w:lastRowLastColumn="0"/>
+              <w:rPr>
+                <w:rFonts w:ascii="Aptos Narrow" w:hAnsi="Aptos Narrow"/>
+                <w:color w:val="000000"/>
+              </w:rPr>
+            </w:pPr>
+            <w:r>
+              <w:rPr>
+                <w:rFonts w:ascii="Aptos Narrow" w:hAnsi="Aptos Narrow"/>
+                <w:color w:val="000000"/>
+              </w:rPr>
+              <w:t>-</w:t>
+            </w:r>
+          </w:p>
+        </w:tc>
+        <w:tc>
+          <w:tcPr>
+            <w:tcW w:w="1285" w:type="dxa"/>
+            <w:noWrap/>
+            <w:hideMark/>
+          </w:tcPr>
+          <w:p>
+            <w:pPr>
+              <w:jc w:val="center"/>
+              <w:cnfStyle w:val="000000000000" w:firstRow="0" w:lastRow="0" w:firstColumn="0" w:lastColumn="0" w:oddVBand="0" w:evenVBand="0" w:oddHBand="0" w:evenHBand="0" w:firstRowFirstColumn="0" w:firstRowLastColumn="0" w:lastRowFirstColumn="0" w:lastRowLastColumn="0"/>
+              <w:rPr>
+                <w:rFonts w:ascii="Aptos Narrow" w:hAnsi="Aptos Narrow"/>
+                <w:color w:val="000000"/>
+              </w:rPr>
+            </w:pPr>
+            <w:r>
+              <w:rPr>
+                <w:rFonts w:ascii="Aptos Narrow" w:hAnsi="Aptos Narrow"/>
+                <w:color w:val="000000"/>
+              </w:rPr>
+              <w:t>-</w:t>
+            </w:r>
+          </w:p>
+        </w:tc>
+      </w:tr>
+      <w:tr>
+        <w:trPr>
+          <w:cnfStyle w:val="000000100000" w:firstRow="0" w:lastRow="0" w:firstColumn="0" w:lastColumn="0" w:oddVBand="0" w:evenVBand="0" w:oddHBand="1" w:evenHBand="0" w:firstRowFirstColumn="0" w:firstRowLastColumn="0" w:lastRowFirstColumn="0" w:lastRowLastColumn="0"/>
+          <w:trHeight w:val="320"/>
+        </w:trPr>
+        <w:tc>
+          <w:tcPr>
+            <w:cnfStyle w:val="001000000000" w:firstRow="0" w:lastRow="0" w:firstColumn="1" w:lastColumn="0" w:oddVBand="0" w:evenVBand="0" w:oddHBand="0" w:evenHBand="0" w:firstRowFirstColumn="0" w:firstRowLastColumn="0" w:lastRowFirstColumn="0" w:lastRowLastColumn="0"/>
+            <w:tcW w:w="633" w:type="dxa"/>
+            <w:noWrap/>
+            <w:hideMark/>
+          </w:tcPr>
+          <w:p>
+            <w:pPr>
+              <w:jc w:val="center"/>
+              <w:rPr>
+                <w:rFonts w:ascii="Aptos Narrow" w:hAnsi="Aptos Narrow"/>
+                <w:color w:val="000000"/>
+              </w:rPr>
+            </w:pPr>
+            <w:r>
+              <w:rPr>
+                <w:rFonts w:ascii="Aptos Narrow" w:hAnsi="Aptos Narrow"/>
+                <w:color w:val="000000"/>
+              </w:rPr>
+              <w:t>7</w:t>
+            </w:r>
+          </w:p>
+        </w:tc>
+        <w:tc>
+          <w:tcPr>
+            <w:tcW w:w="1047" w:type="dxa"/>
+            <w:noWrap/>
+            <w:hideMark/>
+          </w:tcPr>
+          <w:p>
+            <w:pPr>
+              <w:jc w:val="center"/>
+              <w:cnfStyle w:val="000000100000" w:firstRow="0" w:lastRow="0" w:firstColumn="0" w:lastColumn="0" w:oddVBand="0" w:evenVBand="0" w:oddHBand="1" w:evenHBand="0" w:firstRowFirstColumn="0" w:firstRowLastColumn="0" w:lastRowFirstColumn="0" w:lastRowLastColumn="0"/>
+              <w:rPr>
+                <w:rFonts w:ascii="Aptos Narrow" w:hAnsi="Aptos Narrow"/>
+                <w:color w:val="000000"/>
+              </w:rPr>
+            </w:pPr>
+            <w:r>
+              <w:rPr>
+                <w:rFonts w:ascii="Aptos Narrow" w:hAnsi="Aptos Narrow"/>
+                <w:color w:val="000000"/>
+              </w:rPr>
+              <w:t>Cart</w:t>
+            </w:r>
+          </w:p>
+        </w:tc>
+        <w:tc>
+          <w:tcPr>
+            <w:tcW w:w="2397" w:type="dxa"/>
+            <w:noWrap/>
+            <w:hideMark/>
+          </w:tcPr>
+          <w:p>
+            <w:pPr>
+              <w:jc w:val="center"/>
+              <w:cnfStyle w:val="000000100000" w:firstRow="0" w:lastRow="0" w:firstColumn="0" w:lastColumn="0" w:oddVBand="0" w:evenVBand="0" w:oddHBand="1" w:evenHBand="0" w:firstRowFirstColumn="0" w:firstRowLastColumn="0" w:lastRowFirstColumn="0" w:lastRowLastColumn="0"/>
+              <w:rPr>
+                <w:rFonts w:ascii="Aptos Narrow" w:hAnsi="Aptos Narrow"/>
+                <w:color w:val="000000"/>
+              </w:rPr>
+            </w:pPr>
+            <w:r>
+              <w:rPr>
+                <w:rFonts w:ascii="Aptos Narrow" w:hAnsi="Aptos Narrow"/>
+                <w:color w:val="000000"/>
+              </w:rPr>
+              <w:t>CO2 comp</w:t>
+            </w:r>
+          </w:p>
+        </w:tc>
+        <w:tc>
+          <w:tcPr>
+            <w:tcW w:w="400" w:type="dxa"/>
+            <w:noWrap/>
+            <w:hideMark/>
+          </w:tcPr>
+          <w:p>
+            <w:pPr>
+              <w:jc w:val="center"/>
+              <w:cnfStyle w:val="000000100000" w:firstRow="0" w:lastRow="0" w:firstColumn="0" w:lastColumn="0" w:oddVBand="0" w:evenVBand="0" w:oddHBand="1" w:evenHBand="0" w:firstRowFirstColumn="0" w:firstRowLastColumn="0" w:lastRowFirstColumn="0" w:lastRowLastColumn="0"/>
+              <w:rPr>
+                <w:rFonts w:ascii="Aptos Narrow" w:hAnsi="Aptos Narrow"/>
+                <w:color w:val="000000"/>
+              </w:rPr>
+            </w:pPr>
+            <w:r>
+              <w:rPr>
+                <w:rFonts w:ascii="Aptos Narrow" w:hAnsi="Aptos Narrow"/>
+                <w:color w:val="000000"/>
+              </w:rPr>
+              <w:t>-</w:t>
+            </w:r>
+          </w:p>
+        </w:tc>
+        <w:tc>
+          <w:tcPr>
+            <w:tcW w:w="911" w:type="dxa"/>
+            <w:noWrap/>
+            <w:hideMark/>
+          </w:tcPr>
+          <w:p>
+            <w:pPr>
+              <w:jc w:val="center"/>
+              <w:cnfStyle w:val="000000100000" w:firstRow="0" w:lastRow="0" w:firstColumn="0" w:lastColumn="0" w:oddVBand="0" w:evenVBand="0" w:oddHBand="1" w:evenHBand="0" w:firstRowFirstColumn="0" w:firstRowLastColumn="0" w:lastRowFirstColumn="0" w:lastRowLastColumn="0"/>
+              <w:rPr>
+                <w:rFonts w:ascii="Aptos Narrow" w:hAnsi="Aptos Narrow"/>
+                <w:color w:val="000000"/>
+              </w:rPr>
+            </w:pPr>
+            <w:r>
+              <w:rPr>
+                <w:rFonts w:ascii="Aptos Narrow" w:hAnsi="Aptos Narrow"/>
+                <w:color w:val="000000"/>
+              </w:rPr>
+              <w:t>-</w:t>
+            </w:r>
+          </w:p>
+        </w:tc>
+        <w:tc>
+          <w:tcPr>
+            <w:tcW w:w="1621" w:type="dxa"/>
+            <w:noWrap/>
+            <w:hideMark/>
+          </w:tcPr>
+          <w:p>
+            <w:pPr>
+              <w:jc w:val="center"/>
+              <w:cnfStyle w:val="000000100000" w:firstRow="0" w:lastRow="0" w:firstColumn="0" w:lastColumn="0" w:oddVBand="0" w:evenVBand="0" w:oddHBand="1" w:evenHBand="0" w:firstRowFirstColumn="0" w:firstRowLastColumn="0" w:lastRowFirstColumn="0" w:lastRowLastColumn="0"/>
+              <w:rPr>
+                <w:rFonts w:ascii="Aptos Narrow" w:hAnsi="Aptos Narrow"/>
+                <w:color w:val="000000"/>
+              </w:rPr>
+            </w:pPr>
+            <w:r>
+              <w:rPr>
+                <w:rFonts w:ascii="Aptos Narrow" w:hAnsi="Aptos Narrow"/>
+                <w:color w:val="000000"/>
+              </w:rPr>
+              <w:t>-</w:t>
+            </w:r>
+          </w:p>
+        </w:tc>
+        <w:tc>
+          <w:tcPr>
+            <w:tcW w:w="1285" w:type="dxa"/>
+            <w:noWrap/>
+            <w:hideMark/>
+          </w:tcPr>
+          <w:p>
+            <w:pPr>
+              <w:jc w:val="center"/>
+              <w:cnfStyle w:val="000000100000" w:firstRow="0" w:lastRow="0" w:firstColumn="0" w:lastColumn="0" w:oddVBand="0" w:evenVBand="0" w:oddHBand="1" w:evenHBand="0" w:firstRowFirstColumn="0" w:firstRowLastColumn="0" w:lastRowFirstColumn="0" w:lastRowLastColumn="0"/>
+              <w:rPr>
+                <w:rFonts w:ascii="Aptos Narrow" w:hAnsi="Aptos Narrow"/>
+                <w:color w:val="000000"/>
+              </w:rPr>
+            </w:pPr>
+            <w:r>
+              <w:rPr>
+                <w:rFonts w:ascii="Aptos Narrow" w:hAnsi="Aptos Narrow"/>
+                <w:color w:val="000000"/>
+              </w:rPr>
+              <w:t>-</w:t>
+            </w:r>
+          </w:p>
+        </w:tc>
+      </w:tr>
+      <w:tr>
+        <w:trPr>
+          <w:trHeight w:val="320"/>
+        </w:trPr>
+        <w:tc>
+          <w:tcPr>
+            <w:cnfStyle w:val="001000000000" w:firstRow="0" w:lastRow="0" w:firstColumn="1" w:lastColumn="0" w:oddVBand="0" w:evenVBand="0" w:oddHBand="0" w:evenHBand="0" w:firstRowFirstColumn="0" w:firstRowLastColumn="0" w:lastRowFirstColumn="0" w:lastRowLastColumn="0"/>
+            <w:tcW w:w="633" w:type="dxa"/>
+            <w:noWrap/>
+            <w:hideMark/>
+          </w:tcPr>
+          <w:p>
+            <w:pPr>
+              <w:jc w:val="center"/>
+              <w:rPr>
+                <w:rFonts w:ascii="Aptos Narrow" w:hAnsi="Aptos Narrow"/>
+                <w:color w:val="000000"/>
+              </w:rPr>
+            </w:pPr>
+            <w:r>
+              <w:rPr>
+                <w:rFonts w:ascii="Aptos Narrow" w:hAnsi="Aptos Narrow"/>
+                <w:color w:val="000000"/>
+              </w:rPr>
+              <w:t>8</w:t>
+            </w:r>
+          </w:p>
+        </w:tc>
+        <w:tc>
+          <w:tcPr>
+            <w:tcW w:w="1047" w:type="dxa"/>
+            <w:noWrap/>
+            <w:hideMark/>
+          </w:tcPr>
+          <w:p>
+            <w:pPr>
+              <w:jc w:val="center"/>
+              <w:cnfStyle w:val="000000000000" w:firstRow="0" w:lastRow="0" w:firstColumn="0" w:lastColumn="0" w:oddVBand="0" w:evenVBand="0" w:oddHBand="0" w:evenHBand="0" w:firstRowFirstColumn="0" w:firstRowLastColumn="0" w:lastRowFirstColumn="0" w:lastRowLastColumn="0"/>
+              <w:rPr>
+                <w:rFonts w:ascii="Aptos Narrow" w:hAnsi="Aptos Narrow"/>
+                <w:color w:val="000000"/>
+              </w:rPr>
+            </w:pPr>
+            <w:r>
+              <w:rPr>
+                <w:rFonts w:ascii="Aptos Narrow" w:hAnsi="Aptos Narrow"/>
+                <w:color w:val="000000"/>
+              </w:rPr>
+              <w:t>CPG</w:t>
+            </w:r>
+          </w:p>
+        </w:tc>
+        <w:tc>
+          <w:tcPr>
+            <w:tcW w:w="2397" w:type="dxa"/>
+            <w:noWrap/>
+            <w:hideMark/>
+          </w:tcPr>
+          <w:p>
+            <w:pPr>
+              <w:jc w:val="center"/>
+              <w:cnfStyle w:val="000000000000" w:firstRow="0" w:lastRow="0" w:firstColumn="0" w:lastColumn="0" w:oddVBand="0" w:evenVBand="0" w:oddHBand="0" w:evenHBand="0" w:firstRowFirstColumn="0" w:firstRowLastColumn="0" w:lastRowFirstColumn="0" w:lastRowLastColumn="0"/>
+              <w:rPr>
+                <w:rFonts w:ascii="Aptos Narrow" w:hAnsi="Aptos Narrow"/>
+                <w:color w:val="000000"/>
+              </w:rPr>
+            </w:pPr>
+            <w:r>
+              <w:rPr>
+                <w:rFonts w:ascii="Aptos Narrow" w:hAnsi="Aptos Narrow"/>
+                <w:color w:val="000000"/>
+              </w:rPr>
+              <w:t>CO2 comp</w:t>
+            </w:r>
+          </w:p>
+        </w:tc>
+        <w:tc>
+          <w:tcPr>
+            <w:tcW w:w="400" w:type="dxa"/>
+            <w:noWrap/>
+            <w:hideMark/>
+          </w:tcPr>
+          <w:p>
+            <w:pPr>
+              <w:jc w:val="center"/>
+              <w:cnfStyle w:val="000000000000" w:firstRow="0" w:lastRow="0" w:firstColumn="0" w:lastColumn="0" w:oddVBand="0" w:evenVBand="0" w:oddHBand="0" w:evenHBand="0" w:firstRowFirstColumn="0" w:firstRowLastColumn="0" w:lastRowFirstColumn="0" w:lastRowLastColumn="0"/>
+              <w:rPr>
+                <w:rFonts w:ascii="Aptos Narrow" w:hAnsi="Aptos Narrow"/>
+                <w:color w:val="000000"/>
+              </w:rPr>
+            </w:pPr>
+            <w:r>
+              <w:rPr>
+                <w:rFonts w:ascii="Aptos Narrow" w:hAnsi="Aptos Narrow"/>
+                <w:color w:val="000000"/>
+              </w:rPr>
+              <w:t>-</w:t>
+            </w:r>
+          </w:p>
+        </w:tc>
+        <w:tc>
+          <w:tcPr>
+            <w:tcW w:w="911" w:type="dxa"/>
+            <w:noWrap/>
+            <w:hideMark/>
+          </w:tcPr>
+          <w:p>
+            <w:pPr>
+              <w:jc w:val="center"/>
+              <w:cnfStyle w:val="000000000000" w:firstRow="0" w:lastRow="0" w:firstColumn="0" w:lastColumn="0" w:oddVBand="0" w:evenVBand="0" w:oddHBand="0" w:evenHBand="0" w:firstRowFirstColumn="0" w:firstRowLastColumn="0" w:lastRowFirstColumn="0" w:lastRowLastColumn="0"/>
+              <w:rPr>
+                <w:rFonts w:ascii="Aptos Narrow" w:hAnsi="Aptos Narrow"/>
+                <w:color w:val="000000"/>
+              </w:rPr>
+            </w:pPr>
+            <w:r>
+              <w:rPr>
+                <w:rFonts w:ascii="Aptos Narrow" w:hAnsi="Aptos Narrow"/>
+                <w:color w:val="000000"/>
+              </w:rPr>
+              <w:t>-</w:t>
+            </w:r>
+          </w:p>
+        </w:tc>
+        <w:tc>
+          <w:tcPr>
+            <w:tcW w:w="1621" w:type="dxa"/>
+            <w:noWrap/>
+            <w:hideMark/>
+          </w:tcPr>
+          <w:p>
+            <w:pPr>
+              <w:jc w:val="center"/>
+              <w:cnfStyle w:val="000000000000" w:firstRow="0" w:lastRow="0" w:firstColumn="0" w:lastColumn="0" w:oddVBand="0" w:evenVBand="0" w:oddHBand="0" w:evenHBand="0" w:firstRowFirstColumn="0" w:firstRowLastColumn="0" w:lastRowFirstColumn="0" w:lastRowLastColumn="0"/>
+              <w:rPr>
+                <w:rFonts w:ascii="Aptos Narrow" w:hAnsi="Aptos Narrow"/>
+                <w:color w:val="000000"/>
+              </w:rPr>
+            </w:pPr>
+            <w:r>
+              <w:rPr>
+                <w:rFonts w:ascii="Aptos Narrow" w:hAnsi="Aptos Narrow"/>
+                <w:color w:val="000000"/>
+              </w:rPr>
+              <w:t>-</w:t>
+            </w:r>
+          </w:p>
+        </w:tc>
+        <w:tc>
+          <w:tcPr>
+            <w:tcW w:w="1285" w:type="dxa"/>
+            <w:noWrap/>
+            <w:hideMark/>
+          </w:tcPr>
+          <w:p>
+            <w:pPr>
+              <w:jc w:val="center"/>
+              <w:cnfStyle w:val="000000000000" w:firstRow="0" w:lastRow="0" w:firstColumn="0" w:lastColumn="0" w:oddVBand="0" w:evenVBand="0" w:oddHBand="0" w:evenHBand="0" w:firstRowFirstColumn="0" w:firstRowLastColumn="0" w:lastRowFirstColumn="0" w:lastRowLastColumn="0"/>
+              <w:rPr>
+                <w:rFonts w:ascii="Aptos Narrow" w:hAnsi="Aptos Narrow"/>
+                <w:color w:val="000000"/>
+              </w:rPr>
+            </w:pPr>
+            <w:r>
+              <w:rPr>
+                <w:rFonts w:ascii="Aptos Narrow" w:hAnsi="Aptos Narrow"/>
+                <w:color w:val="000000"/>
+              </w:rPr>
+              <w:t>-</w:t>
+            </w:r>
+          </w:p>
+        </w:tc>
+      </w:tr>
+      <w:tr>
+        <w:trPr>
+          <w:cnfStyle w:val="000000100000" w:firstRow="0" w:lastRow="0" w:firstColumn="0" w:lastColumn="0" w:oddVBand="0" w:evenVBand="0" w:oddHBand="1" w:evenHBand="0" w:firstRowFirstColumn="0" w:firstRowLastColumn="0" w:lastRowFirstColumn="0" w:lastRowLastColumn="0"/>
+          <w:trHeight w:val="320"/>
+        </w:trPr>
+        <w:tc>
+          <w:tcPr>
+            <w:cnfStyle w:val="001000000000" w:firstRow="0" w:lastRow="0" w:firstColumn="1" w:lastColumn="0" w:oddVBand="0" w:evenVBand="0" w:oddHBand="0" w:evenHBand="0" w:firstRowFirstColumn="0" w:firstRowLastColumn="0" w:lastRowFirstColumn="0" w:lastRowLastColumn="0"/>
+            <w:tcW w:w="633" w:type="dxa"/>
+            <w:noWrap/>
+            <w:hideMark/>
+          </w:tcPr>
+          <w:p>
+            <w:pPr>
+              <w:jc w:val="center"/>
+              <w:rPr>
+                <w:rFonts w:ascii="Aptos Narrow" w:hAnsi="Aptos Narrow"/>
+                <w:color w:val="000000"/>
+              </w:rPr>
+            </w:pPr>
+            <w:r>
+              <w:rPr>
+                <w:rFonts w:ascii="Aptos Narrow" w:hAnsi="Aptos Narrow"/>
+                <w:color w:val="000000"/>
+              </w:rPr>
+              <w:t>9</w:t>
+            </w:r>
+          </w:p>
+        </w:tc>
+        <w:tc>
+          <w:tcPr>
+            <w:tcW w:w="1047" w:type="dxa"/>
+            <w:noWrap/>
+            <w:hideMark/>
+          </w:tcPr>
+          <w:p>
+            <w:pPr>
+              <w:jc w:val="center"/>
+              <w:cnfStyle w:val="000000100000" w:firstRow="0" w:lastRow="0" w:firstColumn="0" w:lastColumn="0" w:oddVBand="0" w:evenVBand="0" w:oddHBand="1" w:evenHBand="0" w:firstRowFirstColumn="0" w:firstRowLastColumn="0" w:lastRowFirstColumn="0" w:lastRowLastColumn="0"/>
+              <w:rPr>
+                <w:rFonts w:ascii="Aptos Narrow" w:hAnsi="Aptos Narrow"/>
+                <w:color w:val="000000"/>
+              </w:rPr>
+            </w:pPr>
+            <w:r>
+              <w:rPr>
+                <w:rFonts w:ascii="Aptos Narrow" w:hAnsi="Aptos Narrow"/>
+                <w:color w:val="000000"/>
+              </w:rPr>
+              <w:t>Unstruct</w:t>
+            </w:r>
+          </w:p>
+        </w:tc>
+        <w:tc>
+          <w:tcPr>
+            <w:tcW w:w="2397" w:type="dxa"/>
+            <w:noWrap/>
+            <w:hideMark/>
+          </w:tcPr>
+          <w:p>
+            <w:pPr>
+              <w:jc w:val="center"/>
+              <w:cnfStyle w:val="000000100000" w:firstRow="0" w:lastRow="0" w:firstColumn="0" w:lastColumn="0" w:oddVBand="0" w:evenVBand="0" w:oddHBand="1" w:evenHBand="0" w:firstRowFirstColumn="0" w:firstRowLastColumn="0" w:lastRowFirstColumn="0" w:lastRowLastColumn="0"/>
+              <w:rPr>
+                <w:rFonts w:ascii="Aptos Narrow" w:hAnsi="Aptos Narrow"/>
+                <w:color w:val="000000"/>
+              </w:rPr>
+            </w:pPr>
+            <w:r>
+              <w:rPr>
+                <w:rFonts w:ascii="Aptos Narrow" w:hAnsi="Aptos Narrow"/>
+                <w:color w:val="000000"/>
+              </w:rPr>
+              <w:t>CO2 comp</w:t>
+            </w:r>
+          </w:p>
+        </w:tc>
+        <w:tc>
+          <w:tcPr>
+            <w:tcW w:w="400" w:type="dxa"/>
+            <w:noWrap/>
+            <w:hideMark/>
+          </w:tcPr>
+          <w:p>
+            <w:pPr>
+              <w:jc w:val="center"/>
+              <w:cnfStyle w:val="000000100000" w:firstRow="0" w:lastRow="0" w:firstColumn="0" w:lastColumn="0" w:oddVBand="0" w:evenVBand="0" w:oddHBand="1" w:evenHBand="0" w:firstRowFirstColumn="0" w:firstRowLastColumn="0" w:lastRowFirstColumn="0" w:lastRowLastColumn="0"/>
+              <w:rPr>
+                <w:rFonts w:ascii="Aptos Narrow" w:hAnsi="Aptos Narrow"/>
+                <w:color w:val="000000"/>
+              </w:rPr>
+            </w:pPr>
+            <w:r>
+              <w:rPr>
+                <w:rFonts w:ascii="Aptos Narrow" w:hAnsi="Aptos Narrow"/>
+                <w:color w:val="000000"/>
+              </w:rPr>
+              <w:t>-</w:t>
+            </w:r>
+          </w:p>
+        </w:tc>
+        <w:tc>
+          <w:tcPr>
+            <w:tcW w:w="911" w:type="dxa"/>
+            <w:noWrap/>
+            <w:hideMark/>
+          </w:tcPr>
+          <w:p>
+            <w:pPr>
+              <w:jc w:val="center"/>
+              <w:cnfStyle w:val="000000100000" w:firstRow="0" w:lastRow="0" w:firstColumn="0" w:lastColumn="0" w:oddVBand="0" w:evenVBand="0" w:oddHBand="1" w:evenHBand="0" w:firstRowFirstColumn="0" w:firstRowLastColumn="0" w:lastRowFirstColumn="0" w:lastRowLastColumn="0"/>
+              <w:rPr>
+                <w:rFonts w:ascii="Aptos Narrow" w:hAnsi="Aptos Narrow"/>
+                <w:color w:val="000000"/>
+              </w:rPr>
+            </w:pPr>
+            <w:r>
+              <w:rPr>
+                <w:rFonts w:ascii="Aptos Narrow" w:hAnsi="Aptos Narrow"/>
+                <w:color w:val="000000"/>
+              </w:rPr>
+              <w:t>-</w:t>
+            </w:r>
+          </w:p>
+        </w:tc>
+        <w:tc>
+          <w:tcPr>
+            <w:tcW w:w="1621" w:type="dxa"/>
+            <w:noWrap/>
+            <w:hideMark/>
+          </w:tcPr>
+          <w:p>
+            <w:pPr>
+              <w:jc w:val="center"/>
+              <w:cnfStyle w:val="000000100000" w:firstRow="0" w:lastRow="0" w:firstColumn="0" w:lastColumn="0" w:oddVBand="0" w:evenVBand="0" w:oddHBand="1" w:evenHBand="0" w:firstRowFirstColumn="0" w:firstRowLastColumn="0" w:lastRowFirstColumn="0" w:lastRowLastColumn="0"/>
+              <w:rPr>
+                <w:rFonts w:ascii="Aptos Narrow" w:hAnsi="Aptos Narrow"/>
+                <w:color w:val="000000"/>
+              </w:rPr>
+            </w:pPr>
+            <w:r>
+              <w:rPr>
+                <w:rFonts w:ascii="Aptos Narrow" w:hAnsi="Aptos Narrow"/>
+                <w:color w:val="000000"/>
+              </w:rPr>
+              <w:t>-</w:t>
+            </w:r>
+          </w:p>
+        </w:tc>
+        <w:tc>
+          <w:tcPr>
+            <w:tcW w:w="1285" w:type="dxa"/>
+            <w:noWrap/>
+            <w:hideMark/>
+          </w:tcPr>
+          <w:p>
+            <w:pPr>
+              <w:jc w:val="center"/>
+              <w:cnfStyle w:val="000000100000" w:firstRow="0" w:lastRow="0" w:firstColumn="0" w:lastColumn="0" w:oddVBand="0" w:evenVBand="0" w:oddHBand="1" w:evenHBand="0" w:firstRowFirstColumn="0" w:firstRowLastColumn="0" w:lastRowFirstColumn="0" w:lastRowLastColumn="0"/>
+              <w:rPr>
+                <w:rFonts w:ascii="Aptos Narrow" w:hAnsi="Aptos Narrow"/>
+                <w:color w:val="000000"/>
+              </w:rPr>
+            </w:pPr>
+            <w:r>
+              <w:rPr>
+                <w:rFonts w:ascii="Aptos Narrow" w:hAnsi="Aptos Narrow"/>
+                <w:color w:val="000000"/>
+              </w:rPr>
+              <w:t>-</w:t>
+            </w:r>
+          </w:p>
+        </w:tc>
+      </w:tr>
+      <w:tr>
+        <w:trPr>
+          <w:trHeight w:val="320"/>
+        </w:trPr>
+        <w:tc>
+          <w:tcPr>
+            <w:cnfStyle w:val="001000000000" w:firstRow="0" w:lastRow="0" w:firstColumn="1" w:lastColumn="0" w:oddVBand="0" w:evenVBand="0" w:oddHBand="0" w:evenHBand="0" w:firstRowFirstColumn="0" w:firstRowLastColumn="0" w:lastRowFirstColumn="0" w:lastRowLastColumn="0"/>
+            <w:tcW w:w="633" w:type="dxa"/>
+            <w:noWrap/>
+            <w:hideMark/>
+          </w:tcPr>
+          <w:p>
+            <w:pPr>
+              <w:jc w:val="center"/>
+              <w:rPr>
+                <w:rFonts w:ascii="Aptos Narrow" w:hAnsi="Aptos Narrow"/>
+                <w:color w:val="000000"/>
+              </w:rPr>
+            </w:pPr>
+            <w:r>
+              <w:rPr>
+                <w:rFonts w:ascii="Aptos Narrow" w:hAnsi="Aptos Narrow"/>
+                <w:color w:val="000000"/>
+              </w:rPr>
+              <w:t>10</w:t>
+            </w:r>
+          </w:p>
+        </w:tc>
+        <w:tc>
+          <w:tcPr>
+            <w:tcW w:w="1047" w:type="dxa"/>
+            <w:noWrap/>
+            <w:hideMark/>
+          </w:tcPr>
+          <w:p>
+            <w:pPr>
+              <w:jc w:val="center"/>
+              <w:cnfStyle w:val="000000000000" w:firstRow="0" w:lastRow="0" w:firstColumn="0" w:lastColumn="0" w:oddVBand="0" w:evenVBand="0" w:oddHBand="0" w:evenHBand="0" w:firstRowFirstColumn="0" w:firstRowLastColumn="0" w:lastRowFirstColumn="0" w:lastRowLastColumn="0"/>
+              <w:rPr>
+                <w:rFonts w:ascii="Aptos Narrow" w:hAnsi="Aptos Narrow"/>
+                <w:color w:val="000000"/>
+              </w:rPr>
+            </w:pPr>
+            <w:r>
+              <w:rPr>
+                <w:rFonts w:ascii="Aptos Narrow" w:hAnsi="Aptos Narrow"/>
+                <w:color w:val="000000"/>
+              </w:rPr>
+              <w:t>Cart</w:t>
+            </w:r>
+          </w:p>
+        </w:tc>
+        <w:tc>
+          <w:tcPr>
+            <w:tcW w:w="2397" w:type="dxa"/>
+            <w:noWrap/>
+            <w:hideMark/>
+          </w:tcPr>
+          <w:p>
+            <w:pPr>
+              <w:jc w:val="center"/>
+              <w:cnfStyle w:val="000000000000" w:firstRow="0" w:lastRow="0" w:firstColumn="0" w:lastColumn="0" w:oddVBand="0" w:evenVBand="0" w:oddHBand="0" w:evenHBand="0" w:firstRowFirstColumn="0" w:firstRowLastColumn="0" w:lastRowFirstColumn="0" w:lastRowLastColumn="0"/>
+              <w:rPr>
+                <w:rFonts w:ascii="Aptos Narrow" w:hAnsi="Aptos Narrow"/>
+                <w:color w:val="000000"/>
+              </w:rPr>
+            </w:pPr>
+            <w:r>
+              <w:rPr>
+                <w:rFonts w:ascii="Aptos Narrow" w:hAnsi="Aptos Narrow"/>
+                <w:color w:val="000000"/>
+              </w:rPr>
+              <w:t>H2-brine comp</w:t>
+            </w:r>
+          </w:p>
+        </w:tc>
+        <w:tc>
+          <w:tcPr>
+            <w:tcW w:w="400" w:type="dxa"/>
+            <w:noWrap/>
+            <w:hideMark/>
+          </w:tcPr>
+          <w:p>
+            <w:pPr>
+              <w:jc w:val="center"/>
+              <w:cnfStyle w:val="000000000000" w:firstRow="0" w:lastRow="0" w:firstColumn="0" w:lastColumn="0" w:oddVBand="0" w:evenVBand="0" w:oddHBand="0" w:evenHBand="0" w:firstRowFirstColumn="0" w:firstRowLastColumn="0" w:lastRowFirstColumn="0" w:lastRowLastColumn="0"/>
+              <w:rPr>
+                <w:rFonts w:ascii="Aptos Narrow" w:hAnsi="Aptos Narrow"/>
+                <w:color w:val="000000"/>
+              </w:rPr>
+            </w:pPr>
+            <w:r>
+              <w:rPr>
+                <w:rFonts w:ascii="Aptos Narrow" w:hAnsi="Aptos Narrow"/>
+                <w:color w:val="000000"/>
+              </w:rPr>
+              <w:t>-</w:t>
+            </w:r>
+          </w:p>
+        </w:tc>
+        <w:tc>
+          <w:tcPr>
+            <w:tcW w:w="911" w:type="dxa"/>
+            <w:noWrap/>
+            <w:hideMark/>
+          </w:tcPr>
+          <w:p>
+            <w:pPr>
+              <w:jc w:val="center"/>
+              <w:cnfStyle w:val="000000000000" w:firstRow="0" w:lastRow="0" w:firstColumn="0" w:lastColumn="0" w:oddVBand="0" w:evenVBand="0" w:oddHBand="0" w:evenHBand="0" w:firstRowFirstColumn="0" w:firstRowLastColumn="0" w:lastRowFirstColumn="0" w:lastRowLastColumn="0"/>
+              <w:rPr>
+                <w:rFonts w:ascii="Aptos Narrow" w:hAnsi="Aptos Narrow"/>
+                <w:color w:val="000000"/>
+              </w:rPr>
+            </w:pPr>
+            <w:r>
+              <w:rPr>
+                <w:rFonts w:ascii="Aptos Narrow" w:hAnsi="Aptos Narrow"/>
+                <w:color w:val="000000"/>
+              </w:rPr>
+              <w:t>-</w:t>
+            </w:r>
+          </w:p>
+        </w:tc>
+        <w:tc>
+          <w:tcPr>
+            <w:tcW w:w="1621" w:type="dxa"/>
+            <w:noWrap/>
+            <w:hideMark/>
+          </w:tcPr>
+          <w:p>
+            <w:pPr>
+              <w:jc w:val="center"/>
+              <w:cnfStyle w:val="000000000000" w:firstRow="0" w:lastRow="0" w:firstColumn="0" w:lastColumn="0" w:oddVBand="0" w:evenVBand="0" w:oddHBand="0" w:evenHBand="0" w:firstRowFirstColumn="0" w:firstRowLastColumn="0" w:lastRowFirstColumn="0" w:lastRowLastColumn="0"/>
+              <w:rPr>
+                <w:rFonts w:ascii="Aptos Narrow" w:hAnsi="Aptos Narrow"/>
+                <w:color w:val="000000"/>
+              </w:rPr>
+            </w:pPr>
+            <w:r>
+              <w:rPr>
+                <w:rFonts w:ascii="Aptos Narrow" w:hAnsi="Aptos Narrow"/>
+                <w:color w:val="000000"/>
+              </w:rPr>
+              <w:t>-</w:t>
+            </w:r>
+          </w:p>
+        </w:tc>
+        <w:tc>
+          <w:tcPr>
+            <w:tcW w:w="1285" w:type="dxa"/>
+            <w:noWrap/>
+            <w:hideMark/>
+          </w:tcPr>
+          <w:p>
+            <w:pPr>
+              <w:jc w:val="center"/>
+              <w:cnfStyle w:val="000000000000" w:firstRow="0" w:lastRow="0" w:firstColumn="0" w:lastColumn="0" w:oddVBand="0" w:evenVBand="0" w:oddHBand="0" w:evenHBand="0" w:firstRowFirstColumn="0" w:firstRowLastColumn="0" w:lastRowFirstColumn="0" w:lastRowLastColumn="0"/>
+              <w:rPr>
+                <w:rFonts w:ascii="Aptos Narrow" w:hAnsi="Aptos Narrow"/>
+                <w:color w:val="000000"/>
+              </w:rPr>
+            </w:pPr>
+            <w:r>
+              <w:rPr>
+                <w:rFonts w:ascii="Aptos Narrow" w:hAnsi="Aptos Narrow"/>
+                <w:color w:val="000000"/>
+              </w:rPr>
+              <w:t>-</w:t>
+            </w:r>
+          </w:p>
+        </w:tc>
+      </w:tr>
+      <w:tr>
+        <w:trPr>
+          <w:cnfStyle w:val="000000100000" w:firstRow="0" w:lastRow="0" w:firstColumn="0" w:lastColumn="0" w:oddVBand="0" w:evenVBand="0" w:oddHBand="1" w:evenHBand="0" w:firstRowFirstColumn="0" w:firstRowLastColumn="0" w:lastRowFirstColumn="0" w:lastRowLastColumn="0"/>
+          <w:trHeight w:val="320"/>
+        </w:trPr>
+        <w:tc>
+          <w:tcPr>
+            <w:cnfStyle w:val="001000000000" w:firstRow="0" w:lastRow="0" w:firstColumn="1" w:lastColumn="0" w:oddVBand="0" w:evenVBand="0" w:oddHBand="0" w:evenHBand="0" w:firstRowFirstColumn="0" w:firstRowLastColumn="0" w:lastRowFirstColumn="0" w:lastRowLastColumn="0"/>
+            <w:tcW w:w="633" w:type="dxa"/>
+            <w:noWrap/>
+            <w:hideMark/>
+          </w:tcPr>
+          <w:p>
+            <w:pPr>
+              <w:jc w:val="center"/>
+              <w:rPr>
+                <w:rFonts w:ascii="Aptos Narrow" w:hAnsi="Aptos Narrow"/>
+                <w:color w:val="000000"/>
+              </w:rPr>
+            </w:pPr>
+            <w:r>
+              <w:rPr>
+                <w:rFonts w:ascii="Aptos Narrow" w:hAnsi="Aptos Narrow"/>
+                <w:color w:val="000000"/>
+              </w:rPr>
+              <w:t>11</w:t>
+            </w:r>
+          </w:p>
+        </w:tc>
+        <w:tc>
+          <w:tcPr>
+            <w:tcW w:w="1047" w:type="dxa"/>
+            <w:noWrap/>
+            <w:hideMark/>
+          </w:tcPr>
+          <w:p>
+            <w:pPr>
+              <w:jc w:val="center"/>
+              <w:cnfStyle w:val="000000100000" w:firstRow="0" w:lastRow="0" w:firstColumn="0" w:lastColumn="0" w:oddVBand="0" w:evenVBand="0" w:oddHBand="1" w:evenHBand="0" w:firstRowFirstColumn="0" w:firstRowLastColumn="0" w:lastRowFirstColumn="0" w:lastRowLastColumn="0"/>
+              <w:rPr>
+                <w:rFonts w:ascii="Aptos Narrow" w:hAnsi="Aptos Narrow"/>
+                <w:color w:val="000000"/>
+              </w:rPr>
+            </w:pPr>
+            <w:r>
+              <w:rPr>
+                <w:rFonts w:ascii="Aptos Narrow" w:hAnsi="Aptos Narrow"/>
+                <w:color w:val="000000"/>
+              </w:rPr>
+              <w:t>CPG</w:t>
+            </w:r>
+          </w:p>
+        </w:tc>
+        <w:tc>
+          <w:tcPr>
+            <w:tcW w:w="2397" w:type="dxa"/>
+            <w:noWrap/>
+            <w:hideMark/>
+          </w:tcPr>
+          <w:p>
+            <w:pPr>
+              <w:jc w:val="center"/>
+              <w:cnfStyle w:val="000000100000" w:firstRow="0" w:lastRow="0" w:firstColumn="0" w:lastColumn="0" w:oddVBand="0" w:evenVBand="0" w:oddHBand="1" w:evenHBand="0" w:firstRowFirstColumn="0" w:firstRowLastColumn="0" w:lastRowFirstColumn="0" w:lastRowLastColumn="0"/>
+              <w:rPr>
+                <w:rFonts w:ascii="Aptos Narrow" w:hAnsi="Aptos Narrow"/>
+                <w:color w:val="000000"/>
+              </w:rPr>
+            </w:pPr>
+            <w:r>
+              <w:rPr>
+                <w:rFonts w:ascii="Aptos Narrow" w:hAnsi="Aptos Narrow"/>
+                <w:color w:val="000000"/>
+              </w:rPr>
+              <w:t>H2-brine comp</w:t>
+            </w:r>
+          </w:p>
+        </w:tc>
+        <w:tc>
+          <w:tcPr>
+            <w:tcW w:w="400" w:type="dxa"/>
+            <w:noWrap/>
+            <w:hideMark/>
+          </w:tcPr>
+          <w:p>
+            <w:pPr>
+              <w:jc w:val="center"/>
+              <w:cnfStyle w:val="000000100000" w:firstRow="0" w:lastRow="0" w:firstColumn="0" w:lastColumn="0" w:oddVBand="0" w:evenVBand="0" w:oddHBand="1" w:evenHBand="0" w:firstRowFirstColumn="0" w:firstRowLastColumn="0" w:lastRowFirstColumn="0" w:lastRowLastColumn="0"/>
+              <w:rPr>
+                <w:rFonts w:ascii="Aptos Narrow" w:hAnsi="Aptos Narrow"/>
+                <w:color w:val="000000"/>
+              </w:rPr>
+            </w:pPr>
+            <w:r>
+              <w:rPr>
+                <w:rFonts w:ascii="Aptos Narrow" w:hAnsi="Aptos Narrow"/>
+                <w:color w:val="000000"/>
+              </w:rPr>
+              <w:t>-</w:t>
+            </w:r>
+          </w:p>
+        </w:tc>
+        <w:tc>
+          <w:tcPr>
+            <w:tcW w:w="911" w:type="dxa"/>
+            <w:noWrap/>
+            <w:hideMark/>
+          </w:tcPr>
+          <w:p>
+            <w:pPr>
+              <w:jc w:val="center"/>
+              <w:cnfStyle w:val="000000100000" w:firstRow="0" w:lastRow="0" w:firstColumn="0" w:lastColumn="0" w:oddVBand="0" w:evenVBand="0" w:oddHBand="1" w:evenHBand="0" w:firstRowFirstColumn="0" w:firstRowLastColumn="0" w:lastRowFirstColumn="0" w:lastRowLastColumn="0"/>
+              <w:rPr>
+                <w:rFonts w:ascii="Aptos Narrow" w:hAnsi="Aptos Narrow"/>
+                <w:color w:val="000000"/>
+              </w:rPr>
+            </w:pPr>
+            <w:r>
+              <w:rPr>
+                <w:rFonts w:ascii="Aptos Narrow" w:hAnsi="Aptos Narrow"/>
+                <w:color w:val="000000"/>
+              </w:rPr>
+              <w:t>-</w:t>
+            </w:r>
+          </w:p>
+        </w:tc>
+        <w:tc>
+          <w:tcPr>
+            <w:tcW w:w="1621" w:type="dxa"/>
+            <w:noWrap/>
+            <w:hideMark/>
+          </w:tcPr>
+          <w:p>
+            <w:pPr>
+              <w:jc w:val="center"/>
+              <w:cnfStyle w:val="000000100000" w:firstRow="0" w:lastRow="0" w:firstColumn="0" w:lastColumn="0" w:oddVBand="0" w:evenVBand="0" w:oddHBand="1" w:evenHBand="0" w:firstRowFirstColumn="0" w:firstRowLastColumn="0" w:lastRowFirstColumn="0" w:lastRowLastColumn="0"/>
+              <w:rPr>
+                <w:rFonts w:ascii="Aptos Narrow" w:hAnsi="Aptos Narrow"/>
+                <w:color w:val="000000"/>
+              </w:rPr>
+            </w:pPr>
+            <w:r>
+              <w:rPr>
+                <w:rFonts w:ascii="Aptos Narrow" w:hAnsi="Aptos Narrow"/>
+                <w:color w:val="000000"/>
+              </w:rPr>
+              <w:t>-</w:t>
+            </w:r>
+          </w:p>
+        </w:tc>
+        <w:tc>
+          <w:tcPr>
+            <w:tcW w:w="1285" w:type="dxa"/>
+            <w:noWrap/>
+            <w:hideMark/>
+          </w:tcPr>
+          <w:p>
+            <w:pPr>
+              <w:jc w:val="center"/>
+              <w:cnfStyle w:val="000000100000" w:firstRow="0" w:lastRow="0" w:firstColumn="0" w:lastColumn="0" w:oddVBand="0" w:evenVBand="0" w:oddHBand="1" w:evenHBand="0" w:firstRowFirstColumn="0" w:firstRowLastColumn="0" w:lastRowFirstColumn="0" w:lastRowLastColumn="0"/>
+              <w:rPr>
+                <w:rFonts w:ascii="Aptos Narrow" w:hAnsi="Aptos Narrow"/>
+                <w:color w:val="000000"/>
+              </w:rPr>
+            </w:pPr>
+            <w:r>
+              <w:rPr>
+                <w:rFonts w:ascii="Aptos Narrow" w:hAnsi="Aptos Narrow"/>
+                <w:color w:val="000000"/>
+              </w:rPr>
+              <w:t>-</w:t>
+            </w:r>
+          </w:p>
+        </w:tc>
+      </w:tr>
+      <w:tr>
+        <w:trPr>
+          <w:trHeight w:val="320"/>
+        </w:trPr>
+        <w:tc>
+          <w:tcPr>
+            <w:cnfStyle w:val="001000000000" w:firstRow="0" w:lastRow="0" w:firstColumn="1" w:lastColumn="0" w:oddVBand="0" w:evenVBand="0" w:oddHBand="0" w:evenHBand="0" w:firstRowFirstColumn="0" w:firstRowLastColumn="0" w:lastRowFirstColumn="0" w:lastRowLastColumn="0"/>
+            <w:tcW w:w="633" w:type="dxa"/>
+            <w:noWrap/>
+            <w:hideMark/>
+          </w:tcPr>
+          <w:p>
+            <w:pPr>
+              <w:jc w:val="center"/>
+              <w:rPr>
+                <w:rFonts w:ascii="Aptos Narrow" w:hAnsi="Aptos Narrow"/>
+                <w:color w:val="000000"/>
+              </w:rPr>
+            </w:pPr>
+            <w:r>
+              <w:rPr>
+                <w:rFonts w:ascii="Aptos Narrow" w:hAnsi="Aptos Narrow"/>
+                <w:color w:val="000000"/>
+              </w:rPr>
+              <w:t>12</w:t>
+            </w:r>
+          </w:p>
+        </w:tc>
+        <w:tc>
+          <w:tcPr>
+            <w:tcW w:w="1047" w:type="dxa"/>
+            <w:noWrap/>
+            <w:hideMark/>
+          </w:tcPr>
+          <w:p>
+            <w:pPr>
+              <w:jc w:val="center"/>
+              <w:cnfStyle w:val="000000000000" w:firstRow="0" w:lastRow="0" w:firstColumn="0" w:lastColumn="0" w:oddVBand="0" w:evenVBand="0" w:oddHBand="0" w:evenHBand="0" w:firstRowFirstColumn="0" w:firstRowLastColumn="0" w:lastRowFirstColumn="0" w:lastRowLastColumn="0"/>
+              <w:rPr>
+                <w:rFonts w:ascii="Aptos Narrow" w:hAnsi="Aptos Narrow"/>
+                <w:color w:val="000000"/>
+              </w:rPr>
+            </w:pPr>
+            <w:r>
+              <w:rPr>
+                <w:rFonts w:ascii="Aptos Narrow" w:hAnsi="Aptos Narrow"/>
+                <w:color w:val="000000"/>
+              </w:rPr>
+              <w:t>Unstruct</w:t>
+            </w:r>
+          </w:p>
+        </w:tc>
+        <w:tc>
+          <w:tcPr>
+            <w:tcW w:w="2397" w:type="dxa"/>
+            <w:noWrap/>
+            <w:hideMark/>
+          </w:tcPr>
+          <w:p>
+            <w:pPr>
+              <w:jc w:val="center"/>
+              <w:cnfStyle w:val="000000000000" w:firstRow="0" w:lastRow="0" w:firstColumn="0" w:lastColumn="0" w:oddVBand="0" w:evenVBand="0" w:oddHBand="0" w:evenHBand="0" w:firstRowFirstColumn="0" w:firstRowLastColumn="0" w:lastRowFirstColumn="0" w:lastRowLastColumn="0"/>
+              <w:rPr>
+                <w:rFonts w:ascii="Aptos Narrow" w:hAnsi="Aptos Narrow"/>
+                <w:color w:val="000000"/>
+              </w:rPr>
+            </w:pPr>
+            <w:r>
+              <w:rPr>
+                <w:rFonts w:ascii="Aptos Narrow" w:hAnsi="Aptos Narrow"/>
+                <w:color w:val="000000"/>
+              </w:rPr>
+              <w:t>H2-brine comp</w:t>
+            </w:r>
+          </w:p>
+        </w:tc>
+        <w:tc>
+          <w:tcPr>
+            <w:tcW w:w="400" w:type="dxa"/>
+            <w:noWrap/>
+            <w:hideMark/>
+          </w:tcPr>
+          <w:p>
+            <w:pPr>
+              <w:jc w:val="center"/>
+              <w:cnfStyle w:val="000000000000" w:firstRow="0" w:lastRow="0" w:firstColumn="0" w:lastColumn="0" w:oddVBand="0" w:evenVBand="0" w:oddHBand="0" w:evenHBand="0" w:firstRowFirstColumn="0" w:firstRowLastColumn="0" w:lastRowFirstColumn="0" w:lastRowLastColumn="0"/>
+              <w:rPr>
+                <w:rFonts w:ascii="Aptos Narrow" w:hAnsi="Aptos Narrow"/>
+                <w:color w:val="000000"/>
+              </w:rPr>
+            </w:pPr>
+            <w:r>
+              <w:rPr>
+                <w:rFonts w:ascii="Aptos Narrow" w:hAnsi="Aptos Narrow"/>
+                <w:color w:val="000000"/>
+              </w:rPr>
+              <w:t>-</w:t>
+            </w:r>
+          </w:p>
+        </w:tc>
+        <w:tc>
+          <w:tcPr>
+            <w:tcW w:w="911" w:type="dxa"/>
+            <w:noWrap/>
+            <w:hideMark/>
+          </w:tcPr>
+          <w:p>
+            <w:pPr>
+              <w:jc w:val="center"/>
+              <w:cnfStyle w:val="000000000000" w:firstRow="0" w:lastRow="0" w:firstColumn="0" w:lastColumn="0" w:oddVBand="0" w:evenVBand="0" w:oddHBand="0" w:evenHBand="0" w:firstRowFirstColumn="0" w:firstRowLastColumn="0" w:lastRowFirstColumn="0" w:lastRowLastColumn="0"/>
+              <w:rPr>
+                <w:rFonts w:ascii="Aptos Narrow" w:hAnsi="Aptos Narrow"/>
+                <w:color w:val="000000"/>
+              </w:rPr>
+            </w:pPr>
+            <w:r>
+              <w:rPr>
+                <w:rFonts w:ascii="Aptos Narrow" w:hAnsi="Aptos Narrow"/>
+                <w:color w:val="000000"/>
+              </w:rPr>
+              <w:t>-</w:t>
+            </w:r>
+          </w:p>
+        </w:tc>
+        <w:tc>
+          <w:tcPr>
+            <w:tcW w:w="1621" w:type="dxa"/>
+            <w:noWrap/>
+            <w:hideMark/>
+          </w:tcPr>
+          <w:p>
+            <w:pPr>
+              <w:jc w:val="center"/>
+              <w:cnfStyle w:val="000000000000" w:firstRow="0" w:lastRow="0" w:firstColumn="0" w:lastColumn="0" w:oddVBand="0" w:evenVBand="0" w:oddHBand="0" w:evenHBand="0" w:firstRowFirstColumn="0" w:firstRowLastColumn="0" w:lastRowFirstColumn="0" w:lastRowLastColumn="0"/>
+              <w:rPr>
+                <w:rFonts w:ascii="Aptos Narrow" w:hAnsi="Aptos Narrow"/>
+                <w:color w:val="000000"/>
+              </w:rPr>
+            </w:pPr>
+            <w:r>
+              <w:rPr>
+                <w:rFonts w:ascii="Aptos Narrow" w:hAnsi="Aptos Narrow"/>
+                <w:color w:val="000000"/>
+              </w:rPr>
+              <w:t>-</w:t>
+            </w:r>
+          </w:p>
+        </w:tc>
+        <w:tc>
+          <w:tcPr>
+            <w:tcW w:w="1285" w:type="dxa"/>
+            <w:noWrap/>
+            <w:hideMark/>
+          </w:tcPr>
+          <w:p>
+            <w:pPr>
+              <w:jc w:val="center"/>
+              <w:cnfStyle w:val="000000000000" w:firstRow="0" w:lastRow="0" w:firstColumn="0" w:lastColumn="0" w:oddVBand="0" w:evenVBand="0" w:oddHBand="0" w:evenHBand="0" w:firstRowFirstColumn="0" w:firstRowLastColumn="0" w:lastRowFirstColumn="0" w:lastRowLastColumn="0"/>
+              <w:rPr>
+                <w:rFonts w:ascii="Aptos Narrow" w:hAnsi="Aptos Narrow"/>
+                <w:color w:val="000000"/>
+              </w:rPr>
+            </w:pPr>
+            <w:r>
+              <w:rPr>
+                <w:rFonts w:ascii="Aptos Narrow" w:hAnsi="Aptos Narrow"/>
+                <w:color w:val="000000"/>
+              </w:rPr>
+              <w:t>-</w:t>
+            </w:r>
+          </w:p>
+        </w:tc>
+      </w:tr>
+      <w:tr>
+        <w:trPr>
+          <w:cnfStyle w:val="000000100000" w:firstRow="0" w:lastRow="0" w:firstColumn="0" w:lastColumn="0" w:oddVBand="0" w:evenVBand="0" w:oddHBand="1" w:evenHBand="0" w:firstRowFirstColumn="0" w:firstRowLastColumn="0" w:lastRowFirstColumn="0" w:lastRowLastColumn="0"/>
+          <w:trHeight w:val="320"/>
+        </w:trPr>
+        <w:tc>
+          <w:tcPr>
+            <w:cnfStyle w:val="001000000000" w:firstRow="0" w:lastRow="0" w:firstColumn="1" w:lastColumn="0" w:oddVBand="0" w:evenVBand="0" w:oddHBand="0" w:evenHBand="0" w:firstRowFirstColumn="0" w:firstRowLastColumn="0" w:lastRowFirstColumn="0" w:lastRowLastColumn="0"/>
+            <w:tcW w:w="633" w:type="dxa"/>
+            <w:noWrap/>
+            <w:hideMark/>
+          </w:tcPr>
+          <w:p>
+            <w:pPr>
+              <w:jc w:val="center"/>
+              <w:rPr>
+                <w:rFonts w:ascii="Aptos Narrow" w:hAnsi="Aptos Narrow"/>
+                <w:color w:val="000000"/>
+              </w:rPr>
+            </w:pPr>
+            <w:r>
+              <w:rPr>
+                <w:rFonts w:ascii="Aptos Narrow" w:hAnsi="Aptos Narrow"/>
+                <w:color w:val="000000"/>
+              </w:rPr>
+              <w:t>13</w:t>
+            </w:r>
+          </w:p>
+        </w:tc>
+        <w:tc>
+          <w:tcPr>
+            <w:tcW w:w="1047" w:type="dxa"/>
+            <w:noWrap/>
+            <w:hideMark/>
+          </w:tcPr>
+          <w:p>
+            <w:pPr>
+              <w:jc w:val="center"/>
+              <w:cnfStyle w:val="000000100000" w:firstRow="0" w:lastRow="0" w:firstColumn="0" w:lastColumn="0" w:oddVBand="0" w:evenVBand="0" w:oddHBand="1" w:evenHBand="0" w:firstRowFirstColumn="0" w:firstRowLastColumn="0" w:lastRowFirstColumn="0" w:lastRowLastColumn="0"/>
+              <w:rPr>
+                <w:rFonts w:ascii="Aptos Narrow" w:hAnsi="Aptos Narrow"/>
+                <w:color w:val="000000"/>
+              </w:rPr>
+            </w:pPr>
+            <w:r>
+              <w:rPr>
+                <w:rFonts w:ascii="Aptos Narrow" w:hAnsi="Aptos Narrow"/>
+                <w:color w:val="000000"/>
+              </w:rPr>
+              <w:t>Cart</w:t>
+            </w:r>
+          </w:p>
+        </w:tc>
+        <w:tc>
+          <w:tcPr>
+            <w:tcW w:w="2397" w:type="dxa"/>
+            <w:noWrap/>
+            <w:hideMark/>
+          </w:tcPr>
+          <w:p>
+            <w:pPr>
+              <w:jc w:val="center"/>
+              <w:cnfStyle w:val="000000100000" w:firstRow="0" w:lastRow="0" w:firstColumn="0" w:lastColumn="0" w:oddVBand="0" w:evenVBand="0" w:oddHBand="1" w:evenHBand="0" w:firstRowFirstColumn="0" w:firstRowLastColumn="0" w:lastRowFirstColumn="0" w:lastRowLastColumn="0"/>
+              <w:rPr>
+                <w:rFonts w:ascii="Aptos Narrow" w:hAnsi="Aptos Narrow"/>
+                <w:color w:val="000000"/>
+              </w:rPr>
+            </w:pPr>
+            <w:r>
+              <w:rPr>
+                <w:rFonts w:ascii="Aptos Narrow" w:hAnsi="Aptos Narrow"/>
+                <w:color w:val="000000"/>
+              </w:rPr>
+              <w:t>H2-CH4-brine comp</w:t>
+            </w:r>
+          </w:p>
+        </w:tc>
+        <w:tc>
+          <w:tcPr>
+            <w:tcW w:w="400" w:type="dxa"/>
+            <w:noWrap/>
+            <w:hideMark/>
+          </w:tcPr>
+          <w:p>
+            <w:pPr>
+              <w:jc w:val="center"/>
+              <w:cnfStyle w:val="000000100000" w:firstRow="0" w:lastRow="0" w:firstColumn="0" w:lastColumn="0" w:oddVBand="0" w:evenVBand="0" w:oddHBand="1" w:evenHBand="0" w:firstRowFirstColumn="0" w:firstRowLastColumn="0" w:lastRowFirstColumn="0" w:lastRowLastColumn="0"/>
+              <w:rPr>
+                <w:rFonts w:ascii="Aptos Narrow" w:hAnsi="Aptos Narrow"/>
+                <w:color w:val="000000"/>
+              </w:rPr>
+            </w:pPr>
+            <w:r>
+              <w:rPr>
+                <w:rFonts w:ascii="Aptos Narrow" w:hAnsi="Aptos Narrow"/>
+                <w:color w:val="000000"/>
+              </w:rPr>
+              <w:t>-</w:t>
+            </w:r>
+          </w:p>
+        </w:tc>
+        <w:tc>
+          <w:tcPr>
+            <w:tcW w:w="911" w:type="dxa"/>
+            <w:noWrap/>
+            <w:hideMark/>
+          </w:tcPr>
+          <w:p>
+            <w:pPr>
+              <w:jc w:val="center"/>
+              <w:cnfStyle w:val="000000100000" w:firstRow="0" w:lastRow="0" w:firstColumn="0" w:lastColumn="0" w:oddVBand="0" w:evenVBand="0" w:oddHBand="1" w:evenHBand="0" w:firstRowFirstColumn="0" w:firstRowLastColumn="0" w:lastRowFirstColumn="0" w:lastRowLastColumn="0"/>
+              <w:rPr>
+                <w:rFonts w:ascii="Aptos Narrow" w:hAnsi="Aptos Narrow"/>
+                <w:color w:val="000000"/>
+              </w:rPr>
+            </w:pPr>
+            <w:r>
+              <w:rPr>
+                <w:rFonts w:ascii="Aptos Narrow" w:hAnsi="Aptos Narrow"/>
+                <w:color w:val="000000"/>
+              </w:rPr>
+              <w:t>-</w:t>
+            </w:r>
+          </w:p>
+        </w:tc>
+        <w:tc>
+          <w:tcPr>
+            <w:tcW w:w="1621" w:type="dxa"/>
+            <w:noWrap/>
+            <w:hideMark/>
+          </w:tcPr>
+          <w:p>
+            <w:pPr>
+              <w:jc w:val="center"/>
+              <w:cnfStyle w:val="000000100000" w:firstRow="0" w:lastRow="0" w:firstColumn="0" w:lastColumn="0" w:oddVBand="0" w:evenVBand="0" w:oddHBand="1" w:evenHBand="0" w:firstRowFirstColumn="0" w:firstRowLastColumn="0" w:lastRowFirstColumn="0" w:lastRowLastColumn="0"/>
+              <w:rPr>
+                <w:rFonts w:ascii="Aptos Narrow" w:hAnsi="Aptos Narrow"/>
+                <w:color w:val="000000"/>
+              </w:rPr>
+            </w:pPr>
+            <w:r>
+              <w:rPr>
+                <w:rFonts w:ascii="Aptos Narrow" w:hAnsi="Aptos Narrow"/>
+                <w:color w:val="000000"/>
+              </w:rPr>
+              <w:t>-</w:t>
+            </w:r>
+          </w:p>
+        </w:tc>
+        <w:tc>
+          <w:tcPr>
+            <w:tcW w:w="1285" w:type="dxa"/>
+            <w:noWrap/>
+            <w:hideMark/>
+          </w:tcPr>
+          <w:p>
+            <w:pPr>
+              <w:jc w:val="center"/>
+              <w:cnfStyle w:val="000000100000" w:firstRow="0" w:lastRow="0" w:firstColumn="0" w:lastColumn="0" w:oddVBand="0" w:evenVBand="0" w:oddHBand="1" w:evenHBand="0" w:firstRowFirstColumn="0" w:firstRowLastColumn="0" w:lastRowFirstColumn="0" w:lastRowLastColumn="0"/>
+              <w:rPr>
+                <w:rFonts w:ascii="Aptos Narrow" w:hAnsi="Aptos Narrow"/>
+                <w:color w:val="000000"/>
+              </w:rPr>
+            </w:pPr>
+            <w:r>
+              <w:rPr>
+                <w:rFonts w:ascii="Aptos Narrow" w:hAnsi="Aptos Narrow"/>
+                <w:color w:val="000000"/>
+              </w:rPr>
+              <w:t>-</w:t>
+            </w:r>
+          </w:p>
+        </w:tc>
+      </w:tr>
+      <w:tr>
+        <w:trPr>
+          <w:trHeight w:val="320"/>
+        </w:trPr>
+        <w:tc>
+          <w:tcPr>
+            <w:cnfStyle w:val="001000000000" w:firstRow="0" w:lastRow="0" w:firstColumn="1" w:lastColumn="0" w:oddVBand="0" w:evenVBand="0" w:oddHBand="0" w:evenHBand="0" w:firstRowFirstColumn="0" w:firstRowLastColumn="0" w:lastRowFirstColumn="0" w:lastRowLastColumn="0"/>
+            <w:tcW w:w="633" w:type="dxa"/>
+            <w:noWrap/>
+            <w:hideMark/>
+          </w:tcPr>
+          <w:p>
+            <w:pPr>
+              <w:jc w:val="center"/>
+              <w:rPr>
+                <w:rFonts w:ascii="Aptos Narrow" w:hAnsi="Aptos Narrow"/>
+                <w:color w:val="000000"/>
+              </w:rPr>
+            </w:pPr>
+            <w:r>
+              <w:rPr>
+                <w:rFonts w:ascii="Aptos Narrow" w:hAnsi="Aptos Narrow"/>
+                <w:color w:val="000000"/>
+              </w:rPr>
+              <w:t>14</w:t>
+            </w:r>
+          </w:p>
+        </w:tc>
+        <w:tc>
+          <w:tcPr>
+            <w:tcW w:w="1047" w:type="dxa"/>
+            <w:noWrap/>
+            <w:hideMark/>
+          </w:tcPr>
+          <w:p>
+            <w:pPr>
+              <w:jc w:val="center"/>
+              <w:cnfStyle w:val="000000000000" w:firstRow="0" w:lastRow="0" w:firstColumn="0" w:lastColumn="0" w:oddVBand="0" w:evenVBand="0" w:oddHBand="0" w:evenHBand="0" w:firstRowFirstColumn="0" w:firstRowLastColumn="0" w:lastRowFirstColumn="0" w:lastRowLastColumn="0"/>
+              <w:rPr>
+                <w:rFonts w:ascii="Aptos Narrow" w:hAnsi="Aptos Narrow"/>
+                <w:color w:val="000000"/>
+              </w:rPr>
+            </w:pPr>
+            <w:r>
+              <w:rPr>
+                <w:rFonts w:ascii="Aptos Narrow" w:hAnsi="Aptos Narrow"/>
+                <w:color w:val="000000"/>
+              </w:rPr>
+              <w:t>CPG</w:t>
+            </w:r>
+          </w:p>
+        </w:tc>
+        <w:tc>
+          <w:tcPr>
+            <w:tcW w:w="2397" w:type="dxa"/>
+            <w:noWrap/>
+            <w:hideMark/>
+          </w:tcPr>
+          <w:p>
+            <w:pPr>
+              <w:jc w:val="center"/>
+              <w:cnfStyle w:val="000000000000" w:firstRow="0" w:lastRow="0" w:firstColumn="0" w:lastColumn="0" w:oddVBand="0" w:evenVBand="0" w:oddHBand="0" w:evenHBand="0" w:firstRowFirstColumn="0" w:firstRowLastColumn="0" w:lastRowFirstColumn="0" w:lastRowLastColumn="0"/>
+              <w:rPr>
+                <w:rFonts w:ascii="Aptos Narrow" w:hAnsi="Aptos Narrow"/>
+                <w:color w:val="000000"/>
+              </w:rPr>
+            </w:pPr>
+            <w:r>
+              <w:rPr>
+                <w:rFonts w:ascii="Aptos Narrow" w:hAnsi="Aptos Narrow"/>
+                <w:color w:val="000000"/>
+              </w:rPr>
+              <w:t>H2-CH4-brine comp</w:t>
+            </w:r>
+          </w:p>
+        </w:tc>
+        <w:tc>
+          <w:tcPr>
+            <w:tcW w:w="400" w:type="dxa"/>
+            <w:noWrap/>
+            <w:hideMark/>
+          </w:tcPr>
+          <w:p>
+            <w:pPr>
+              <w:jc w:val="center"/>
+              <w:cnfStyle w:val="000000000000" w:firstRow="0" w:lastRow="0" w:firstColumn="0" w:lastColumn="0" w:oddVBand="0" w:evenVBand="0" w:oddHBand="0" w:evenHBand="0" w:firstRowFirstColumn="0" w:firstRowLastColumn="0" w:lastRowFirstColumn="0" w:lastRowLastColumn="0"/>
+              <w:rPr>
+                <w:rFonts w:ascii="Aptos Narrow" w:hAnsi="Aptos Narrow"/>
+                <w:color w:val="000000"/>
+              </w:rPr>
+            </w:pPr>
+            <w:r>
+              <w:rPr>
+                <w:rFonts w:ascii="Aptos Narrow" w:hAnsi="Aptos Narrow"/>
+                <w:color w:val="000000"/>
+              </w:rPr>
+              <w:t>-</w:t>
+            </w:r>
+          </w:p>
+        </w:tc>
+        <w:tc>
+          <w:tcPr>
+            <w:tcW w:w="911" w:type="dxa"/>
+            <w:noWrap/>
+            <w:hideMark/>
+          </w:tcPr>
+          <w:p>
+            <w:pPr>
+              <w:jc w:val="center"/>
+              <w:cnfStyle w:val="000000000000" w:firstRow="0" w:lastRow="0" w:firstColumn="0" w:lastColumn="0" w:oddVBand="0" w:evenVBand="0" w:oddHBand="0" w:evenHBand="0" w:firstRowFirstColumn="0" w:firstRowLastColumn="0" w:lastRowFirstColumn="0" w:lastRowLastColumn="0"/>
+              <w:rPr>
+                <w:rFonts w:ascii="Aptos Narrow" w:hAnsi="Aptos Narrow"/>
+                <w:color w:val="000000"/>
+              </w:rPr>
+            </w:pPr>
+            <w:r>
+              <w:rPr>
+                <w:rFonts w:ascii="Aptos Narrow" w:hAnsi="Aptos Narrow"/>
+                <w:color w:val="000000"/>
+              </w:rPr>
+              <w:t>-</w:t>
+            </w:r>
+          </w:p>
+        </w:tc>
+        <w:tc>
+          <w:tcPr>
+            <w:tcW w:w="1621" w:type="dxa"/>
+            <w:noWrap/>
+            <w:hideMark/>
+          </w:tcPr>
+          <w:p>
+            <w:pPr>
+              <w:jc w:val="center"/>
+              <w:cnfStyle w:val="000000000000" w:firstRow="0" w:lastRow="0" w:firstColumn="0" w:lastColumn="0" w:oddVBand="0" w:evenVBand="0" w:oddHBand="0" w:evenHBand="0" w:firstRowFirstColumn="0" w:firstRowLastColumn="0" w:lastRowFirstColumn="0" w:lastRowLastColumn="0"/>
+              <w:rPr>
+                <w:rFonts w:ascii="Aptos Narrow" w:hAnsi="Aptos Narrow"/>
+                <w:color w:val="000000"/>
+              </w:rPr>
+            </w:pPr>
+            <w:r>
+              <w:rPr>
+                <w:rFonts w:ascii="Aptos Narrow" w:hAnsi="Aptos Narrow"/>
+                <w:color w:val="000000"/>
+              </w:rPr>
+              <w:t>-</w:t>
+            </w:r>
+          </w:p>
+        </w:tc>
+        <w:tc>
+          <w:tcPr>
+            <w:tcW w:w="1285" w:type="dxa"/>
+            <w:noWrap/>
+            <w:hideMark/>
+          </w:tcPr>
+          <w:p>
+            <w:pPr>
+              <w:jc w:val="center"/>
+              <w:cnfStyle w:val="000000000000" w:firstRow="0" w:lastRow="0" w:firstColumn="0" w:lastColumn="0" w:oddVBand="0" w:evenVBand="0" w:oddHBand="0" w:evenHBand="0" w:firstRowFirstColumn="0" w:firstRowLastColumn="0" w:lastRowFirstColumn="0" w:lastRowLastColumn="0"/>
+              <w:rPr>
+                <w:rFonts w:ascii="Aptos Narrow" w:hAnsi="Aptos Narrow"/>
+                <w:color w:val="000000"/>
+              </w:rPr>
+            </w:pPr>
+            <w:r>
+              <w:rPr>
+                <w:rFonts w:ascii="Aptos Narrow" w:hAnsi="Aptos Narrow"/>
+                <w:color w:val="000000"/>
+              </w:rPr>
+              <w:t>-</w:t>
+            </w:r>
+          </w:p>
+        </w:tc>
+      </w:tr>
+      <w:tr>
+        <w:trPr>
+          <w:cnfStyle w:val="000000100000" w:firstRow="0" w:lastRow="0" w:firstColumn="0" w:lastColumn="0" w:oddVBand="0" w:evenVBand="0" w:oddHBand="1" w:evenHBand="0" w:firstRowFirstColumn="0" w:firstRowLastColumn="0" w:lastRowFirstColumn="0" w:lastRowLastColumn="0"/>
+          <w:trHeight w:val="320"/>
+        </w:trPr>
+        <w:tc>
+          <w:tcPr>
+            <w:cnfStyle w:val="001000000000" w:firstRow="0" w:lastRow="0" w:firstColumn="1" w:lastColumn="0" w:oddVBand="0" w:evenVBand="0" w:oddHBand="0" w:evenHBand="0" w:firstRowFirstColumn="0" w:firstRowLastColumn="0" w:lastRowFirstColumn="0" w:lastRowLastColumn="0"/>
+            <w:tcW w:w="633" w:type="dxa"/>
+            <w:noWrap/>
+            <w:hideMark/>
+          </w:tcPr>
+          <w:p>
+            <w:pPr>
+              <w:jc w:val="center"/>
+              <w:rPr>
+                <w:rFonts w:ascii="Aptos Narrow" w:hAnsi="Aptos Narrow"/>
+                <w:color w:val="000000"/>
+              </w:rPr>
+            </w:pPr>
+            <w:r>
+              <w:rPr>
+                <w:rFonts w:ascii="Aptos Narrow" w:hAnsi="Aptos Narrow"/>
+                <w:color w:val="000000"/>
+              </w:rPr>
+              <w:t>15</w:t>
+            </w:r>
+          </w:p>
+        </w:tc>
+        <w:tc>
+          <w:tcPr>
+            <w:tcW w:w="1047" w:type="dxa"/>
+            <w:noWrap/>
+            <w:hideMark/>
+          </w:tcPr>
+          <w:p>
+            <w:pPr>
+              <w:jc w:val="center"/>
+              <w:cnfStyle w:val="000000100000" w:firstRow="0" w:lastRow="0" w:firstColumn="0" w:lastColumn="0" w:oddVBand="0" w:evenVBand="0" w:oddHBand="1" w:evenHBand="0" w:firstRowFirstColumn="0" w:firstRowLastColumn="0" w:lastRowFirstColumn="0" w:lastRowLastColumn="0"/>
+              <w:rPr>
+                <w:rFonts w:ascii="Aptos Narrow" w:hAnsi="Aptos Narrow"/>
+                <w:color w:val="000000"/>
+              </w:rPr>
+            </w:pPr>
+            <w:r>
+              <w:rPr>
+                <w:rFonts w:ascii="Aptos Narrow" w:hAnsi="Aptos Narrow"/>
+                <w:color w:val="000000"/>
+              </w:rPr>
+              <w:t>Unstruct</w:t>
+            </w:r>
+          </w:p>
+        </w:tc>
+        <w:tc>
+          <w:tcPr>
+            <w:tcW w:w="2397" w:type="dxa"/>
+            <w:noWrap/>
+            <w:hideMark/>
+          </w:tcPr>
+          <w:p>
+            <w:pPr>
+              <w:jc w:val="center"/>
+              <w:cnfStyle w:val="000000100000" w:firstRow="0" w:lastRow="0" w:firstColumn="0" w:lastColumn="0" w:oddVBand="0" w:evenVBand="0" w:oddHBand="1" w:evenHBand="0" w:firstRowFirstColumn="0" w:firstRowLastColumn="0" w:lastRowFirstColumn="0" w:lastRowLastColumn="0"/>
+              <w:rPr>
+                <w:rFonts w:ascii="Aptos Narrow" w:hAnsi="Aptos Narrow"/>
+                <w:color w:val="000000"/>
+              </w:rPr>
+            </w:pPr>
+            <w:r>
+              <w:rPr>
+                <w:rFonts w:ascii="Aptos Narrow" w:hAnsi="Aptos Narrow"/>
+                <w:color w:val="000000"/>
+              </w:rPr>
+              <w:t>H2-CH4-brine comp</w:t>
+            </w:r>
+          </w:p>
+        </w:tc>
+        <w:tc>
+          <w:tcPr>
+            <w:tcW w:w="400" w:type="dxa"/>
+            <w:noWrap/>
+            <w:hideMark/>
+          </w:tcPr>
+          <w:p>
+            <w:pPr>
+              <w:jc w:val="center"/>
+              <w:cnfStyle w:val="000000100000" w:firstRow="0" w:lastRow="0" w:firstColumn="0" w:lastColumn="0" w:oddVBand="0" w:evenVBand="0" w:oddHBand="1" w:evenHBand="0" w:firstRowFirstColumn="0" w:firstRowLastColumn="0" w:lastRowFirstColumn="0" w:lastRowLastColumn="0"/>
+              <w:rPr>
+                <w:rFonts w:ascii="Aptos Narrow" w:hAnsi="Aptos Narrow"/>
+                <w:color w:val="000000"/>
+              </w:rPr>
+            </w:pPr>
+            <w:r>
+              <w:rPr>
+                <w:rFonts w:ascii="Aptos Narrow" w:hAnsi="Aptos Narrow"/>
+                <w:color w:val="000000"/>
+              </w:rPr>
+              <w:t>-</w:t>
+            </w:r>
+          </w:p>
+        </w:tc>
+        <w:tc>
+          <w:tcPr>
+            <w:tcW w:w="911" w:type="dxa"/>
+            <w:noWrap/>
+            <w:hideMark/>
+          </w:tcPr>
+          <w:p>
+            <w:pPr>
+              <w:jc w:val="center"/>
+              <w:cnfStyle w:val="000000100000" w:firstRow="0" w:lastRow="0" w:firstColumn="0" w:lastColumn="0" w:oddVBand="0" w:evenVBand="0" w:oddHBand="1" w:evenHBand="0" w:firstRowFirstColumn="0" w:firstRowLastColumn="0" w:lastRowFirstColumn="0" w:lastRowLastColumn="0"/>
+              <w:rPr>
+                <w:rFonts w:ascii="Aptos Narrow" w:hAnsi="Aptos Narrow"/>
+                <w:color w:val="000000"/>
+              </w:rPr>
+            </w:pPr>
+            <w:r>
+              <w:rPr>
+                <w:rFonts w:ascii="Aptos Narrow" w:hAnsi="Aptos Narrow"/>
+                <w:color w:val="000000"/>
+              </w:rPr>
+              <w:t>-</w:t>
+            </w:r>
+          </w:p>
+        </w:tc>
+        <w:tc>
+          <w:tcPr>
+            <w:tcW w:w="1621" w:type="dxa"/>
+            <w:noWrap/>
+            <w:hideMark/>
+          </w:tcPr>
+          <w:p>
+            <w:pPr>
+              <w:jc w:val="center"/>
+              <w:cnfStyle w:val="000000100000" w:firstRow="0" w:lastRow="0" w:firstColumn="0" w:lastColumn="0" w:oddVBand="0" w:evenVBand="0" w:oddHBand="1" w:evenHBand="0" w:firstRowFirstColumn="0" w:firstRowLastColumn="0" w:lastRowFirstColumn="0" w:lastRowLastColumn="0"/>
+              <w:rPr>
+                <w:rFonts w:ascii="Aptos Narrow" w:hAnsi="Aptos Narrow"/>
+                <w:color w:val="000000"/>
+              </w:rPr>
+            </w:pPr>
+            <w:r>
+              <w:rPr>
+                <w:rFonts w:ascii="Aptos Narrow" w:hAnsi="Aptos Narrow"/>
+                <w:color w:val="000000"/>
+              </w:rPr>
+              <w:t>-</w:t>
+            </w:r>
+          </w:p>
+        </w:tc>
+        <w:tc>
+          <w:tcPr>
+            <w:tcW w:w="1285" w:type="dxa"/>
+            <w:noWrap/>
+            <w:hideMark/>
+          </w:tcPr>
+          <w:p>
+            <w:pPr>
+              <w:jc w:val="center"/>
+              <w:cnfStyle w:val="000000100000" w:firstRow="0" w:lastRow="0" w:firstColumn="0" w:lastColumn="0" w:oddVBand="0" w:evenVBand="0" w:oddHBand="1" w:evenHBand="0" w:firstRowFirstColumn="0" w:firstRowLastColumn="0" w:lastRowFirstColumn="0" w:lastRowLastColumn="0"/>
+              <w:rPr>
+                <w:rFonts w:ascii="Aptos Narrow" w:hAnsi="Aptos Narrow"/>
+                <w:color w:val="000000"/>
+              </w:rPr>
+            </w:pPr>
+            <w:r>
+              <w:rPr>
+                <w:rFonts w:ascii="Aptos Narrow" w:hAnsi="Aptos Narrow"/>
+                <w:color w:val="000000"/>
+              </w:rPr>
+              <w:t>-</w:t>
+            </w:r>
+          </w:p>
+        </w:tc>
+      </w:tr>
+      <w:tr>
+        <w:trPr>
+          <w:trHeight w:val="320"/>
+        </w:trPr>
+        <w:tc>
+          <w:tcPr>
+            <w:cnfStyle w:val="001000000000" w:firstRow="0" w:lastRow="0" w:firstColumn="1" w:lastColumn="0" w:oddVBand="0" w:evenVBand="0" w:oddHBand="0" w:evenHBand="0" w:firstRowFirstColumn="0" w:firstRowLastColumn="0" w:lastRowFirstColumn="0" w:lastRowLastColumn="0"/>
+            <w:tcW w:w="633" w:type="dxa"/>
+            <w:noWrap/>
+            <w:hideMark/>
+          </w:tcPr>
+          <w:p>
+            <w:pPr>
+              <w:jc w:val="center"/>
+              <w:rPr>
+                <w:rFonts w:ascii="Aptos Narrow" w:hAnsi="Aptos Narrow"/>
+                <w:color w:val="000000"/>
+              </w:rPr>
+            </w:pPr>
+            <w:r>
+              <w:rPr>
+                <w:rFonts w:ascii="Aptos Narrow" w:hAnsi="Aptos Narrow"/>
+                <w:color w:val="000000"/>
+              </w:rPr>
+              <w:t>16</w:t>
+            </w:r>
+          </w:p>
+        </w:tc>
+        <w:tc>
+          <w:tcPr>
+            <w:tcW w:w="1047" w:type="dxa"/>
+            <w:noWrap/>
+            <w:hideMark/>
+          </w:tcPr>
+          <w:p>
+            <w:pPr>
+              <w:jc w:val="center"/>
+              <w:cnfStyle w:val="000000000000" w:firstRow="0" w:lastRow="0" w:firstColumn="0" w:lastColumn="0" w:oddVBand="0" w:evenVBand="0" w:oddHBand="0" w:evenHBand="0" w:firstRowFirstColumn="0" w:firstRowLastColumn="0" w:lastRowFirstColumn="0" w:lastRowLastColumn="0"/>
+              <w:rPr>
+                <w:rFonts w:ascii="Aptos Narrow" w:hAnsi="Aptos Narrow"/>
+                <w:color w:val="000000"/>
+              </w:rPr>
+            </w:pPr>
+            <w:r>
+              <w:rPr>
+                <w:rFonts w:ascii="Aptos Narrow" w:hAnsi="Aptos Narrow"/>
+                <w:color w:val="000000"/>
+              </w:rPr>
+              <w:t>Cart</w:t>
+            </w:r>
+          </w:p>
+        </w:tc>
+        <w:tc>
+          <w:tcPr>
+            <w:tcW w:w="2397" w:type="dxa"/>
+            <w:noWrap/>
+            <w:hideMark/>
+          </w:tcPr>
+          <w:p>
+            <w:pPr>
+              <w:jc w:val="center"/>
+              <w:cnfStyle w:val="000000000000" w:firstRow="0" w:lastRow="0" w:firstColumn="0" w:lastColumn="0" w:oddVBand="0" w:evenVBand="0" w:oddHBand="0" w:evenHBand="0" w:firstRowFirstColumn="0" w:firstRowLastColumn="0" w:lastRowFirstColumn="0" w:lastRowLastColumn="0"/>
+              <w:rPr>
+                <w:rFonts w:ascii="Aptos Narrow" w:hAnsi="Aptos Narrow"/>
+                <w:color w:val="000000"/>
+              </w:rPr>
+            </w:pPr>
+            <w:r>
+              <w:rPr>
+                <w:rFonts w:ascii="Aptos Narrow" w:hAnsi="Aptos Narrow"/>
+                <w:color w:val="000000"/>
+              </w:rPr>
+              <w:t>CO2 black oil</w:t>
+            </w:r>
+          </w:p>
+        </w:tc>
+        <w:tc>
+          <w:tcPr>
+            <w:tcW w:w="400" w:type="dxa"/>
+            <w:noWrap/>
+            <w:hideMark/>
+          </w:tcPr>
+          <w:p>
+            <w:pPr>
+              <w:jc w:val="center"/>
+              <w:cnfStyle w:val="000000000000" w:firstRow="0" w:lastRow="0" w:firstColumn="0" w:lastColumn="0" w:oddVBand="0" w:evenVBand="0" w:oddHBand="0" w:evenHBand="0" w:firstRowFirstColumn="0" w:firstRowLastColumn="0" w:lastRowFirstColumn="0" w:lastRowLastColumn="0"/>
+              <w:rPr>
+                <w:rFonts w:ascii="DejaVu Sans" w:hAnsi="DejaVu Sans"/>
+                <w:color w:val="000000"/>
+              </w:rPr>
+            </w:pPr>
+            <w:r>
+              <w:rPr>
+                <w:rFonts w:ascii="Segoe UI Symbol" w:hAnsi="Segoe UI Symbol" w:cs="Segoe UI Symbol"/>
+                <w:color w:val="000000"/>
+              </w:rPr>
+              <w:t>✓</w:t>
+            </w:r>
+          </w:p>
+        </w:tc>
+        <w:tc>
+          <w:tcPr>
+            <w:tcW w:w="911" w:type="dxa"/>
+            <w:noWrap/>
+            <w:hideMark/>
+          </w:tcPr>
+          <w:p>
+            <w:pPr>
+              <w:jc w:val="center"/>
+              <w:cnfStyle w:val="000000000000" w:firstRow="0" w:lastRow="0" w:firstColumn="0" w:lastColumn="0" w:oddVBand="0" w:evenVBand="0" w:oddHBand="0" w:evenHBand="0" w:firstRowFirstColumn="0" w:firstRowLastColumn="0" w:lastRowFirstColumn="0" w:lastRowLastColumn="0"/>
+              <w:rPr>
+                <w:rFonts w:ascii="Aptos Narrow" w:hAnsi="Aptos Narrow"/>
+                <w:color w:val="000000"/>
+              </w:rPr>
+            </w:pPr>
+            <w:r>
+              <w:rPr>
+                <w:rFonts w:ascii="Aptos Narrow" w:hAnsi="Aptos Narrow"/>
+                <w:color w:val="000000"/>
+              </w:rPr>
+              <w:t>-</w:t>
+            </w:r>
+          </w:p>
+        </w:tc>
+        <w:tc>
+          <w:tcPr>
+            <w:tcW w:w="1621" w:type="dxa"/>
+            <w:noWrap/>
+            <w:hideMark/>
+          </w:tcPr>
+          <w:p>
+            <w:pPr>
+              <w:jc w:val="center"/>
+              <w:cnfStyle w:val="000000000000" w:firstRow="0" w:lastRow="0" w:firstColumn="0" w:lastColumn="0" w:oddVBand="0" w:evenVBand="0" w:oddHBand="0" w:evenHBand="0" w:firstRowFirstColumn="0" w:firstRowLastColumn="0" w:lastRowFirstColumn="0" w:lastRowLastColumn="0"/>
+              <w:rPr>
+                <w:rFonts w:ascii="Aptos Narrow" w:hAnsi="Aptos Narrow"/>
+                <w:color w:val="000000"/>
+              </w:rPr>
+            </w:pPr>
+            <w:r>
+              <w:rPr>
+                <w:rFonts w:ascii="Aptos Narrow" w:hAnsi="Aptos Narrow"/>
+                <w:color w:val="000000"/>
+              </w:rPr>
+              <w:t>-</w:t>
+            </w:r>
+          </w:p>
+        </w:tc>
+        <w:tc>
+          <w:tcPr>
+            <w:tcW w:w="1285" w:type="dxa"/>
+            <w:noWrap/>
+            <w:hideMark/>
+          </w:tcPr>
+          <w:p>
+            <w:pPr>
+              <w:jc w:val="center"/>
+              <w:cnfStyle w:val="000000000000" w:firstRow="0" w:lastRow="0" w:firstColumn="0" w:lastColumn="0" w:oddVBand="0" w:evenVBand="0" w:oddHBand="0" w:evenHBand="0" w:firstRowFirstColumn="0" w:firstRowLastColumn="0" w:lastRowFirstColumn="0" w:lastRowLastColumn="0"/>
+              <w:rPr>
+                <w:rFonts w:ascii="Aptos Narrow" w:hAnsi="Aptos Narrow"/>
+                <w:color w:val="000000"/>
+              </w:rPr>
+            </w:pPr>
+            <w:r>
+              <w:rPr>
+                <w:rFonts w:ascii="Aptos Narrow" w:hAnsi="Aptos Narrow"/>
+                <w:color w:val="000000"/>
+              </w:rPr>
+              <w:t>-</w:t>
+            </w:r>
+          </w:p>
+        </w:tc>
+      </w:tr>
+      <w:tr>
+        <w:trPr>
+          <w:cnfStyle w:val="000000100000" w:firstRow="0" w:lastRow="0" w:firstColumn="0" w:lastColumn="0" w:oddVBand="0" w:evenVBand="0" w:oddHBand="1" w:evenHBand="0" w:firstRowFirstColumn="0" w:firstRowLastColumn="0" w:lastRowFirstColumn="0" w:lastRowLastColumn="0"/>
+          <w:trHeight w:val="320"/>
+        </w:trPr>
+        <w:tc>
+          <w:tcPr>
+            <w:cnfStyle w:val="001000000000" w:firstRow="0" w:lastRow="0" w:firstColumn="1" w:lastColumn="0" w:oddVBand="0" w:evenVBand="0" w:oddHBand="0" w:evenHBand="0" w:firstRowFirstColumn="0" w:firstRowLastColumn="0" w:lastRowFirstColumn="0" w:lastRowLastColumn="0"/>
+            <w:tcW w:w="633" w:type="dxa"/>
+            <w:noWrap/>
+            <w:hideMark/>
+          </w:tcPr>
+          <w:p>
+            <w:pPr>
+              <w:jc w:val="center"/>
+              <w:rPr>
+                <w:rFonts w:ascii="Aptos Narrow" w:hAnsi="Aptos Narrow"/>
+                <w:color w:val="000000"/>
+              </w:rPr>
+            </w:pPr>
+            <w:r>
+              <w:rPr>
+                <w:rFonts w:ascii="Aptos Narrow" w:hAnsi="Aptos Narrow"/>
+                <w:color w:val="000000"/>
+              </w:rPr>
+              <w:t>17</w:t>
+            </w:r>
+          </w:p>
+        </w:tc>
+        <w:tc>
+          <w:tcPr>
+            <w:tcW w:w="1047" w:type="dxa"/>
+            <w:noWrap/>
+            <w:hideMark/>
+          </w:tcPr>
+          <w:p>
+            <w:pPr>
+              <w:jc w:val="center"/>
+              <w:cnfStyle w:val="000000100000" w:firstRow="0" w:lastRow="0" w:firstColumn="0" w:lastColumn="0" w:oddVBand="0" w:evenVBand="0" w:oddHBand="1" w:evenHBand="0" w:firstRowFirstColumn="0" w:firstRowLastColumn="0" w:lastRowFirstColumn="0" w:lastRowLastColumn="0"/>
+              <w:rPr>
+                <w:rFonts w:ascii="Aptos Narrow" w:hAnsi="Aptos Narrow"/>
+                <w:color w:val="000000"/>
+              </w:rPr>
+            </w:pPr>
+            <w:r>
+              <w:rPr>
+                <w:rFonts w:ascii="Aptos Narrow" w:hAnsi="Aptos Narrow"/>
+                <w:color w:val="000000"/>
+              </w:rPr>
+              <w:t>Cart</w:t>
+            </w:r>
+          </w:p>
+        </w:tc>
+        <w:tc>
+          <w:tcPr>
+            <w:tcW w:w="2397" w:type="dxa"/>
+            <w:noWrap/>
+            <w:hideMark/>
+          </w:tcPr>
+          <w:p>
+            <w:pPr>
+              <w:jc w:val="center"/>
+              <w:cnfStyle w:val="000000100000" w:firstRow="0" w:lastRow="0" w:firstColumn="0" w:lastColumn="0" w:oddVBand="0" w:evenVBand="0" w:oddHBand="1" w:evenHBand="0" w:firstRowFirstColumn="0" w:firstRowLastColumn="0" w:lastRowFirstColumn="0" w:lastRowLastColumn="0"/>
+              <w:rPr>
+                <w:rFonts w:ascii="Aptos Narrow" w:hAnsi="Aptos Narrow"/>
+                <w:color w:val="000000"/>
+              </w:rPr>
+            </w:pPr>
+            <w:r>
+              <w:rPr>
+                <w:rFonts w:ascii="Aptos Narrow" w:hAnsi="Aptos Narrow"/>
+                <w:color w:val="000000"/>
+              </w:rPr>
+              <w:t>H2 black oil</w:t>
+            </w:r>
+          </w:p>
+        </w:tc>
+        <w:tc>
+          <w:tcPr>
+            <w:tcW w:w="400" w:type="dxa"/>
+            <w:noWrap/>
+            <w:hideMark/>
+          </w:tcPr>
+          <w:p>
+            <w:pPr>
+              <w:jc w:val="center"/>
+              <w:cnfStyle w:val="000000100000" w:firstRow="0" w:lastRow="0" w:firstColumn="0" w:lastColumn="0" w:oddVBand="0" w:evenVBand="0" w:oddHBand="1" w:evenHBand="0" w:firstRowFirstColumn="0" w:firstRowLastColumn="0" w:lastRowFirstColumn="0" w:lastRowLastColumn="0"/>
+              <w:rPr>
+                <w:rFonts w:ascii="DejaVu Sans" w:hAnsi="DejaVu Sans"/>
+                <w:color w:val="000000"/>
+              </w:rPr>
+            </w:pPr>
+            <w:r>
+              <w:rPr>
+                <w:rFonts w:ascii="Segoe UI Symbol" w:hAnsi="Segoe UI Symbol" w:cs="Segoe UI Symbol"/>
+                <w:color w:val="000000"/>
+              </w:rPr>
+              <w:t>✓</w:t>
+            </w:r>
+          </w:p>
+        </w:tc>
+        <w:tc>
+          <w:tcPr>
+            <w:tcW w:w="911" w:type="dxa"/>
+            <w:noWrap/>
+            <w:hideMark/>
+          </w:tcPr>
+          <w:p>
+            <w:pPr>
+              <w:jc w:val="center"/>
+              <w:cnfStyle w:val="000000100000" w:firstRow="0" w:lastRow="0" w:firstColumn="0" w:lastColumn="0" w:oddVBand="0" w:evenVBand="0" w:oddHBand="1" w:evenHBand="0" w:firstRowFirstColumn="0" w:firstRowLastColumn="0" w:lastRowFirstColumn="0" w:lastRowLastColumn="0"/>
+              <w:rPr>
+                <w:rFonts w:ascii="Aptos Narrow" w:hAnsi="Aptos Narrow"/>
+                <w:color w:val="000000"/>
+              </w:rPr>
+            </w:pPr>
+            <w:r>
+              <w:rPr>
+                <w:rFonts w:ascii="Aptos Narrow" w:hAnsi="Aptos Narrow"/>
+                <w:color w:val="000000"/>
+              </w:rPr>
+              <w:t>-</w:t>
+            </w:r>
+          </w:p>
+        </w:tc>
+        <w:tc>
+          <w:tcPr>
+            <w:tcW w:w="1621" w:type="dxa"/>
+            <w:noWrap/>
+            <w:hideMark/>
+          </w:tcPr>
+          <w:p>
+            <w:pPr>
+              <w:jc w:val="center"/>
+              <w:cnfStyle w:val="000000100000" w:firstRow="0" w:lastRow="0" w:firstColumn="0" w:lastColumn="0" w:oddVBand="0" w:evenVBand="0" w:oddHBand="1" w:evenHBand="0" w:firstRowFirstColumn="0" w:firstRowLastColumn="0" w:lastRowFirstColumn="0" w:lastRowLastColumn="0"/>
+              <w:rPr>
+                <w:rFonts w:ascii="Aptos Narrow" w:hAnsi="Aptos Narrow"/>
+                <w:color w:val="000000"/>
+              </w:rPr>
+            </w:pPr>
+            <w:r>
+              <w:rPr>
+                <w:rFonts w:ascii="Aptos Narrow" w:hAnsi="Aptos Narrow"/>
+                <w:color w:val="000000"/>
+              </w:rPr>
+              <w:t>-</w:t>
+            </w:r>
+          </w:p>
+        </w:tc>
+        <w:tc>
+          <w:tcPr>
+            <w:tcW w:w="1285" w:type="dxa"/>
+            <w:noWrap/>
+            <w:hideMark/>
+          </w:tcPr>
+          <w:p>
+            <w:pPr>
+              <w:jc w:val="center"/>
+              <w:cnfStyle w:val="000000100000" w:firstRow="0" w:lastRow="0" w:firstColumn="0" w:lastColumn="0" w:oddVBand="0" w:evenVBand="0" w:oddHBand="1" w:evenHBand="0" w:firstRowFirstColumn="0" w:firstRowLastColumn="0" w:lastRowFirstColumn="0" w:lastRowLastColumn="0"/>
+              <w:rPr>
+                <w:rFonts w:ascii="Aptos Narrow" w:hAnsi="Aptos Narrow"/>
+                <w:color w:val="000000"/>
+              </w:rPr>
+            </w:pPr>
+            <w:r>
+              <w:rPr>
+                <w:rFonts w:ascii="Aptos Narrow" w:hAnsi="Aptos Narrow"/>
+                <w:color w:val="000000"/>
+              </w:rPr>
+              <w:t>-</w:t>
+            </w:r>
+          </w:p>
+        </w:tc>
+      </w:tr>
+      <w:tr>
+        <w:trPr>
+          <w:trHeight w:val="320"/>
+        </w:trPr>
+        <w:tc>
+          <w:tcPr>
+            <w:cnfStyle w:val="001000000000" w:firstRow="0" w:lastRow="0" w:firstColumn="1" w:lastColumn="0" w:oddVBand="0" w:evenVBand="0" w:oddHBand="0" w:evenHBand="0" w:firstRowFirstColumn="0" w:firstRowLastColumn="0" w:lastRowFirstColumn="0" w:lastRowLastColumn="0"/>
+            <w:tcW w:w="633" w:type="dxa"/>
+            <w:noWrap/>
+            <w:hideMark/>
+          </w:tcPr>
+          <w:p>
+            <w:pPr>
+              <w:jc w:val="center"/>
+              <w:rPr>
+                <w:rFonts w:ascii="Aptos Narrow" w:hAnsi="Aptos Narrow"/>
+                <w:color w:val="000000"/>
+              </w:rPr>
+            </w:pPr>
+            <w:r>
+              <w:rPr>
+                <w:rFonts w:ascii="Aptos Narrow" w:hAnsi="Aptos Narrow"/>
+                <w:color w:val="000000"/>
+              </w:rPr>
+              <w:t>18</w:t>
+            </w:r>
+          </w:p>
+        </w:tc>
+        <w:tc>
+          <w:tcPr>
+            <w:tcW w:w="1047" w:type="dxa"/>
+            <w:noWrap/>
+            <w:hideMark/>
+          </w:tcPr>
+          <w:p>
+            <w:pPr>
+              <w:jc w:val="center"/>
+              <w:cnfStyle w:val="000000000000" w:firstRow="0" w:lastRow="0" w:firstColumn="0" w:lastColumn="0" w:oddVBand="0" w:evenVBand="0" w:oddHBand="0" w:evenHBand="0" w:firstRowFirstColumn="0" w:firstRowLastColumn="0" w:lastRowFirstColumn="0" w:lastRowLastColumn="0"/>
+              <w:rPr>
+                <w:rFonts w:ascii="Aptos Narrow" w:hAnsi="Aptos Narrow"/>
+                <w:color w:val="000000"/>
+              </w:rPr>
+            </w:pPr>
+            <w:r>
+              <w:rPr>
+                <w:rFonts w:ascii="Aptos Narrow" w:hAnsi="Aptos Narrow"/>
+                <w:color w:val="000000"/>
+              </w:rPr>
+              <w:t>Cart</w:t>
+            </w:r>
+          </w:p>
+        </w:tc>
+        <w:tc>
+          <w:tcPr>
+            <w:tcW w:w="2397" w:type="dxa"/>
+            <w:noWrap/>
+            <w:hideMark/>
+          </w:tcPr>
+          <w:p>
+            <w:pPr>
+              <w:jc w:val="center"/>
+              <w:cnfStyle w:val="000000000000" w:firstRow="0" w:lastRow="0" w:firstColumn="0" w:lastColumn="0" w:oddVBand="0" w:evenVBand="0" w:oddHBand="0" w:evenHBand="0" w:firstRowFirstColumn="0" w:firstRowLastColumn="0" w:lastRowFirstColumn="0" w:lastRowLastColumn="0"/>
+              <w:rPr>
+                <w:rFonts w:ascii="Aptos Narrow" w:hAnsi="Aptos Narrow"/>
+                <w:color w:val="000000"/>
+              </w:rPr>
+            </w:pPr>
+            <w:r>
+              <w:rPr>
+                <w:rFonts w:ascii="Aptos Narrow" w:hAnsi="Aptos Narrow"/>
+                <w:color w:val="000000"/>
+              </w:rPr>
+              <w:t>CO2 comp</w:t>
+            </w:r>
+          </w:p>
+        </w:tc>
+        <w:tc>
+          <w:tcPr>
+            <w:tcW w:w="400" w:type="dxa"/>
+            <w:noWrap/>
+            <w:hideMark/>
+          </w:tcPr>
+          <w:p>
+            <w:pPr>
+              <w:jc w:val="center"/>
+              <w:cnfStyle w:val="000000000000" w:firstRow="0" w:lastRow="0" w:firstColumn="0" w:lastColumn="0" w:oddVBand="0" w:evenVBand="0" w:oddHBand="0" w:evenHBand="0" w:firstRowFirstColumn="0" w:firstRowLastColumn="0" w:lastRowFirstColumn="0" w:lastRowLastColumn="0"/>
+              <w:rPr>
+                <w:rFonts w:ascii="DejaVu Sans" w:hAnsi="DejaVu Sans"/>
+                <w:color w:val="000000"/>
+              </w:rPr>
+            </w:pPr>
+            <w:r>
+              <w:rPr>
+                <w:rFonts w:ascii="Segoe UI Symbol" w:hAnsi="Segoe UI Symbol" w:cs="Segoe UI Symbol"/>
+                <w:color w:val="000000"/>
+              </w:rPr>
+              <w:t>✓</w:t>
+            </w:r>
+          </w:p>
+        </w:tc>
+        <w:tc>
+          <w:tcPr>
+            <w:tcW w:w="911" w:type="dxa"/>
+            <w:noWrap/>
+            <w:hideMark/>
+          </w:tcPr>
+          <w:p>
+            <w:pPr>
+              <w:jc w:val="center"/>
+              <w:cnfStyle w:val="000000000000" w:firstRow="0" w:lastRow="0" w:firstColumn="0" w:lastColumn="0" w:oddVBand="0" w:evenVBand="0" w:oddHBand="0" w:evenHBand="0" w:firstRowFirstColumn="0" w:firstRowLastColumn="0" w:lastRowFirstColumn="0" w:lastRowLastColumn="0"/>
+              <w:rPr>
+                <w:rFonts w:ascii="Aptos Narrow" w:hAnsi="Aptos Narrow"/>
+                <w:color w:val="000000"/>
+              </w:rPr>
+            </w:pPr>
+            <w:r>
+              <w:rPr>
+                <w:rFonts w:ascii="Aptos Narrow" w:hAnsi="Aptos Narrow"/>
+                <w:color w:val="000000"/>
+              </w:rPr>
+              <w:t>-</w:t>
+            </w:r>
+          </w:p>
+        </w:tc>
+        <w:tc>
+          <w:tcPr>
+            <w:tcW w:w="1621" w:type="dxa"/>
+            <w:noWrap/>
+            <w:hideMark/>
+          </w:tcPr>
+          <w:p>
+            <w:pPr>
+              <w:jc w:val="center"/>
+              <w:cnfStyle w:val="000000000000" w:firstRow="0" w:lastRow="0" w:firstColumn="0" w:lastColumn="0" w:oddVBand="0" w:evenVBand="0" w:oddHBand="0" w:evenHBand="0" w:firstRowFirstColumn="0" w:firstRowLastColumn="0" w:lastRowFirstColumn="0" w:lastRowLastColumn="0"/>
+              <w:rPr>
+                <w:rFonts w:ascii="Aptos Narrow" w:hAnsi="Aptos Narrow"/>
+                <w:color w:val="000000"/>
+              </w:rPr>
+            </w:pPr>
+            <w:r>
+              <w:rPr>
+                <w:rFonts w:ascii="Aptos Narrow" w:hAnsi="Aptos Narrow"/>
+                <w:color w:val="000000"/>
+              </w:rPr>
+              <w:t>-</w:t>
+            </w:r>
+          </w:p>
+        </w:tc>
+        <w:tc>
+          <w:tcPr>
+            <w:tcW w:w="1285" w:type="dxa"/>
+            <w:noWrap/>
+            <w:hideMark/>
+          </w:tcPr>
+          <w:p>
+            <w:pPr>
+              <w:jc w:val="center"/>
+              <w:cnfStyle w:val="000000000000" w:firstRow="0" w:lastRow="0" w:firstColumn="0" w:lastColumn="0" w:oddVBand="0" w:evenVBand="0" w:oddHBand="0" w:evenHBand="0" w:firstRowFirstColumn="0" w:firstRowLastColumn="0" w:lastRowFirstColumn="0" w:lastRowLastColumn="0"/>
+              <w:rPr>
+                <w:rFonts w:ascii="Aptos Narrow" w:hAnsi="Aptos Narrow"/>
+                <w:color w:val="000000"/>
+              </w:rPr>
+            </w:pPr>
+            <w:r>
+              <w:rPr>
+                <w:rFonts w:ascii="Aptos Narrow" w:hAnsi="Aptos Narrow"/>
+                <w:color w:val="000000"/>
+              </w:rPr>
+              <w:t>-</w:t>
+            </w:r>
+          </w:p>
+        </w:tc>
+      </w:tr>
+      <w:tr>
+        <w:trPr>
+          <w:cnfStyle w:val="000000100000" w:firstRow="0" w:lastRow="0" w:firstColumn="0" w:lastColumn="0" w:oddVBand="0" w:evenVBand="0" w:oddHBand="1" w:evenHBand="0" w:firstRowFirstColumn="0" w:firstRowLastColumn="0" w:lastRowFirstColumn="0" w:lastRowLastColumn="0"/>
+          <w:trHeight w:val="320"/>
+        </w:trPr>
+        <w:tc>
+          <w:tcPr>
+            <w:cnfStyle w:val="001000000000" w:firstRow="0" w:lastRow="0" w:firstColumn="1" w:lastColumn="0" w:oddVBand="0" w:evenVBand="0" w:oddHBand="0" w:evenHBand="0" w:firstRowFirstColumn="0" w:firstRowLastColumn="0" w:lastRowFirstColumn="0" w:lastRowLastColumn="0"/>
+            <w:tcW w:w="633" w:type="dxa"/>
+            <w:noWrap/>
+            <w:hideMark/>
+          </w:tcPr>
+          <w:p>
+            <w:pPr>
+              <w:jc w:val="center"/>
+              <w:rPr>
+                <w:rFonts w:ascii="Aptos Narrow" w:hAnsi="Aptos Narrow"/>
+                <w:color w:val="000000"/>
+              </w:rPr>
+            </w:pPr>
+            <w:r>
+              <w:rPr>
+                <w:rFonts w:ascii="Aptos Narrow" w:hAnsi="Aptos Narrow"/>
+                <w:color w:val="000000"/>
+              </w:rPr>
+              <w:t>19</w:t>
+            </w:r>
+          </w:p>
+        </w:tc>
+        <w:tc>
+          <w:tcPr>
+            <w:tcW w:w="1047" w:type="dxa"/>
+            <w:noWrap/>
+            <w:hideMark/>
+          </w:tcPr>
+          <w:p>
+            <w:pPr>
+              <w:jc w:val="center"/>
+              <w:cnfStyle w:val="000000100000" w:firstRow="0" w:lastRow="0" w:firstColumn="0" w:lastColumn="0" w:oddVBand="0" w:evenVBand="0" w:oddHBand="1" w:evenHBand="0" w:firstRowFirstColumn="0" w:firstRowLastColumn="0" w:lastRowFirstColumn="0" w:lastRowLastColumn="0"/>
+              <w:rPr>
+                <w:rFonts w:ascii="Aptos Narrow" w:hAnsi="Aptos Narrow"/>
+                <w:color w:val="000000"/>
+              </w:rPr>
+            </w:pPr>
+            <w:r>
+              <w:rPr>
+                <w:rFonts w:ascii="Aptos Narrow" w:hAnsi="Aptos Narrow"/>
+                <w:color w:val="000000"/>
+              </w:rPr>
+              <w:t>Cart</w:t>
+            </w:r>
+          </w:p>
+        </w:tc>
+        <w:tc>
+          <w:tcPr>
+            <w:tcW w:w="2397" w:type="dxa"/>
+            <w:noWrap/>
+            <w:hideMark/>
+          </w:tcPr>
+          <w:p>
+            <w:pPr>
+              <w:jc w:val="center"/>
+              <w:cnfStyle w:val="000000100000" w:firstRow="0" w:lastRow="0" w:firstColumn="0" w:lastColumn="0" w:oddVBand="0" w:evenVBand="0" w:oddHBand="1" w:evenHBand="0" w:firstRowFirstColumn="0" w:firstRowLastColumn="0" w:lastRowFirstColumn="0" w:lastRowLastColumn="0"/>
+              <w:rPr>
+                <w:rFonts w:ascii="Aptos Narrow" w:hAnsi="Aptos Narrow"/>
+                <w:color w:val="000000"/>
+              </w:rPr>
+            </w:pPr>
+            <w:r>
+              <w:rPr>
+                <w:rFonts w:ascii="Aptos Narrow" w:hAnsi="Aptos Narrow"/>
+                <w:color w:val="000000"/>
+              </w:rPr>
+              <w:t>H2-brine comp</w:t>
+            </w:r>
+          </w:p>
+        </w:tc>
+        <w:tc>
+          <w:tcPr>
+            <w:tcW w:w="400" w:type="dxa"/>
+            <w:noWrap/>
+            <w:hideMark/>
+          </w:tcPr>
+          <w:p>
+            <w:pPr>
+              <w:jc w:val="center"/>
+              <w:cnfStyle w:val="000000100000" w:firstRow="0" w:lastRow="0" w:firstColumn="0" w:lastColumn="0" w:oddVBand="0" w:evenVBand="0" w:oddHBand="1" w:evenHBand="0" w:firstRowFirstColumn="0" w:firstRowLastColumn="0" w:lastRowFirstColumn="0" w:lastRowLastColumn="0"/>
+              <w:rPr>
+                <w:rFonts w:ascii="DejaVu Sans" w:hAnsi="DejaVu Sans"/>
+                <w:color w:val="000000"/>
+              </w:rPr>
+            </w:pPr>
+            <w:r>
+              <w:rPr>
+                <w:rFonts w:ascii="Segoe UI Symbol" w:hAnsi="Segoe UI Symbol" w:cs="Segoe UI Symbol"/>
+                <w:color w:val="000000"/>
+              </w:rPr>
+              <w:t>✓</w:t>
+            </w:r>
+          </w:p>
+        </w:tc>
+        <w:tc>
+          <w:tcPr>
+            <w:tcW w:w="911" w:type="dxa"/>
+            <w:noWrap/>
+            <w:hideMark/>
+          </w:tcPr>
+          <w:p>
+            <w:pPr>
+              <w:jc w:val="center"/>
+              <w:cnfStyle w:val="000000100000" w:firstRow="0" w:lastRow="0" w:firstColumn="0" w:lastColumn="0" w:oddVBand="0" w:evenVBand="0" w:oddHBand="1" w:evenHBand="0" w:firstRowFirstColumn="0" w:firstRowLastColumn="0" w:lastRowFirstColumn="0" w:lastRowLastColumn="0"/>
+              <w:rPr>
+                <w:rFonts w:ascii="Aptos Narrow" w:hAnsi="Aptos Narrow"/>
+                <w:color w:val="000000"/>
+              </w:rPr>
+            </w:pPr>
+            <w:r>
+              <w:rPr>
+                <w:rFonts w:ascii="Aptos Narrow" w:hAnsi="Aptos Narrow"/>
+                <w:color w:val="000000"/>
+              </w:rPr>
+              <w:t>-</w:t>
+            </w:r>
+          </w:p>
+        </w:tc>
+        <w:tc>
+          <w:tcPr>
+            <w:tcW w:w="1621" w:type="dxa"/>
+            <w:noWrap/>
+            <w:hideMark/>
+          </w:tcPr>
+          <w:p>
+            <w:pPr>
+              <w:jc w:val="center"/>
+              <w:cnfStyle w:val="000000100000" w:firstRow="0" w:lastRow="0" w:firstColumn="0" w:lastColumn="0" w:oddVBand="0" w:evenVBand="0" w:oddHBand="1" w:evenHBand="0" w:firstRowFirstColumn="0" w:firstRowLastColumn="0" w:lastRowFirstColumn="0" w:lastRowLastColumn="0"/>
+              <w:rPr>
+                <w:rFonts w:ascii="Aptos Narrow" w:hAnsi="Aptos Narrow"/>
+                <w:color w:val="000000"/>
+              </w:rPr>
+            </w:pPr>
+            <w:r>
+              <w:rPr>
+                <w:rFonts w:ascii="Aptos Narrow" w:hAnsi="Aptos Narrow"/>
+                <w:color w:val="000000"/>
+              </w:rPr>
+              <w:t>-</w:t>
+            </w:r>
+          </w:p>
+        </w:tc>
+        <w:tc>
+          <w:tcPr>
+            <w:tcW w:w="1285" w:type="dxa"/>
+            <w:noWrap/>
+            <w:hideMark/>
+          </w:tcPr>
+          <w:p>
+            <w:pPr>
+              <w:jc w:val="center"/>
+              <w:cnfStyle w:val="000000100000" w:firstRow="0" w:lastRow="0" w:firstColumn="0" w:lastColumn="0" w:oddVBand="0" w:evenVBand="0" w:oddHBand="1" w:evenHBand="0" w:firstRowFirstColumn="0" w:firstRowLastColumn="0" w:lastRowFirstColumn="0" w:lastRowLastColumn="0"/>
+              <w:rPr>
+                <w:rFonts w:ascii="Aptos Narrow" w:hAnsi="Aptos Narrow"/>
+                <w:color w:val="000000"/>
+              </w:rPr>
+            </w:pPr>
+            <w:r>
+              <w:rPr>
+                <w:rFonts w:ascii="Aptos Narrow" w:hAnsi="Aptos Narrow"/>
+                <w:color w:val="000000"/>
+              </w:rPr>
+              <w:t>-</w:t>
+            </w:r>
+          </w:p>
+        </w:tc>
+      </w:tr>
+      <w:tr>
+        <w:trPr>
+          <w:trHeight w:val="320"/>
+        </w:trPr>
+        <w:tc>
+          <w:tcPr>
+            <w:cnfStyle w:val="001000000000" w:firstRow="0" w:lastRow="0" w:firstColumn="1" w:lastColumn="0" w:oddVBand="0" w:evenVBand="0" w:oddHBand="0" w:evenHBand="0" w:firstRowFirstColumn="0" w:firstRowLastColumn="0" w:lastRowFirstColumn="0" w:lastRowLastColumn="0"/>
+            <w:tcW w:w="633" w:type="dxa"/>
+            <w:noWrap/>
+            <w:hideMark/>
+          </w:tcPr>
+          <w:p>
+            <w:pPr>
+              <w:jc w:val="center"/>
+              <w:rPr>
+                <w:rFonts w:ascii="Aptos Narrow" w:hAnsi="Aptos Narrow"/>
+                <w:color w:val="000000"/>
+              </w:rPr>
+            </w:pPr>
+            <w:r>
+              <w:rPr>
+                <w:rFonts w:ascii="Aptos Narrow" w:hAnsi="Aptos Narrow"/>
+                <w:color w:val="000000"/>
+              </w:rPr>
+              <w:t>20</w:t>
+            </w:r>
+          </w:p>
+        </w:tc>
+        <w:tc>
+          <w:tcPr>
+            <w:tcW w:w="1047" w:type="dxa"/>
+            <w:noWrap/>
+            <w:hideMark/>
+          </w:tcPr>
+          <w:p>
+            <w:pPr>
+              <w:jc w:val="center"/>
+              <w:cnfStyle w:val="000000000000" w:firstRow="0" w:lastRow="0" w:firstColumn="0" w:lastColumn="0" w:oddVBand="0" w:evenVBand="0" w:oddHBand="0" w:evenHBand="0" w:firstRowFirstColumn="0" w:firstRowLastColumn="0" w:lastRowFirstColumn="0" w:lastRowLastColumn="0"/>
+              <w:rPr>
+                <w:rFonts w:ascii="Aptos Narrow" w:hAnsi="Aptos Narrow"/>
+                <w:color w:val="000000"/>
+              </w:rPr>
+            </w:pPr>
+            <w:r>
+              <w:rPr>
+                <w:rFonts w:ascii="Aptos Narrow" w:hAnsi="Aptos Narrow"/>
+                <w:color w:val="000000"/>
+              </w:rPr>
+              <w:t>Cart</w:t>
+            </w:r>
+          </w:p>
+        </w:tc>
+        <w:tc>
+          <w:tcPr>
+            <w:tcW w:w="2397" w:type="dxa"/>
+            <w:noWrap/>
+            <w:hideMark/>
+          </w:tcPr>
+          <w:p>
+            <w:pPr>
+              <w:jc w:val="center"/>
+              <w:cnfStyle w:val="000000000000" w:firstRow="0" w:lastRow="0" w:firstColumn="0" w:lastColumn="0" w:oddVBand="0" w:evenVBand="0" w:oddHBand="0" w:evenHBand="0" w:firstRowFirstColumn="0" w:firstRowLastColumn="0" w:lastRowFirstColumn="0" w:lastRowLastColumn="0"/>
+              <w:rPr>
+                <w:rFonts w:ascii="Aptos Narrow" w:hAnsi="Aptos Narrow"/>
+                <w:color w:val="000000"/>
+              </w:rPr>
+            </w:pPr>
+            <w:r>
+              <w:rPr>
+                <w:rFonts w:ascii="Aptos Narrow" w:hAnsi="Aptos Narrow"/>
+                <w:color w:val="000000"/>
+              </w:rPr>
+              <w:t>CO2 black oil</w:t>
+            </w:r>
+          </w:p>
+        </w:tc>
+        <w:tc>
+          <w:tcPr>
+            <w:tcW w:w="400" w:type="dxa"/>
+            <w:noWrap/>
+            <w:hideMark/>
+          </w:tcPr>
+          <w:p>
+            <w:pPr>
+              <w:jc w:val="center"/>
+              <w:cnfStyle w:val="000000000000" w:firstRow="0" w:lastRow="0" w:firstColumn="0" w:lastColumn="0" w:oddVBand="0" w:evenVBand="0" w:oddHBand="0" w:evenHBand="0" w:firstRowFirstColumn="0" w:firstRowLastColumn="0" w:lastRowFirstColumn="0" w:lastRowLastColumn="0"/>
+              <w:rPr>
+                <w:rFonts w:ascii="Aptos Narrow" w:hAnsi="Aptos Narrow"/>
+                <w:color w:val="000000"/>
+              </w:rPr>
+            </w:pPr>
+            <w:r>
+              <w:rPr>
+                <w:rFonts w:ascii="Aptos Narrow" w:hAnsi="Aptos Narrow"/>
+                <w:color w:val="000000"/>
+              </w:rPr>
+              <w:t>-</w:t>
+            </w:r>
+          </w:p>
+        </w:tc>
+        <w:tc>
+          <w:tcPr>
+            <w:tcW w:w="911" w:type="dxa"/>
+            <w:noWrap/>
+            <w:hideMark/>
+          </w:tcPr>
+          <w:p>
+            <w:pPr>
+              <w:jc w:val="center"/>
+              <w:cnfStyle w:val="000000000000" w:firstRow="0" w:lastRow="0" w:firstColumn="0" w:lastColumn="0" w:oddVBand="0" w:evenVBand="0" w:oddHBand="0" w:evenHBand="0" w:firstRowFirstColumn="0" w:firstRowLastColumn="0" w:lastRowFirstColumn="0" w:lastRowLastColumn="0"/>
+              <w:rPr>
+                <w:rFonts w:ascii="DejaVu Sans" w:hAnsi="DejaVu Sans"/>
+                <w:color w:val="000000"/>
+              </w:rPr>
+            </w:pPr>
+            <w:r>
+              <w:rPr>
+                <w:rFonts w:ascii="Segoe UI Symbol" w:hAnsi="Segoe UI Symbol" w:cs="Segoe UI Symbol"/>
+                <w:color w:val="000000"/>
+              </w:rPr>
+              <w:t>✓</w:t>
+            </w:r>
+          </w:p>
+        </w:tc>
+        <w:tc>
+          <w:tcPr>
+            <w:tcW w:w="1621" w:type="dxa"/>
+            <w:noWrap/>
+            <w:hideMark/>
+          </w:tcPr>
+          <w:p>
+            <w:pPr>
+              <w:jc w:val="center"/>
+              <w:cnfStyle w:val="000000000000" w:firstRow="0" w:lastRow="0" w:firstColumn="0" w:lastColumn="0" w:oddVBand="0" w:evenVBand="0" w:oddHBand="0" w:evenHBand="0" w:firstRowFirstColumn="0" w:firstRowLastColumn="0" w:lastRowFirstColumn="0" w:lastRowLastColumn="0"/>
+              <w:rPr>
+                <w:rFonts w:ascii="Aptos Narrow" w:hAnsi="Aptos Narrow"/>
+                <w:color w:val="000000"/>
+              </w:rPr>
+            </w:pPr>
+            <w:r>
+              <w:rPr>
+                <w:rFonts w:ascii="Aptos Narrow" w:hAnsi="Aptos Narrow"/>
+                <w:color w:val="000000"/>
+              </w:rPr>
+              <w:t>-</w:t>
+            </w:r>
+          </w:p>
+        </w:tc>
+        <w:tc>
+          <w:tcPr>
+            <w:tcW w:w="1285" w:type="dxa"/>
+            <w:noWrap/>
+            <w:hideMark/>
+          </w:tcPr>
+          <w:p>
+            <w:pPr>
+              <w:jc w:val="center"/>
+              <w:cnfStyle w:val="000000000000" w:firstRow="0" w:lastRow="0" w:firstColumn="0" w:lastColumn="0" w:oddVBand="0" w:evenVBand="0" w:oddHBand="0" w:evenHBand="0" w:firstRowFirstColumn="0" w:firstRowLastColumn="0" w:lastRowFirstColumn="0" w:lastRowLastColumn="0"/>
+              <w:rPr>
+                <w:rFonts w:ascii="Aptos Narrow" w:hAnsi="Aptos Narrow"/>
+                <w:color w:val="000000"/>
+              </w:rPr>
+            </w:pPr>
+            <w:r>
+              <w:rPr>
+                <w:rFonts w:ascii="Aptos Narrow" w:hAnsi="Aptos Narrow"/>
+                <w:color w:val="000000"/>
+              </w:rPr>
+              <w:t>-</w:t>
+            </w:r>
+          </w:p>
+        </w:tc>
+      </w:tr>
+      <w:tr>
+        <w:trPr>
+          <w:cnfStyle w:val="000000100000" w:firstRow="0" w:lastRow="0" w:firstColumn="0" w:lastColumn="0" w:oddVBand="0" w:evenVBand="0" w:oddHBand="1" w:evenHBand="0" w:firstRowFirstColumn="0" w:firstRowLastColumn="0" w:lastRowFirstColumn="0" w:lastRowLastColumn="0"/>
+          <w:trHeight w:val="320"/>
+        </w:trPr>
+        <w:tc>
+          <w:tcPr>
+            <w:cnfStyle w:val="001000000000" w:firstRow="0" w:lastRow="0" w:firstColumn="1" w:lastColumn="0" w:oddVBand="0" w:evenVBand="0" w:oddHBand="0" w:evenHBand="0" w:firstRowFirstColumn="0" w:firstRowLastColumn="0" w:lastRowFirstColumn="0" w:lastRowLastColumn="0"/>
+            <w:tcW w:w="633" w:type="dxa"/>
+            <w:noWrap/>
+            <w:hideMark/>
+          </w:tcPr>
+          <w:p>
+            <w:pPr>
+              <w:jc w:val="center"/>
+              <w:rPr>
+                <w:rFonts w:ascii="Aptos Narrow" w:hAnsi="Aptos Narrow"/>
+                <w:color w:val="000000"/>
+              </w:rPr>
+            </w:pPr>
+            <w:r>
+              <w:rPr>
+                <w:rFonts w:ascii="Aptos Narrow" w:hAnsi="Aptos Narrow"/>
+                <w:color w:val="000000"/>
+              </w:rPr>
+              <w:t>21</w:t>
+            </w:r>
+          </w:p>
+        </w:tc>
+        <w:tc>
+          <w:tcPr>
+            <w:tcW w:w="1047" w:type="dxa"/>
+            <w:noWrap/>
+            <w:hideMark/>
+          </w:tcPr>
+          <w:p>
+            <w:pPr>
+              <w:jc w:val="center"/>
+              <w:cnfStyle w:val="000000100000" w:firstRow="0" w:lastRow="0" w:firstColumn="0" w:lastColumn="0" w:oddVBand="0" w:evenVBand="0" w:oddHBand="1" w:evenHBand="0" w:firstRowFirstColumn="0" w:firstRowLastColumn="0" w:lastRowFirstColumn="0" w:lastRowLastColumn="0"/>
+              <w:rPr>
+                <w:rFonts w:ascii="Aptos Narrow" w:hAnsi="Aptos Narrow"/>
+                <w:color w:val="000000"/>
+              </w:rPr>
+            </w:pPr>
+            <w:r>
+              <w:rPr>
+                <w:rFonts w:ascii="Aptos Narrow" w:hAnsi="Aptos Narrow"/>
+                <w:color w:val="000000"/>
+              </w:rPr>
+              <w:t>CPG</w:t>
+            </w:r>
+          </w:p>
+        </w:tc>
+        <w:tc>
+          <w:tcPr>
+            <w:tcW w:w="2397" w:type="dxa"/>
+            <w:noWrap/>
+            <w:hideMark/>
+          </w:tcPr>
+          <w:p>
+            <w:pPr>
+              <w:jc w:val="center"/>
+              <w:cnfStyle w:val="000000100000" w:firstRow="0" w:lastRow="0" w:firstColumn="0" w:lastColumn="0" w:oddVBand="0" w:evenVBand="0" w:oddHBand="1" w:evenHBand="0" w:firstRowFirstColumn="0" w:firstRowLastColumn="0" w:lastRowFirstColumn="0" w:lastRowLastColumn="0"/>
+              <w:rPr>
+                <w:rFonts w:ascii="Aptos Narrow" w:hAnsi="Aptos Narrow"/>
+                <w:color w:val="000000"/>
+              </w:rPr>
+            </w:pPr>
+            <w:r>
+              <w:rPr>
+                <w:rFonts w:ascii="Aptos Narrow" w:hAnsi="Aptos Narrow"/>
+                <w:color w:val="000000"/>
+              </w:rPr>
+              <w:t>CO2 black oil</w:t>
+            </w:r>
+          </w:p>
+        </w:tc>
+        <w:tc>
+          <w:tcPr>
+            <w:tcW w:w="400" w:type="dxa"/>
+            <w:noWrap/>
+            <w:hideMark/>
+          </w:tcPr>
+          <w:p>
+            <w:pPr>
+              <w:jc w:val="center"/>
+              <w:cnfStyle w:val="000000100000" w:firstRow="0" w:lastRow="0" w:firstColumn="0" w:lastColumn="0" w:oddVBand="0" w:evenVBand="0" w:oddHBand="1" w:evenHBand="0" w:firstRowFirstColumn="0" w:firstRowLastColumn="0" w:lastRowFirstColumn="0" w:lastRowLastColumn="0"/>
+              <w:rPr>
+                <w:rFonts w:ascii="Aptos Narrow" w:hAnsi="Aptos Narrow"/>
+                <w:color w:val="000000"/>
+              </w:rPr>
+            </w:pPr>
+            <w:r>
+              <w:rPr>
+                <w:rFonts w:ascii="Aptos Narrow" w:hAnsi="Aptos Narrow"/>
+                <w:color w:val="000000"/>
+              </w:rPr>
+              <w:t>-</w:t>
+            </w:r>
+          </w:p>
+        </w:tc>
+        <w:tc>
+          <w:tcPr>
+            <w:tcW w:w="911" w:type="dxa"/>
+            <w:noWrap/>
+            <w:hideMark/>
+          </w:tcPr>
+          <w:p>
+            <w:pPr>
+              <w:jc w:val="center"/>
+              <w:cnfStyle w:val="000000100000" w:firstRow="0" w:lastRow="0" w:firstColumn="0" w:lastColumn="0" w:oddVBand="0" w:evenVBand="0" w:oddHBand="1" w:evenHBand="0" w:firstRowFirstColumn="0" w:firstRowLastColumn="0" w:lastRowFirstColumn="0" w:lastRowLastColumn="0"/>
+              <w:rPr>
+                <w:rFonts w:ascii="DejaVu Sans" w:hAnsi="DejaVu Sans"/>
+                <w:color w:val="000000"/>
+              </w:rPr>
+            </w:pPr>
+            <w:r>
+              <w:rPr>
+                <w:rFonts w:ascii="Segoe UI Symbol" w:hAnsi="Segoe UI Symbol" w:cs="Segoe UI Symbol"/>
+                <w:color w:val="000000"/>
+              </w:rPr>
+              <w:t>✓</w:t>
+            </w:r>
+          </w:p>
+        </w:tc>
+        <w:tc>
+          <w:tcPr>
+            <w:tcW w:w="1621" w:type="dxa"/>
+            <w:noWrap/>
+            <w:hideMark/>
+          </w:tcPr>
+          <w:p>
+            <w:pPr>
+              <w:jc w:val="center"/>
+              <w:cnfStyle w:val="000000100000" w:firstRow="0" w:lastRow="0" w:firstColumn="0" w:lastColumn="0" w:oddVBand="0" w:evenVBand="0" w:oddHBand="1" w:evenHBand="0" w:firstRowFirstColumn="0" w:firstRowLastColumn="0" w:lastRowFirstColumn="0" w:lastRowLastColumn="0"/>
+              <w:rPr>
+                <w:rFonts w:ascii="Aptos Narrow" w:hAnsi="Aptos Narrow"/>
+                <w:color w:val="000000"/>
+              </w:rPr>
+            </w:pPr>
+            <w:r>
+              <w:rPr>
+                <w:rFonts w:ascii="Aptos Narrow" w:hAnsi="Aptos Narrow"/>
+                <w:color w:val="000000"/>
+              </w:rPr>
+              <w:t>-</w:t>
+            </w:r>
+          </w:p>
+        </w:tc>
+        <w:tc>
+          <w:tcPr>
+            <w:tcW w:w="1285" w:type="dxa"/>
+            <w:noWrap/>
+            <w:hideMark/>
+          </w:tcPr>
+          <w:p>
+            <w:pPr>
+              <w:jc w:val="center"/>
+              <w:cnfStyle w:val="000000100000" w:firstRow="0" w:lastRow="0" w:firstColumn="0" w:lastColumn="0" w:oddVBand="0" w:evenVBand="0" w:oddHBand="1" w:evenHBand="0" w:firstRowFirstColumn="0" w:firstRowLastColumn="0" w:lastRowFirstColumn="0" w:lastRowLastColumn="0"/>
+              <w:rPr>
+                <w:rFonts w:ascii="Aptos Narrow" w:hAnsi="Aptos Narrow"/>
+                <w:color w:val="000000"/>
+              </w:rPr>
+            </w:pPr>
+            <w:r>
+              <w:rPr>
+                <w:rFonts w:ascii="Aptos Narrow" w:hAnsi="Aptos Narrow"/>
+                <w:color w:val="000000"/>
+              </w:rPr>
+              <w:t>-</w:t>
+            </w:r>
+          </w:p>
+        </w:tc>
+      </w:tr>
+      <w:tr>
+        <w:trPr>
+          <w:trHeight w:val="320"/>
+        </w:trPr>
+        <w:tc>
+          <w:tcPr>
+            <w:cnfStyle w:val="001000000000" w:firstRow="0" w:lastRow="0" w:firstColumn="1" w:lastColumn="0" w:oddVBand="0" w:evenVBand="0" w:oddHBand="0" w:evenHBand="0" w:firstRowFirstColumn="0" w:firstRowLastColumn="0" w:lastRowFirstColumn="0" w:lastRowLastColumn="0"/>
+            <w:tcW w:w="633" w:type="dxa"/>
+            <w:noWrap/>
+            <w:hideMark/>
+          </w:tcPr>
+          <w:p>
+            <w:pPr>
+              <w:jc w:val="center"/>
+              <w:rPr>
+                <w:rFonts w:ascii="Aptos Narrow" w:hAnsi="Aptos Narrow"/>
+                <w:color w:val="000000"/>
+              </w:rPr>
+            </w:pPr>
+            <w:r>
+              <w:rPr>
+                <w:rFonts w:ascii="Aptos Narrow" w:hAnsi="Aptos Narrow"/>
+                <w:color w:val="000000"/>
+              </w:rPr>
+              <w:t>22</w:t>
+            </w:r>
+          </w:p>
+        </w:tc>
+        <w:tc>
+          <w:tcPr>
+            <w:tcW w:w="1047" w:type="dxa"/>
+            <w:noWrap/>
+            <w:hideMark/>
+          </w:tcPr>
+          <w:p>
+            <w:pPr>
+              <w:jc w:val="center"/>
+              <w:cnfStyle w:val="000000000000" w:firstRow="0" w:lastRow="0" w:firstColumn="0" w:lastColumn="0" w:oddVBand="0" w:evenVBand="0" w:oddHBand="0" w:evenHBand="0" w:firstRowFirstColumn="0" w:firstRowLastColumn="0" w:lastRowFirstColumn="0" w:lastRowLastColumn="0"/>
+              <w:rPr>
+                <w:rFonts w:ascii="Aptos Narrow" w:hAnsi="Aptos Narrow"/>
+                <w:color w:val="000000"/>
+              </w:rPr>
+            </w:pPr>
+            <w:r>
+              <w:rPr>
+                <w:rFonts w:ascii="Aptos Narrow" w:hAnsi="Aptos Narrow"/>
+                <w:color w:val="000000"/>
+              </w:rPr>
+              <w:t>Unstruct</w:t>
+            </w:r>
+          </w:p>
+        </w:tc>
+        <w:tc>
+          <w:tcPr>
+            <w:tcW w:w="2397" w:type="dxa"/>
+            <w:noWrap/>
+            <w:hideMark/>
+          </w:tcPr>
+          <w:p>
+            <w:pPr>
+              <w:jc w:val="center"/>
+              <w:cnfStyle w:val="000000000000" w:firstRow="0" w:lastRow="0" w:firstColumn="0" w:lastColumn="0" w:oddVBand="0" w:evenVBand="0" w:oddHBand="0" w:evenHBand="0" w:firstRowFirstColumn="0" w:firstRowLastColumn="0" w:lastRowFirstColumn="0" w:lastRowLastColumn="0"/>
+              <w:rPr>
+                <w:rFonts w:ascii="Aptos Narrow" w:hAnsi="Aptos Narrow"/>
+                <w:color w:val="000000"/>
+              </w:rPr>
+            </w:pPr>
+            <w:r>
+              <w:rPr>
+                <w:rFonts w:ascii="Aptos Narrow" w:hAnsi="Aptos Narrow"/>
+                <w:color w:val="000000"/>
+              </w:rPr>
+              <w:t>CO2 black oil</w:t>
+            </w:r>
+          </w:p>
+        </w:tc>
+        <w:tc>
+          <w:tcPr>
+            <w:tcW w:w="400" w:type="dxa"/>
+            <w:noWrap/>
+            <w:hideMark/>
+          </w:tcPr>
+          <w:p>
+            <w:pPr>
+              <w:jc w:val="center"/>
+              <w:cnfStyle w:val="000000000000" w:firstRow="0" w:lastRow="0" w:firstColumn="0" w:lastColumn="0" w:oddVBand="0" w:evenVBand="0" w:oddHBand="0" w:evenHBand="0" w:firstRowFirstColumn="0" w:firstRowLastColumn="0" w:lastRowFirstColumn="0" w:lastRowLastColumn="0"/>
+              <w:rPr>
+                <w:rFonts w:ascii="Aptos Narrow" w:hAnsi="Aptos Narrow"/>
+                <w:color w:val="000000"/>
+              </w:rPr>
+            </w:pPr>
+            <w:r>
+              <w:rPr>
+                <w:rFonts w:ascii="Aptos Narrow" w:hAnsi="Aptos Narrow"/>
+                <w:color w:val="000000"/>
+              </w:rPr>
+              <w:t>-</w:t>
+            </w:r>
+          </w:p>
+        </w:tc>
+        <w:tc>
+          <w:tcPr>
+            <w:tcW w:w="911" w:type="dxa"/>
+            <w:noWrap/>
+            <w:hideMark/>
+          </w:tcPr>
+          <w:p>
+            <w:pPr>
+              <w:jc w:val="center"/>
+              <w:cnfStyle w:val="000000000000" w:firstRow="0" w:lastRow="0" w:firstColumn="0" w:lastColumn="0" w:oddVBand="0" w:evenVBand="0" w:oddHBand="0" w:evenHBand="0" w:firstRowFirstColumn="0" w:firstRowLastColumn="0" w:lastRowFirstColumn="0" w:lastRowLastColumn="0"/>
+              <w:rPr>
+                <w:rFonts w:ascii="DejaVu Sans" w:hAnsi="DejaVu Sans"/>
+                <w:color w:val="000000"/>
+              </w:rPr>
+            </w:pPr>
+            <w:r>
+              <w:rPr>
+                <w:rFonts w:ascii="Segoe UI Symbol" w:hAnsi="Segoe UI Symbol" w:cs="Segoe UI Symbol"/>
+                <w:color w:val="000000"/>
+              </w:rPr>
+              <w:t>✓</w:t>
+            </w:r>
+          </w:p>
+        </w:tc>
+        <w:tc>
+          <w:tcPr>
+            <w:tcW w:w="1621" w:type="dxa"/>
+            <w:noWrap/>
+            <w:hideMark/>
+          </w:tcPr>
+          <w:p>
+            <w:pPr>
+              <w:jc w:val="center"/>
+              <w:cnfStyle w:val="000000000000" w:firstRow="0" w:lastRow="0" w:firstColumn="0" w:lastColumn="0" w:oddVBand="0" w:evenVBand="0" w:oddHBand="0" w:evenHBand="0" w:firstRowFirstColumn="0" w:firstRowLastColumn="0" w:lastRowFirstColumn="0" w:lastRowLastColumn="0"/>
+              <w:rPr>
+                <w:rFonts w:ascii="Aptos Narrow" w:hAnsi="Aptos Narrow"/>
+                <w:color w:val="000000"/>
+              </w:rPr>
+            </w:pPr>
+            <w:r>
+              <w:rPr>
+                <w:rFonts w:ascii="Aptos Narrow" w:hAnsi="Aptos Narrow"/>
+                <w:color w:val="000000"/>
+              </w:rPr>
+              <w:t>-</w:t>
+            </w:r>
+          </w:p>
+        </w:tc>
+        <w:tc>
+          <w:tcPr>
+            <w:tcW w:w="1285" w:type="dxa"/>
+            <w:noWrap/>
+            <w:hideMark/>
+          </w:tcPr>
+          <w:p>
+            <w:pPr>
+              <w:jc w:val="center"/>
+              <w:cnfStyle w:val="000000000000" w:firstRow="0" w:lastRow="0" w:firstColumn="0" w:lastColumn="0" w:oddVBand="0" w:evenVBand="0" w:oddHBand="0" w:evenHBand="0" w:firstRowFirstColumn="0" w:firstRowLastColumn="0" w:lastRowFirstColumn="0" w:lastRowLastColumn="0"/>
+              <w:rPr>
+                <w:rFonts w:ascii="Aptos Narrow" w:hAnsi="Aptos Narrow"/>
+                <w:color w:val="000000"/>
+              </w:rPr>
+            </w:pPr>
+            <w:r>
+              <w:rPr>
+                <w:rFonts w:ascii="Aptos Narrow" w:hAnsi="Aptos Narrow"/>
+                <w:color w:val="000000"/>
+              </w:rPr>
+              <w:t>-</w:t>
+            </w:r>
+          </w:p>
+        </w:tc>
+      </w:tr>
+      <w:tr>
+        <w:trPr>
+          <w:cnfStyle w:val="000000100000" w:firstRow="0" w:lastRow="0" w:firstColumn="0" w:lastColumn="0" w:oddVBand="0" w:evenVBand="0" w:oddHBand="1" w:evenHBand="0" w:firstRowFirstColumn="0" w:firstRowLastColumn="0" w:lastRowFirstColumn="0" w:lastRowLastColumn="0"/>
+          <w:trHeight w:val="320"/>
+        </w:trPr>
+        <w:tc>
+          <w:tcPr>
+            <w:cnfStyle w:val="001000000000" w:firstRow="0" w:lastRow="0" w:firstColumn="1" w:lastColumn="0" w:oddVBand="0" w:evenVBand="0" w:oddHBand="0" w:evenHBand="0" w:firstRowFirstColumn="0" w:firstRowLastColumn="0" w:lastRowFirstColumn="0" w:lastRowLastColumn="0"/>
+            <w:tcW w:w="633" w:type="dxa"/>
+            <w:noWrap/>
+            <w:hideMark/>
+          </w:tcPr>
+          <w:p>
+            <w:pPr>
+              <w:jc w:val="center"/>
+              <w:rPr>
+                <w:rFonts w:ascii="Aptos Narrow" w:hAnsi="Aptos Narrow"/>
+                <w:color w:val="000000"/>
+              </w:rPr>
+            </w:pPr>
+            <w:r>
+              <w:rPr>
+                <w:rFonts w:ascii="Aptos Narrow" w:hAnsi="Aptos Narrow"/>
+                <w:color w:val="000000"/>
+              </w:rPr>
+              <w:t>23</w:t>
+            </w:r>
+          </w:p>
+        </w:tc>
+        <w:tc>
+          <w:tcPr>
+            <w:tcW w:w="1047" w:type="dxa"/>
+            <w:noWrap/>
+            <w:hideMark/>
+          </w:tcPr>
+          <w:p>
+            <w:pPr>
+              <w:jc w:val="center"/>
+              <w:cnfStyle w:val="000000100000" w:firstRow="0" w:lastRow="0" w:firstColumn="0" w:lastColumn="0" w:oddVBand="0" w:evenVBand="0" w:oddHBand="1" w:evenHBand="0" w:firstRowFirstColumn="0" w:firstRowLastColumn="0" w:lastRowFirstColumn="0" w:lastRowLastColumn="0"/>
+              <w:rPr>
+                <w:rFonts w:ascii="Aptos Narrow" w:hAnsi="Aptos Narrow"/>
+                <w:color w:val="000000"/>
+              </w:rPr>
+            </w:pPr>
+            <w:r>
+              <w:rPr>
+                <w:rFonts w:ascii="Aptos Narrow" w:hAnsi="Aptos Narrow"/>
+                <w:color w:val="000000"/>
+              </w:rPr>
+              <w:t>Cart</w:t>
+            </w:r>
+          </w:p>
+        </w:tc>
+        <w:tc>
+          <w:tcPr>
+            <w:tcW w:w="2397" w:type="dxa"/>
+            <w:noWrap/>
+            <w:hideMark/>
+          </w:tcPr>
+          <w:p>
+            <w:pPr>
+              <w:jc w:val="center"/>
+              <w:cnfStyle w:val="000000100000" w:firstRow="0" w:lastRow="0" w:firstColumn="0" w:lastColumn="0" w:oddVBand="0" w:evenVBand="0" w:oddHBand="1" w:evenHBand="0" w:firstRowFirstColumn="0" w:firstRowLastColumn="0" w:lastRowFirstColumn="0" w:lastRowLastColumn="0"/>
+              <w:rPr>
+                <w:rFonts w:ascii="Aptos Narrow" w:hAnsi="Aptos Narrow"/>
+                <w:color w:val="000000"/>
+              </w:rPr>
+            </w:pPr>
+            <w:r>
+              <w:rPr>
+                <w:rFonts w:ascii="Aptos Narrow" w:hAnsi="Aptos Narrow"/>
+                <w:color w:val="000000"/>
+              </w:rPr>
+              <w:t>CO2 black oil</w:t>
+            </w:r>
+          </w:p>
+        </w:tc>
+        <w:tc>
+          <w:tcPr>
+            <w:tcW w:w="400" w:type="dxa"/>
+            <w:noWrap/>
+            <w:hideMark/>
+          </w:tcPr>
+          <w:p>
+            <w:pPr>
+              <w:jc w:val="center"/>
+              <w:cnfStyle w:val="000000100000" w:firstRow="0" w:lastRow="0" w:firstColumn="0" w:lastColumn="0" w:oddVBand="0" w:evenVBand="0" w:oddHBand="1" w:evenHBand="0" w:firstRowFirstColumn="0" w:firstRowLastColumn="0" w:lastRowFirstColumn="0" w:lastRowLastColumn="0"/>
+              <w:rPr>
+                <w:rFonts w:ascii="Aptos Narrow" w:hAnsi="Aptos Narrow"/>
+                <w:color w:val="000000"/>
+              </w:rPr>
+            </w:pPr>
+            <w:r>
+              <w:rPr>
+                <w:rFonts w:ascii="Aptos Narrow" w:hAnsi="Aptos Narrow"/>
+                <w:color w:val="000000"/>
+              </w:rPr>
+              <w:t>-</w:t>
+            </w:r>
+          </w:p>
+        </w:tc>
+        <w:tc>
+          <w:tcPr>
+            <w:tcW w:w="911" w:type="dxa"/>
+            <w:noWrap/>
+            <w:hideMark/>
+          </w:tcPr>
+          <w:p>
+            <w:pPr>
+              <w:jc w:val="center"/>
+              <w:cnfStyle w:val="000000100000" w:firstRow="0" w:lastRow="0" w:firstColumn="0" w:lastColumn="0" w:oddVBand="0" w:evenVBand="0" w:oddHBand="1" w:evenHBand="0" w:firstRowFirstColumn="0" w:firstRowLastColumn="0" w:lastRowFirstColumn="0" w:lastRowLastColumn="0"/>
+              <w:rPr>
+                <w:rFonts w:ascii="Aptos Narrow" w:hAnsi="Aptos Narrow"/>
+                <w:color w:val="000000"/>
+              </w:rPr>
+            </w:pPr>
+            <w:r>
+              <w:rPr>
+                <w:rFonts w:ascii="Aptos Narrow" w:hAnsi="Aptos Narrow"/>
+                <w:color w:val="000000"/>
+              </w:rPr>
+              <w:t>-</w:t>
+            </w:r>
+          </w:p>
+        </w:tc>
+        <w:tc>
+          <w:tcPr>
+            <w:tcW w:w="1621" w:type="dxa"/>
+            <w:noWrap/>
+            <w:hideMark/>
+          </w:tcPr>
+          <w:p>
+            <w:pPr>
+              <w:jc w:val="center"/>
+              <w:cnfStyle w:val="000000100000" w:firstRow="0" w:lastRow="0" w:firstColumn="0" w:lastColumn="0" w:oddVBand="0" w:evenVBand="0" w:oddHBand="1" w:evenHBand="0" w:firstRowFirstColumn="0" w:firstRowLastColumn="0" w:lastRowFirstColumn="0" w:lastRowLastColumn="0"/>
+              <w:rPr>
+                <w:rFonts w:ascii="DejaVu Sans" w:hAnsi="DejaVu Sans"/>
+                <w:color w:val="000000"/>
+              </w:rPr>
+            </w:pPr>
+            <w:r>
+              <w:rPr>
+                <w:rFonts w:ascii="Segoe UI Symbol" w:hAnsi="Segoe UI Symbol" w:cs="Segoe UI Symbol"/>
+                <w:color w:val="000000"/>
+              </w:rPr>
+              <w:t>✓</w:t>
+            </w:r>
+          </w:p>
+        </w:tc>
+        <w:tc>
+          <w:tcPr>
+            <w:tcW w:w="1285" w:type="dxa"/>
+            <w:noWrap/>
+            <w:hideMark/>
+          </w:tcPr>
+          <w:p>
+            <w:pPr>
+              <w:jc w:val="center"/>
+              <w:cnfStyle w:val="000000100000" w:firstRow="0" w:lastRow="0" w:firstColumn="0" w:lastColumn="0" w:oddVBand="0" w:evenVBand="0" w:oddHBand="1" w:evenHBand="0" w:firstRowFirstColumn="0" w:firstRowLastColumn="0" w:lastRowFirstColumn="0" w:lastRowLastColumn="0"/>
+              <w:rPr>
+                <w:rFonts w:ascii="Aptos Narrow" w:hAnsi="Aptos Narrow"/>
+                <w:color w:val="000000"/>
+              </w:rPr>
+            </w:pPr>
+            <w:r>
+              <w:rPr>
+                <w:rFonts w:ascii="Aptos Narrow" w:hAnsi="Aptos Narrow"/>
+                <w:color w:val="000000"/>
+              </w:rPr>
+              <w:t>-</w:t>
+            </w:r>
+          </w:p>
+        </w:tc>
+      </w:tr>
+      <w:tr>
+        <w:trPr>
+          <w:trHeight w:val="320"/>
+        </w:trPr>
+        <w:tc>
+          <w:tcPr>
+            <w:cnfStyle w:val="001000000000" w:firstRow="0" w:lastRow="0" w:firstColumn="1" w:lastColumn="0" w:oddVBand="0" w:evenVBand="0" w:oddHBand="0" w:evenHBand="0" w:firstRowFirstColumn="0" w:firstRowLastColumn="0" w:lastRowFirstColumn="0" w:lastRowLastColumn="0"/>
+            <w:tcW w:w="633" w:type="dxa"/>
+            <w:noWrap/>
+            <w:hideMark/>
+          </w:tcPr>
+          <w:p>
+            <w:pPr>
+              <w:jc w:val="center"/>
+              <w:rPr>
+                <w:rFonts w:ascii="Aptos Narrow" w:hAnsi="Aptos Narrow"/>
+                <w:color w:val="000000"/>
+              </w:rPr>
+            </w:pPr>
+            <w:r>
+              <w:rPr>
+                <w:rFonts w:ascii="Aptos Narrow" w:hAnsi="Aptos Narrow"/>
+                <w:color w:val="000000"/>
+              </w:rPr>
+              <w:t>24</w:t>
+            </w:r>
+          </w:p>
+        </w:tc>
+        <w:tc>
+          <w:tcPr>
+            <w:tcW w:w="1047" w:type="dxa"/>
+            <w:noWrap/>
+            <w:hideMark/>
+          </w:tcPr>
+          <w:p>
+            <w:pPr>
+              <w:jc w:val="center"/>
+              <w:cnfStyle w:val="000000000000" w:firstRow="0" w:lastRow="0" w:firstColumn="0" w:lastColumn="0" w:oddVBand="0" w:evenVBand="0" w:oddHBand="0" w:evenHBand="0" w:firstRowFirstColumn="0" w:firstRowLastColumn="0" w:lastRowFirstColumn="0" w:lastRowLastColumn="0"/>
+              <w:rPr>
+                <w:rFonts w:ascii="Aptos Narrow" w:hAnsi="Aptos Narrow"/>
+                <w:color w:val="000000"/>
+              </w:rPr>
+            </w:pPr>
+            <w:r>
+              <w:rPr>
+                <w:rFonts w:ascii="Aptos Narrow" w:hAnsi="Aptos Narrow"/>
+                <w:color w:val="000000"/>
+              </w:rPr>
+              <w:t>CPG</w:t>
+            </w:r>
+          </w:p>
+        </w:tc>
+        <w:tc>
+          <w:tcPr>
+            <w:tcW w:w="2397" w:type="dxa"/>
+            <w:noWrap/>
+            <w:hideMark/>
+          </w:tcPr>
+          <w:p>
+            <w:pPr>
+              <w:jc w:val="center"/>
+              <w:cnfStyle w:val="000000000000" w:firstRow="0" w:lastRow="0" w:firstColumn="0" w:lastColumn="0" w:oddVBand="0" w:evenVBand="0" w:oddHBand="0" w:evenHBand="0" w:firstRowFirstColumn="0" w:firstRowLastColumn="0" w:lastRowFirstColumn="0" w:lastRowLastColumn="0"/>
+              <w:rPr>
+                <w:rFonts w:ascii="Aptos Narrow" w:hAnsi="Aptos Narrow"/>
+                <w:color w:val="000000"/>
+              </w:rPr>
+            </w:pPr>
+            <w:r>
+              <w:rPr>
+                <w:rFonts w:ascii="Aptos Narrow" w:hAnsi="Aptos Narrow"/>
+                <w:color w:val="000000"/>
+              </w:rPr>
+              <w:t>CO2 black oil</w:t>
+            </w:r>
+          </w:p>
+        </w:tc>
+        <w:tc>
+          <w:tcPr>
+            <w:tcW w:w="400" w:type="dxa"/>
+            <w:noWrap/>
+            <w:hideMark/>
+          </w:tcPr>
+          <w:p>
+            <w:pPr>
+              <w:jc w:val="center"/>
+              <w:cnfStyle w:val="000000000000" w:firstRow="0" w:lastRow="0" w:firstColumn="0" w:lastColumn="0" w:oddVBand="0" w:evenVBand="0" w:oddHBand="0" w:evenHBand="0" w:firstRowFirstColumn="0" w:firstRowLastColumn="0" w:lastRowFirstColumn="0" w:lastRowLastColumn="0"/>
+              <w:rPr>
+                <w:rFonts w:ascii="Aptos Narrow" w:hAnsi="Aptos Narrow"/>
+                <w:color w:val="000000"/>
+              </w:rPr>
+            </w:pPr>
+            <w:r>
+              <w:rPr>
+                <w:rFonts w:ascii="Aptos Narrow" w:hAnsi="Aptos Narrow"/>
+                <w:color w:val="000000"/>
+              </w:rPr>
+              <w:t>-</w:t>
+            </w:r>
+          </w:p>
+        </w:tc>
+        <w:tc>
+          <w:tcPr>
+            <w:tcW w:w="911" w:type="dxa"/>
+            <w:noWrap/>
+            <w:hideMark/>
+          </w:tcPr>
+          <w:p>
+            <w:pPr>
+              <w:jc w:val="center"/>
+              <w:cnfStyle w:val="000000000000" w:firstRow="0" w:lastRow="0" w:firstColumn="0" w:lastColumn="0" w:oddVBand="0" w:evenVBand="0" w:oddHBand="0" w:evenHBand="0" w:firstRowFirstColumn="0" w:firstRowLastColumn="0" w:lastRowFirstColumn="0" w:lastRowLastColumn="0"/>
+              <w:rPr>
+                <w:rFonts w:ascii="Aptos Narrow" w:hAnsi="Aptos Narrow"/>
+                <w:color w:val="000000"/>
+              </w:rPr>
+            </w:pPr>
+            <w:r>
+              <w:rPr>
+                <w:rFonts w:ascii="Aptos Narrow" w:hAnsi="Aptos Narrow"/>
+                <w:color w:val="000000"/>
+              </w:rPr>
+              <w:t>-</w:t>
+            </w:r>
+          </w:p>
+        </w:tc>
+        <w:tc>
+          <w:tcPr>
+            <w:tcW w:w="1621" w:type="dxa"/>
+            <w:noWrap/>
+            <w:hideMark/>
+          </w:tcPr>
+          <w:p>
+            <w:pPr>
+              <w:jc w:val="center"/>
+              <w:cnfStyle w:val="000000000000" w:firstRow="0" w:lastRow="0" w:firstColumn="0" w:lastColumn="0" w:oddVBand="0" w:evenVBand="0" w:oddHBand="0" w:evenHBand="0" w:firstRowFirstColumn="0" w:firstRowLastColumn="0" w:lastRowFirstColumn="0" w:lastRowLastColumn="0"/>
+              <w:rPr>
+                <w:rFonts w:ascii="DejaVu Sans" w:hAnsi="DejaVu Sans"/>
+                <w:color w:val="000000"/>
+              </w:rPr>
+            </w:pPr>
+            <w:r>
+              <w:rPr>
+                <w:rFonts w:ascii="Segoe UI Symbol" w:hAnsi="Segoe UI Symbol" w:cs="Segoe UI Symbol"/>
+                <w:color w:val="000000"/>
+              </w:rPr>
+              <w:t>✓</w:t>
+            </w:r>
+          </w:p>
+        </w:tc>
+        <w:tc>
+          <w:tcPr>
+            <w:tcW w:w="1285" w:type="dxa"/>
+            <w:noWrap/>
+            <w:hideMark/>
+          </w:tcPr>
+          <w:p>
+            <w:pPr>
+              <w:jc w:val="center"/>
+              <w:cnfStyle w:val="000000000000" w:firstRow="0" w:lastRow="0" w:firstColumn="0" w:lastColumn="0" w:oddVBand="0" w:evenVBand="0" w:oddHBand="0" w:evenHBand="0" w:firstRowFirstColumn="0" w:firstRowLastColumn="0" w:lastRowFirstColumn="0" w:lastRowLastColumn="0"/>
+              <w:rPr>
+                <w:rFonts w:ascii="Aptos Narrow" w:hAnsi="Aptos Narrow"/>
+                <w:color w:val="000000"/>
+              </w:rPr>
+            </w:pPr>
+            <w:r>
+              <w:rPr>
+                <w:rFonts w:ascii="Aptos Narrow" w:hAnsi="Aptos Narrow"/>
+                <w:color w:val="000000"/>
+              </w:rPr>
+              <w:t>-</w:t>
+            </w:r>
+          </w:p>
+        </w:tc>
+      </w:tr>
+      <w:tr>
+        <w:trPr>
+          <w:cnfStyle w:val="000000100000" w:firstRow="0" w:lastRow="0" w:firstColumn="0" w:lastColumn="0" w:oddVBand="0" w:evenVBand="0" w:oddHBand="1" w:evenHBand="0" w:firstRowFirstColumn="0" w:firstRowLastColumn="0" w:lastRowFirstColumn="0" w:lastRowLastColumn="0"/>
+          <w:trHeight w:val="320"/>
+        </w:trPr>
+        <w:tc>
+          <w:tcPr>
+            <w:cnfStyle w:val="001000000000" w:firstRow="0" w:lastRow="0" w:firstColumn="1" w:lastColumn="0" w:oddVBand="0" w:evenVBand="0" w:oddHBand="0" w:evenHBand="0" w:firstRowFirstColumn="0" w:firstRowLastColumn="0" w:lastRowFirstColumn="0" w:lastRowLastColumn="0"/>
+            <w:tcW w:w="633" w:type="dxa"/>
+            <w:noWrap/>
+            <w:hideMark/>
+          </w:tcPr>
+          <w:p>
+            <w:pPr>
+              <w:jc w:val="center"/>
+              <w:rPr>
+                <w:rFonts w:ascii="Aptos Narrow" w:hAnsi="Aptos Narrow"/>
+                <w:color w:val="000000"/>
+              </w:rPr>
+            </w:pPr>
+            <w:r>
+              <w:rPr>
+                <w:rFonts w:ascii="Aptos Narrow" w:hAnsi="Aptos Narrow"/>
+                <w:color w:val="000000"/>
+              </w:rPr>
+              <w:t>25</w:t>
+            </w:r>
+          </w:p>
+        </w:tc>
+        <w:tc>
+          <w:tcPr>
+            <w:tcW w:w="1047" w:type="dxa"/>
+            <w:noWrap/>
+            <w:hideMark/>
+          </w:tcPr>
+          <w:p>
+            <w:pPr>
+              <w:jc w:val="center"/>
+              <w:cnfStyle w:val="000000100000" w:firstRow="0" w:lastRow="0" w:firstColumn="0" w:lastColumn="0" w:oddVBand="0" w:evenVBand="0" w:oddHBand="1" w:evenHBand="0" w:firstRowFirstColumn="0" w:firstRowLastColumn="0" w:lastRowFirstColumn="0" w:lastRowLastColumn="0"/>
+              <w:rPr>
+                <w:rFonts w:ascii="Aptos Narrow" w:hAnsi="Aptos Narrow"/>
+                <w:color w:val="000000"/>
+              </w:rPr>
+            </w:pPr>
+            <w:r>
+              <w:rPr>
+                <w:rFonts w:ascii="Aptos Narrow" w:hAnsi="Aptos Narrow"/>
+                <w:color w:val="000000"/>
+              </w:rPr>
+              <w:t>Unstruct</w:t>
+            </w:r>
+          </w:p>
+        </w:tc>
+        <w:tc>
+          <w:tcPr>
+            <w:tcW w:w="2397" w:type="dxa"/>
+            <w:noWrap/>
+            <w:hideMark/>
+          </w:tcPr>
+          <w:p>
+            <w:pPr>
+              <w:jc w:val="center"/>
+              <w:cnfStyle w:val="000000100000" w:firstRow="0" w:lastRow="0" w:firstColumn="0" w:lastColumn="0" w:oddVBand="0" w:evenVBand="0" w:oddHBand="1" w:evenHBand="0" w:firstRowFirstColumn="0" w:firstRowLastColumn="0" w:lastRowFirstColumn="0" w:lastRowLastColumn="0"/>
+              <w:rPr>
+                <w:rFonts w:ascii="Aptos Narrow" w:hAnsi="Aptos Narrow"/>
+                <w:color w:val="000000"/>
+              </w:rPr>
+            </w:pPr>
+            <w:r>
+              <w:rPr>
+                <w:rFonts w:ascii="Aptos Narrow" w:hAnsi="Aptos Narrow"/>
+                <w:color w:val="000000"/>
+              </w:rPr>
+              <w:t>CO2 black oil</w:t>
+            </w:r>
+          </w:p>
+        </w:tc>
+        <w:tc>
+          <w:tcPr>
+            <w:tcW w:w="400" w:type="dxa"/>
+            <w:noWrap/>
+            <w:hideMark/>
+          </w:tcPr>
+          <w:p>
+            <w:pPr>
+              <w:jc w:val="center"/>
+              <w:cnfStyle w:val="000000100000" w:firstRow="0" w:lastRow="0" w:firstColumn="0" w:lastColumn="0" w:oddVBand="0" w:evenVBand="0" w:oddHBand="1" w:evenHBand="0" w:firstRowFirstColumn="0" w:firstRowLastColumn="0" w:lastRowFirstColumn="0" w:lastRowLastColumn="0"/>
+              <w:rPr>
+                <w:rFonts w:ascii="Aptos Narrow" w:hAnsi="Aptos Narrow"/>
+                <w:color w:val="000000"/>
+              </w:rPr>
+            </w:pPr>
+            <w:r>
+              <w:rPr>
+                <w:rFonts w:ascii="Aptos Narrow" w:hAnsi="Aptos Narrow"/>
+                <w:color w:val="000000"/>
+              </w:rPr>
+              <w:t>-</w:t>
+            </w:r>
+          </w:p>
+        </w:tc>
+        <w:tc>
+          <w:tcPr>
+            <w:tcW w:w="911" w:type="dxa"/>
+            <w:noWrap/>
+            <w:hideMark/>
+          </w:tcPr>
+          <w:p>
+            <w:pPr>
+              <w:jc w:val="center"/>
+              <w:cnfStyle w:val="000000100000" w:firstRow="0" w:lastRow="0" w:firstColumn="0" w:lastColumn="0" w:oddVBand="0" w:evenVBand="0" w:oddHBand="1" w:evenHBand="0" w:firstRowFirstColumn="0" w:firstRowLastColumn="0" w:lastRowFirstColumn="0" w:lastRowLastColumn="0"/>
+              <w:rPr>
+                <w:rFonts w:ascii="Aptos Narrow" w:hAnsi="Aptos Narrow"/>
+                <w:color w:val="000000"/>
+              </w:rPr>
+            </w:pPr>
+            <w:r>
+              <w:rPr>
+                <w:rFonts w:ascii="Aptos Narrow" w:hAnsi="Aptos Narrow"/>
+                <w:color w:val="000000"/>
+              </w:rPr>
+              <w:t>-</w:t>
+            </w:r>
+          </w:p>
+        </w:tc>
+        <w:tc>
+          <w:tcPr>
+            <w:tcW w:w="1621" w:type="dxa"/>
+            <w:noWrap/>
+            <w:hideMark/>
+          </w:tcPr>
+          <w:p>
+            <w:pPr>
+              <w:jc w:val="center"/>
+              <w:cnfStyle w:val="000000100000" w:firstRow="0" w:lastRow="0" w:firstColumn="0" w:lastColumn="0" w:oddVBand="0" w:evenVBand="0" w:oddHBand="1" w:evenHBand="0" w:firstRowFirstColumn="0" w:firstRowLastColumn="0" w:lastRowFirstColumn="0" w:lastRowLastColumn="0"/>
+              <w:rPr>
+                <w:rFonts w:ascii="DejaVu Sans" w:hAnsi="DejaVu Sans"/>
+                <w:color w:val="000000"/>
+              </w:rPr>
+            </w:pPr>
+            <w:r>
+              <w:rPr>
+                <w:rFonts w:ascii="Segoe UI Symbol" w:hAnsi="Segoe UI Symbol" w:cs="Segoe UI Symbol"/>
+                <w:color w:val="000000"/>
+              </w:rPr>
+              <w:t>✓</w:t>
+            </w:r>
+          </w:p>
+        </w:tc>
+        <w:tc>
+          <w:tcPr>
+            <w:tcW w:w="1285" w:type="dxa"/>
+            <w:noWrap/>
+            <w:hideMark/>
+          </w:tcPr>
+          <w:p>
+            <w:pPr>
+              <w:jc w:val="center"/>
+              <w:cnfStyle w:val="000000100000" w:firstRow="0" w:lastRow="0" w:firstColumn="0" w:lastColumn="0" w:oddVBand="0" w:evenVBand="0" w:oddHBand="1" w:evenHBand="0" w:firstRowFirstColumn="0" w:firstRowLastColumn="0" w:lastRowFirstColumn="0" w:lastRowLastColumn="0"/>
+              <w:rPr>
+                <w:rFonts w:ascii="Aptos Narrow" w:hAnsi="Aptos Narrow"/>
+                <w:color w:val="000000"/>
+              </w:rPr>
+            </w:pPr>
+            <w:r>
+              <w:rPr>
+                <w:rFonts w:ascii="Aptos Narrow" w:hAnsi="Aptos Narrow"/>
+                <w:color w:val="000000"/>
+              </w:rPr>
+              <w:t>-</w:t>
+            </w:r>
+          </w:p>
+        </w:tc>
+      </w:tr>
+      <w:tr>
+        <w:trPr>
+          <w:trHeight w:val="320"/>
+        </w:trPr>
+        <w:tc>
+          <w:tcPr>
+            <w:cnfStyle w:val="001000000000" w:firstRow="0" w:lastRow="0" w:firstColumn="1" w:lastColumn="0" w:oddVBand="0" w:evenVBand="0" w:oddHBand="0" w:evenHBand="0" w:firstRowFirstColumn="0" w:firstRowLastColumn="0" w:lastRowFirstColumn="0" w:lastRowLastColumn="0"/>
+            <w:tcW w:w="633" w:type="dxa"/>
+            <w:noWrap/>
+            <w:hideMark/>
+          </w:tcPr>
+          <w:p>
+            <w:pPr>
+              <w:jc w:val="center"/>
+              <w:rPr>
+                <w:rFonts w:ascii="Aptos Narrow" w:hAnsi="Aptos Narrow"/>
+                <w:color w:val="000000"/>
+              </w:rPr>
+            </w:pPr>
+            <w:r>
+              <w:rPr>
+                <w:rFonts w:ascii="Aptos Narrow" w:hAnsi="Aptos Narrow"/>
+                <w:color w:val="000000"/>
+              </w:rPr>
+              <w:t>26</w:t>
+            </w:r>
+          </w:p>
+        </w:tc>
+        <w:tc>
+          <w:tcPr>
+            <w:tcW w:w="1047" w:type="dxa"/>
+            <w:noWrap/>
+            <w:hideMark/>
+          </w:tcPr>
+          <w:p>
+            <w:pPr>
+              <w:jc w:val="center"/>
+              <w:cnfStyle w:val="000000000000" w:firstRow="0" w:lastRow="0" w:firstColumn="0" w:lastColumn="0" w:oddVBand="0" w:evenVBand="0" w:oddHBand="0" w:evenHBand="0" w:firstRowFirstColumn="0" w:firstRowLastColumn="0" w:lastRowFirstColumn="0" w:lastRowLastColumn="0"/>
+              <w:rPr>
+                <w:rFonts w:ascii="Aptos Narrow" w:hAnsi="Aptos Narrow"/>
+                <w:color w:val="000000"/>
+              </w:rPr>
+            </w:pPr>
+            <w:r>
+              <w:rPr>
+                <w:rFonts w:ascii="Aptos Narrow" w:hAnsi="Aptos Narrow"/>
+                <w:color w:val="000000"/>
+              </w:rPr>
+              <w:t>Cart</w:t>
+            </w:r>
+          </w:p>
+        </w:tc>
+        <w:tc>
+          <w:tcPr>
+            <w:tcW w:w="2397" w:type="dxa"/>
+            <w:noWrap/>
+            <w:hideMark/>
+          </w:tcPr>
+          <w:p>
+            <w:pPr>
+              <w:jc w:val="center"/>
+              <w:cnfStyle w:val="000000000000" w:firstRow="0" w:lastRow="0" w:firstColumn="0" w:lastColumn="0" w:oddVBand="0" w:evenVBand="0" w:oddHBand="0" w:evenHBand="0" w:firstRowFirstColumn="0" w:firstRowLastColumn="0" w:lastRowFirstColumn="0" w:lastRowLastColumn="0"/>
+              <w:rPr>
+                <w:rFonts w:ascii="Aptos Narrow" w:hAnsi="Aptos Narrow"/>
+                <w:color w:val="000000"/>
+              </w:rPr>
+            </w:pPr>
+            <w:r>
+              <w:rPr>
+                <w:rFonts w:ascii="Aptos Narrow" w:hAnsi="Aptos Narrow"/>
+                <w:color w:val="000000"/>
+              </w:rPr>
+              <w:t>CO2 black oil</w:t>
+            </w:r>
+          </w:p>
+        </w:tc>
+        <w:tc>
+          <w:tcPr>
+            <w:tcW w:w="400" w:type="dxa"/>
+            <w:noWrap/>
+            <w:hideMark/>
+          </w:tcPr>
+          <w:p>
+            <w:pPr>
+              <w:jc w:val="center"/>
+              <w:cnfStyle w:val="000000000000" w:firstRow="0" w:lastRow="0" w:firstColumn="0" w:lastColumn="0" w:oddVBand="0" w:evenVBand="0" w:oddHBand="0" w:evenHBand="0" w:firstRowFirstColumn="0" w:firstRowLastColumn="0" w:lastRowFirstColumn="0" w:lastRowLastColumn="0"/>
+              <w:rPr>
+                <w:rFonts w:ascii="DejaVu Sans" w:hAnsi="DejaVu Sans"/>
+                <w:color w:val="000000"/>
+              </w:rPr>
+            </w:pPr>
+            <w:r>
+              <w:rPr>
+                <w:rFonts w:ascii="Segoe UI Symbol" w:hAnsi="Segoe UI Symbol" w:cs="Segoe UI Symbol"/>
+                <w:color w:val="000000"/>
+              </w:rPr>
+              <w:t>✓</w:t>
+            </w:r>
+          </w:p>
+        </w:tc>
+        <w:tc>
+          <w:tcPr>
+            <w:tcW w:w="911" w:type="dxa"/>
+            <w:noWrap/>
+            <w:hideMark/>
+          </w:tcPr>
+          <w:p>
+            <w:pPr>
+              <w:jc w:val="center"/>
+              <w:cnfStyle w:val="000000000000" w:firstRow="0" w:lastRow="0" w:firstColumn="0" w:lastColumn="0" w:oddVBand="0" w:evenVBand="0" w:oddHBand="0" w:evenHBand="0" w:firstRowFirstColumn="0" w:firstRowLastColumn="0" w:lastRowFirstColumn="0" w:lastRowLastColumn="0"/>
+              <w:rPr>
+                <w:rFonts w:ascii="Aptos Narrow" w:hAnsi="Aptos Narrow"/>
+                <w:color w:val="000000"/>
+              </w:rPr>
+            </w:pPr>
+            <w:r>
+              <w:rPr>
+                <w:rFonts w:ascii="Aptos Narrow" w:hAnsi="Aptos Narrow"/>
+                <w:color w:val="000000"/>
+              </w:rPr>
+              <w:t>-</w:t>
+            </w:r>
+          </w:p>
+        </w:tc>
+        <w:tc>
+          <w:tcPr>
+            <w:tcW w:w="1621" w:type="dxa"/>
+            <w:noWrap/>
+            <w:hideMark/>
+          </w:tcPr>
+          <w:p>
+            <w:pPr>
+              <w:jc w:val="center"/>
+              <w:cnfStyle w:val="000000000000" w:firstRow="0" w:lastRow="0" w:firstColumn="0" w:lastColumn="0" w:oddVBand="0" w:evenVBand="0" w:oddHBand="0" w:evenHBand="0" w:firstRowFirstColumn="0" w:firstRowLastColumn="0" w:lastRowFirstColumn="0" w:lastRowLastColumn="0"/>
+              <w:rPr>
+                <w:rFonts w:ascii="DejaVu Sans" w:hAnsi="DejaVu Sans"/>
+                <w:color w:val="000000"/>
+              </w:rPr>
+            </w:pPr>
+            <w:r>
+              <w:rPr>
+                <w:rFonts w:ascii="Segoe UI Symbol" w:hAnsi="Segoe UI Symbol" w:cs="Segoe UI Symbol"/>
+                <w:color w:val="000000"/>
+              </w:rPr>
+              <w:t>✓</w:t>
+            </w:r>
+          </w:p>
+        </w:tc>
+        <w:tc>
+          <w:tcPr>
+            <w:tcW w:w="1285" w:type="dxa"/>
+            <w:noWrap/>
+            <w:hideMark/>
+          </w:tcPr>
+          <w:p>
+            <w:pPr>
+              <w:jc w:val="center"/>
+              <w:cnfStyle w:val="000000000000" w:firstRow="0" w:lastRow="0" w:firstColumn="0" w:lastColumn="0" w:oddVBand="0" w:evenVBand="0" w:oddHBand="0" w:evenHBand="0" w:firstRowFirstColumn="0" w:firstRowLastColumn="0" w:lastRowFirstColumn="0" w:lastRowLastColumn="0"/>
+              <w:rPr>
+                <w:rFonts w:ascii="Aptos Narrow" w:hAnsi="Aptos Narrow"/>
+                <w:color w:val="000000"/>
+              </w:rPr>
+            </w:pPr>
+            <w:r>
+              <w:rPr>
+                <w:rFonts w:ascii="Aptos Narrow" w:hAnsi="Aptos Narrow"/>
+                <w:color w:val="000000"/>
+              </w:rPr>
+              <w:t>-</w:t>
+            </w:r>
+          </w:p>
+        </w:tc>
+      </w:tr>
+      <w:tr>
+        <w:trPr>
+          <w:cnfStyle w:val="000000100000" w:firstRow="0" w:lastRow="0" w:firstColumn="0" w:lastColumn="0" w:oddVBand="0" w:evenVBand="0" w:oddHBand="1" w:evenHBand="0" w:firstRowFirstColumn="0" w:firstRowLastColumn="0" w:lastRowFirstColumn="0" w:lastRowLastColumn="0"/>
+          <w:trHeight w:val="320"/>
+        </w:trPr>
+        <w:tc>
+          <w:tcPr>
+            <w:cnfStyle w:val="001000000000" w:firstRow="0" w:lastRow="0" w:firstColumn="1" w:lastColumn="0" w:oddVBand="0" w:evenVBand="0" w:oddHBand="0" w:evenHBand="0" w:firstRowFirstColumn="0" w:firstRowLastColumn="0" w:lastRowFirstColumn="0" w:lastRowLastColumn="0"/>
+            <w:tcW w:w="633" w:type="dxa"/>
+            <w:noWrap/>
+            <w:hideMark/>
+          </w:tcPr>
+          <w:p>
+            <w:pPr>
+              <w:jc w:val="center"/>
+              <w:rPr>
+                <w:rFonts w:ascii="Aptos Narrow" w:hAnsi="Aptos Narrow"/>
+                <w:color w:val="000000"/>
+              </w:rPr>
+            </w:pPr>
+            <w:r>
+              <w:rPr>
+                <w:rFonts w:ascii="Aptos Narrow" w:hAnsi="Aptos Narrow"/>
+                <w:color w:val="000000"/>
+              </w:rPr>
+              <w:t>27</w:t>
+            </w:r>
+          </w:p>
+        </w:tc>
+        <w:tc>
+          <w:tcPr>
+            <w:tcW w:w="1047" w:type="dxa"/>
+            <w:noWrap/>
+            <w:hideMark/>
+          </w:tcPr>
+          <w:p>
+            <w:pPr>
+              <w:jc w:val="center"/>
+              <w:cnfStyle w:val="000000100000" w:firstRow="0" w:lastRow="0" w:firstColumn="0" w:lastColumn="0" w:oddVBand="0" w:evenVBand="0" w:oddHBand="1" w:evenHBand="0" w:firstRowFirstColumn="0" w:firstRowLastColumn="0" w:lastRowFirstColumn="0" w:lastRowLastColumn="0"/>
+              <w:rPr>
+                <w:rFonts w:ascii="Aptos Narrow" w:hAnsi="Aptos Narrow"/>
+                <w:color w:val="000000"/>
+              </w:rPr>
+            </w:pPr>
+            <w:r>
+              <w:rPr>
+                <w:rFonts w:ascii="Aptos Narrow" w:hAnsi="Aptos Narrow"/>
+                <w:color w:val="000000"/>
+              </w:rPr>
+              <w:t>Cart</w:t>
+            </w:r>
+          </w:p>
+        </w:tc>
+        <w:tc>
+          <w:tcPr>
+            <w:tcW w:w="2397" w:type="dxa"/>
+            <w:noWrap/>
+            <w:hideMark/>
+          </w:tcPr>
+          <w:p>
+            <w:pPr>
+              <w:jc w:val="center"/>
+              <w:cnfStyle w:val="000000100000" w:firstRow="0" w:lastRow="0" w:firstColumn="0" w:lastColumn="0" w:oddVBand="0" w:evenVBand="0" w:oddHBand="1" w:evenHBand="0" w:firstRowFirstColumn="0" w:firstRowLastColumn="0" w:lastRowFirstColumn="0" w:lastRowLastColumn="0"/>
+              <w:rPr>
+                <w:rFonts w:ascii="Aptos Narrow" w:hAnsi="Aptos Narrow"/>
+                <w:color w:val="000000"/>
+              </w:rPr>
+            </w:pPr>
+            <w:r>
+              <w:rPr>
+                <w:rFonts w:ascii="Aptos Narrow" w:hAnsi="Aptos Narrow"/>
+                <w:color w:val="000000"/>
+              </w:rPr>
+              <w:t>CO2 black oil</w:t>
+            </w:r>
+          </w:p>
+        </w:tc>
+        <w:tc>
+          <w:tcPr>
+            <w:tcW w:w="400" w:type="dxa"/>
+            <w:noWrap/>
+            <w:hideMark/>
+          </w:tcPr>
+          <w:p>
+            <w:pPr>
+              <w:jc w:val="center"/>
+              <w:cnfStyle w:val="000000100000" w:firstRow="0" w:lastRow="0" w:firstColumn="0" w:lastColumn="0" w:oddVBand="0" w:evenVBand="0" w:oddHBand="1" w:evenHBand="0" w:firstRowFirstColumn="0" w:firstRowLastColumn="0" w:lastRowFirstColumn="0" w:lastRowLastColumn="0"/>
+              <w:rPr>
+                <w:rFonts w:ascii="Aptos Narrow" w:hAnsi="Aptos Narrow"/>
+                <w:color w:val="000000"/>
+              </w:rPr>
+            </w:pPr>
+            <w:r>
+              <w:rPr>
+                <w:rFonts w:ascii="Aptos Narrow" w:hAnsi="Aptos Narrow"/>
+                <w:color w:val="000000"/>
+              </w:rPr>
+              <w:t>-</w:t>
+            </w:r>
+          </w:p>
+        </w:tc>
+        <w:tc>
+          <w:tcPr>
+            <w:tcW w:w="911" w:type="dxa"/>
+            <w:noWrap/>
+            <w:hideMark/>
+          </w:tcPr>
+          <w:p>
+            <w:pPr>
+              <w:jc w:val="center"/>
+              <w:cnfStyle w:val="000000100000" w:firstRow="0" w:lastRow="0" w:firstColumn="0" w:lastColumn="0" w:oddVBand="0" w:evenVBand="0" w:oddHBand="1" w:evenHBand="0" w:firstRowFirstColumn="0" w:firstRowLastColumn="0" w:lastRowFirstColumn="0" w:lastRowLastColumn="0"/>
+              <w:rPr>
+                <w:rFonts w:ascii="Aptos Narrow" w:hAnsi="Aptos Narrow"/>
+                <w:color w:val="000000"/>
+              </w:rPr>
+            </w:pPr>
+            <w:r>
+              <w:rPr>
+                <w:rFonts w:ascii="Aptos Narrow" w:hAnsi="Aptos Narrow"/>
+                <w:color w:val="000000"/>
+              </w:rPr>
+              <w:t>-</w:t>
+            </w:r>
+          </w:p>
+        </w:tc>
+        <w:tc>
+          <w:tcPr>
+            <w:tcW w:w="1621" w:type="dxa"/>
+            <w:noWrap/>
+            <w:hideMark/>
+          </w:tcPr>
+          <w:p>
+            <w:pPr>
+              <w:jc w:val="center"/>
+              <w:cnfStyle w:val="000000100000" w:firstRow="0" w:lastRow="0" w:firstColumn="0" w:lastColumn="0" w:oddVBand="0" w:evenVBand="0" w:oddHBand="1" w:evenHBand="0" w:firstRowFirstColumn="0" w:firstRowLastColumn="0" w:lastRowFirstColumn="0" w:lastRowLastColumn="0"/>
+              <w:rPr>
+                <w:rFonts w:ascii="Aptos Narrow" w:hAnsi="Aptos Narrow"/>
+                <w:color w:val="000000"/>
+              </w:rPr>
+            </w:pPr>
+            <w:r>
+              <w:rPr>
+                <w:rFonts w:ascii="Aptos Narrow" w:hAnsi="Aptos Narrow"/>
+                <w:color w:val="000000"/>
+              </w:rPr>
+              <w:t>-</w:t>
+            </w:r>
+          </w:p>
+        </w:tc>
+        <w:tc>
+          <w:tcPr>
+            <w:tcW w:w="1285" w:type="dxa"/>
+            <w:noWrap/>
+            <w:hideMark/>
+          </w:tcPr>
+          <w:p>
+            <w:pPr>
+              <w:jc w:val="center"/>
+              <w:cnfStyle w:val="000000100000" w:firstRow="0" w:lastRow="0" w:firstColumn="0" w:lastColumn="0" w:oddVBand="0" w:evenVBand="0" w:oddHBand="1" w:evenHBand="0" w:firstRowFirstColumn="0" w:firstRowLastColumn="0" w:lastRowFirstColumn="0" w:lastRowLastColumn="0"/>
+              <w:rPr>
+                <w:rFonts w:ascii="DejaVu Sans" w:hAnsi="DejaVu Sans"/>
+                <w:color w:val="000000"/>
+              </w:rPr>
+            </w:pPr>
+            <w:r>
+              <w:rPr>
+                <w:rFonts w:ascii="Segoe UI Symbol" w:hAnsi="Segoe UI Symbol" w:cs="Segoe UI Symbol"/>
+                <w:color w:val="000000"/>
+              </w:rPr>
+              <w:t>✓</w:t>
+            </w:r>
+          </w:p>
+        </w:tc>
+      </w:tr>
+      <w:tr>
+        <w:trPr>
+          <w:trHeight w:val="320"/>
+        </w:trPr>
+        <w:tc>
+          <w:tcPr>
+            <w:cnfStyle w:val="001000000000" w:firstRow="0" w:lastRow="0" w:firstColumn="1" w:lastColumn="0" w:oddVBand="0" w:evenVBand="0" w:oddHBand="0" w:evenHBand="0" w:firstRowFirstColumn="0" w:firstRowLastColumn="0" w:lastRowFirstColumn="0" w:lastRowLastColumn="0"/>
+            <w:tcW w:w="633" w:type="dxa"/>
+            <w:noWrap/>
+            <w:hideMark/>
+          </w:tcPr>
+          <w:p>
+            <w:pPr>
+              <w:jc w:val="center"/>
+              <w:rPr>
+                <w:rFonts w:ascii="Aptos Narrow" w:hAnsi="Aptos Narrow"/>
+                <w:color w:val="000000"/>
+              </w:rPr>
+            </w:pPr>
+            <w:r>
+              <w:rPr>
+                <w:rFonts w:ascii="Aptos Narrow" w:hAnsi="Aptos Narrow"/>
+                <w:color w:val="000000"/>
+              </w:rPr>
+              <w:t>28</w:t>
+            </w:r>
+          </w:p>
+        </w:tc>
+        <w:tc>
+          <w:tcPr>
+            <w:tcW w:w="1047" w:type="dxa"/>
+            <w:noWrap/>
+            <w:hideMark/>
+          </w:tcPr>
+          <w:p>
+            <w:pPr>
+              <w:jc w:val="center"/>
+              <w:cnfStyle w:val="000000000000" w:firstRow="0" w:lastRow="0" w:firstColumn="0" w:lastColumn="0" w:oddVBand="0" w:evenVBand="0" w:oddHBand="0" w:evenHBand="0" w:firstRowFirstColumn="0" w:firstRowLastColumn="0" w:lastRowFirstColumn="0" w:lastRowLastColumn="0"/>
+              <w:rPr>
+                <w:rFonts w:ascii="Aptos Narrow" w:hAnsi="Aptos Narrow"/>
+                <w:color w:val="000000"/>
+              </w:rPr>
+            </w:pPr>
+            <w:r>
+              <w:rPr>
+                <w:rFonts w:ascii="Aptos Narrow" w:hAnsi="Aptos Narrow"/>
+                <w:color w:val="000000"/>
+              </w:rPr>
+              <w:t>CPG</w:t>
+            </w:r>
+          </w:p>
+        </w:tc>
+        <w:tc>
+          <w:tcPr>
+            <w:tcW w:w="2397" w:type="dxa"/>
+            <w:noWrap/>
+            <w:hideMark/>
+          </w:tcPr>
+          <w:p>
+            <w:pPr>
+              <w:jc w:val="center"/>
+              <w:cnfStyle w:val="000000000000" w:firstRow="0" w:lastRow="0" w:firstColumn="0" w:lastColumn="0" w:oddVBand="0" w:evenVBand="0" w:oddHBand="0" w:evenHBand="0" w:firstRowFirstColumn="0" w:firstRowLastColumn="0" w:lastRowFirstColumn="0" w:lastRowLastColumn="0"/>
+              <w:rPr>
+                <w:rFonts w:ascii="Aptos Narrow" w:hAnsi="Aptos Narrow"/>
+                <w:color w:val="000000"/>
+              </w:rPr>
+            </w:pPr>
+            <w:r>
+              <w:rPr>
+                <w:rFonts w:ascii="Aptos Narrow" w:hAnsi="Aptos Narrow"/>
+                <w:color w:val="000000"/>
+              </w:rPr>
+              <w:t>CO2 black oil</w:t>
+            </w:r>
+          </w:p>
+        </w:tc>
+        <w:tc>
+          <w:tcPr>
+            <w:tcW w:w="400" w:type="dxa"/>
+            <w:noWrap/>
+            <w:hideMark/>
+          </w:tcPr>
+          <w:p>
+            <w:pPr>
+              <w:jc w:val="center"/>
+              <w:cnfStyle w:val="000000000000" w:firstRow="0" w:lastRow="0" w:firstColumn="0" w:lastColumn="0" w:oddVBand="0" w:evenVBand="0" w:oddHBand="0" w:evenHBand="0" w:firstRowFirstColumn="0" w:firstRowLastColumn="0" w:lastRowFirstColumn="0" w:lastRowLastColumn="0"/>
+              <w:rPr>
+                <w:rFonts w:ascii="Aptos Narrow" w:hAnsi="Aptos Narrow"/>
+                <w:color w:val="000000"/>
+              </w:rPr>
+            </w:pPr>
+            <w:r>
+              <w:rPr>
+                <w:rFonts w:ascii="Aptos Narrow" w:hAnsi="Aptos Narrow"/>
+                <w:color w:val="000000"/>
+              </w:rPr>
+              <w:t>-</w:t>
+            </w:r>
+          </w:p>
+        </w:tc>
+        <w:tc>
+          <w:tcPr>
+            <w:tcW w:w="911" w:type="dxa"/>
+            <w:noWrap/>
+            <w:hideMark/>
+          </w:tcPr>
+          <w:p>
+            <w:pPr>
+              <w:jc w:val="center"/>
+              <w:cnfStyle w:val="000000000000" w:firstRow="0" w:lastRow="0" w:firstColumn="0" w:lastColumn="0" w:oddVBand="0" w:evenVBand="0" w:oddHBand="0" w:evenHBand="0" w:firstRowFirstColumn="0" w:firstRowLastColumn="0" w:lastRowFirstColumn="0" w:lastRowLastColumn="0"/>
+              <w:rPr>
+                <w:rFonts w:ascii="Aptos Narrow" w:hAnsi="Aptos Narrow"/>
+                <w:color w:val="000000"/>
+              </w:rPr>
+            </w:pPr>
+            <w:r>
+              <w:rPr>
+                <w:rFonts w:ascii="Aptos Narrow" w:hAnsi="Aptos Narrow"/>
+                <w:color w:val="000000"/>
+              </w:rPr>
+              <w:t>-</w:t>
+            </w:r>
+          </w:p>
+        </w:tc>
+        <w:tc>
+          <w:tcPr>
+            <w:tcW w:w="1621" w:type="dxa"/>
+            <w:noWrap/>
+            <w:hideMark/>
+          </w:tcPr>
+          <w:p>
+            <w:pPr>
+              <w:jc w:val="center"/>
+              <w:cnfStyle w:val="000000000000" w:firstRow="0" w:lastRow="0" w:firstColumn="0" w:lastColumn="0" w:oddVBand="0" w:evenVBand="0" w:oddHBand="0" w:evenHBand="0" w:firstRowFirstColumn="0" w:firstRowLastColumn="0" w:lastRowFirstColumn="0" w:lastRowLastColumn="0"/>
+              <w:rPr>
+                <w:rFonts w:ascii="Aptos Narrow" w:hAnsi="Aptos Narrow"/>
+                <w:color w:val="000000"/>
+              </w:rPr>
+            </w:pPr>
+            <w:r>
+              <w:rPr>
+                <w:rFonts w:ascii="Aptos Narrow" w:hAnsi="Aptos Narrow"/>
+                <w:color w:val="000000"/>
+              </w:rPr>
+              <w:t>-</w:t>
+            </w:r>
+          </w:p>
+        </w:tc>
+        <w:tc>
+          <w:tcPr>
+            <w:tcW w:w="1285" w:type="dxa"/>
+            <w:noWrap/>
+            <w:hideMark/>
+          </w:tcPr>
+          <w:p>
+            <w:pPr>
+              <w:jc w:val="center"/>
+              <w:cnfStyle w:val="000000000000" w:firstRow="0" w:lastRow="0" w:firstColumn="0" w:lastColumn="0" w:oddVBand="0" w:evenVBand="0" w:oddHBand="0" w:evenHBand="0" w:firstRowFirstColumn="0" w:firstRowLastColumn="0" w:lastRowFirstColumn="0" w:lastRowLastColumn="0"/>
+              <w:rPr>
+                <w:rFonts w:ascii="DejaVu Sans" w:hAnsi="DejaVu Sans"/>
+                <w:color w:val="000000"/>
+              </w:rPr>
+            </w:pPr>
+            <w:r>
+              <w:rPr>
+                <w:rFonts w:ascii="Segoe UI Symbol" w:hAnsi="Segoe UI Symbol" w:cs="Segoe UI Symbol"/>
+                <w:color w:val="000000"/>
+              </w:rPr>
+              <w:t>✓</w:t>
+            </w:r>
+          </w:p>
+        </w:tc>
+      </w:tr>
+      <w:tr>
+        <w:trPr>
+          <w:cnfStyle w:val="000000100000" w:firstRow="0" w:lastRow="0" w:firstColumn="0" w:lastColumn="0" w:oddVBand="0" w:evenVBand="0" w:oddHBand="1" w:evenHBand="0" w:firstRowFirstColumn="0" w:firstRowLastColumn="0" w:lastRowFirstColumn="0" w:lastRowLastColumn="0"/>
+          <w:trHeight w:val="320"/>
+        </w:trPr>
+        <w:tc>
+          <w:tcPr>
+            <w:cnfStyle w:val="001000000000" w:firstRow="0" w:lastRow="0" w:firstColumn="1" w:lastColumn="0" w:oddVBand="0" w:evenVBand="0" w:oddHBand="0" w:evenHBand="0" w:firstRowFirstColumn="0" w:firstRowLastColumn="0" w:lastRowFirstColumn="0" w:lastRowLastColumn="0"/>
+            <w:tcW w:w="633" w:type="dxa"/>
+            <w:noWrap/>
+            <w:hideMark/>
+          </w:tcPr>
+          <w:p>
+            <w:pPr>
+              <w:jc w:val="center"/>
+              <w:rPr>
+                <w:rFonts w:ascii="Aptos Narrow" w:hAnsi="Aptos Narrow"/>
+                <w:color w:val="000000"/>
+              </w:rPr>
+            </w:pPr>
+            <w:r>
+              <w:rPr>
+                <w:rFonts w:ascii="Aptos Narrow" w:hAnsi="Aptos Narrow"/>
+                <w:color w:val="000000"/>
+              </w:rPr>
+              <w:t>29</w:t>
+            </w:r>
+          </w:p>
+        </w:tc>
+        <w:tc>
+          <w:tcPr>
+            <w:tcW w:w="1047" w:type="dxa"/>
+            <w:noWrap/>
+            <w:hideMark/>
+          </w:tcPr>
+          <w:p>
+            <w:pPr>
+              <w:jc w:val="center"/>
+              <w:cnfStyle w:val="000000100000" w:firstRow="0" w:lastRow="0" w:firstColumn="0" w:lastColumn="0" w:oddVBand="0" w:evenVBand="0" w:oddHBand="1" w:evenHBand="0" w:firstRowFirstColumn="0" w:firstRowLastColumn="0" w:lastRowFirstColumn="0" w:lastRowLastColumn="0"/>
+              <w:rPr>
+                <w:rFonts w:ascii="Aptos Narrow" w:hAnsi="Aptos Narrow"/>
+                <w:color w:val="000000"/>
+              </w:rPr>
+            </w:pPr>
+            <w:r>
+              <w:rPr>
+                <w:rFonts w:ascii="Aptos Narrow" w:hAnsi="Aptos Narrow"/>
+                <w:color w:val="000000"/>
+              </w:rPr>
+              <w:t>Unstruct</w:t>
+            </w:r>
+          </w:p>
+        </w:tc>
+        <w:tc>
+          <w:tcPr>
+            <w:tcW w:w="2397" w:type="dxa"/>
+            <w:noWrap/>
+            <w:hideMark/>
+          </w:tcPr>
+          <w:p>
+            <w:pPr>
+              <w:jc w:val="center"/>
+              <w:cnfStyle w:val="000000100000" w:firstRow="0" w:lastRow="0" w:firstColumn="0" w:lastColumn="0" w:oddVBand="0" w:evenVBand="0" w:oddHBand="1" w:evenHBand="0" w:firstRowFirstColumn="0" w:firstRowLastColumn="0" w:lastRowFirstColumn="0" w:lastRowLastColumn="0"/>
+              <w:rPr>
+                <w:rFonts w:ascii="Aptos Narrow" w:hAnsi="Aptos Narrow"/>
+                <w:color w:val="000000"/>
+              </w:rPr>
+            </w:pPr>
+            <w:r>
+              <w:rPr>
+                <w:rFonts w:ascii="Aptos Narrow" w:hAnsi="Aptos Narrow"/>
+                <w:color w:val="000000"/>
+              </w:rPr>
+              <w:t>CO2 black oil</w:t>
+            </w:r>
+          </w:p>
+        </w:tc>
+        <w:tc>
+          <w:tcPr>
+            <w:tcW w:w="400" w:type="dxa"/>
+            <w:noWrap/>
+            <w:hideMark/>
+          </w:tcPr>
+          <w:p>
+            <w:pPr>
+              <w:jc w:val="center"/>
+              <w:cnfStyle w:val="000000100000" w:firstRow="0" w:lastRow="0" w:firstColumn="0" w:lastColumn="0" w:oddVBand="0" w:evenVBand="0" w:oddHBand="1" w:evenHBand="0" w:firstRowFirstColumn="0" w:firstRowLastColumn="0" w:lastRowFirstColumn="0" w:lastRowLastColumn="0"/>
+              <w:rPr>
+                <w:rFonts w:ascii="Aptos Narrow" w:hAnsi="Aptos Narrow"/>
+                <w:color w:val="000000"/>
+              </w:rPr>
+            </w:pPr>
+            <w:r>
+              <w:rPr>
+                <w:rFonts w:ascii="Aptos Narrow" w:hAnsi="Aptos Narrow"/>
+                <w:color w:val="000000"/>
+              </w:rPr>
+              <w:t>-</w:t>
+            </w:r>
+          </w:p>
+        </w:tc>
+        <w:tc>
+          <w:tcPr>
+            <w:tcW w:w="911" w:type="dxa"/>
+            <w:noWrap/>
+            <w:hideMark/>
+          </w:tcPr>
+          <w:p>
+            <w:pPr>
+              <w:jc w:val="center"/>
+              <w:cnfStyle w:val="000000100000" w:firstRow="0" w:lastRow="0" w:firstColumn="0" w:lastColumn="0" w:oddVBand="0" w:evenVBand="0" w:oddHBand="1" w:evenHBand="0" w:firstRowFirstColumn="0" w:firstRowLastColumn="0" w:lastRowFirstColumn="0" w:lastRowLastColumn="0"/>
+              <w:rPr>
+                <w:rFonts w:ascii="Aptos Narrow" w:hAnsi="Aptos Narrow"/>
+                <w:color w:val="000000"/>
+              </w:rPr>
+            </w:pPr>
+            <w:r>
+              <w:rPr>
+                <w:rFonts w:ascii="Aptos Narrow" w:hAnsi="Aptos Narrow"/>
+                <w:color w:val="000000"/>
+              </w:rPr>
+              <w:t>-</w:t>
+            </w:r>
+          </w:p>
+        </w:tc>
+        <w:tc>
+          <w:tcPr>
+            <w:tcW w:w="1621" w:type="dxa"/>
+            <w:noWrap/>
+            <w:hideMark/>
+          </w:tcPr>
+          <w:p>
+            <w:pPr>
+              <w:jc w:val="center"/>
+              <w:cnfStyle w:val="000000100000" w:firstRow="0" w:lastRow="0" w:firstColumn="0" w:lastColumn="0" w:oddVBand="0" w:evenVBand="0" w:oddHBand="1" w:evenHBand="0" w:firstRowFirstColumn="0" w:firstRowLastColumn="0" w:lastRowFirstColumn="0" w:lastRowLastColumn="0"/>
+              <w:rPr>
+                <w:rFonts w:ascii="Aptos Narrow" w:hAnsi="Aptos Narrow"/>
+                <w:color w:val="000000"/>
+              </w:rPr>
+            </w:pPr>
+            <w:r>
+              <w:rPr>
+                <w:rFonts w:ascii="Aptos Narrow" w:hAnsi="Aptos Narrow"/>
+                <w:color w:val="000000"/>
+              </w:rPr>
+              <w:t>-</w:t>
+            </w:r>
+          </w:p>
+        </w:tc>
+        <w:tc>
+          <w:tcPr>
+            <w:tcW w:w="1285" w:type="dxa"/>
+            <w:noWrap/>
+            <w:hideMark/>
+          </w:tcPr>
+          <w:p>
+            <w:pPr>
+              <w:jc w:val="center"/>
+              <w:cnfStyle w:val="000000100000" w:firstRow="0" w:lastRow="0" w:firstColumn="0" w:lastColumn="0" w:oddVBand="0" w:evenVBand="0" w:oddHBand="1" w:evenHBand="0" w:firstRowFirstColumn="0" w:firstRowLastColumn="0" w:lastRowFirstColumn="0" w:lastRowLastColumn="0"/>
+              <w:rPr>
+                <w:rFonts w:ascii="DejaVu Sans" w:hAnsi="DejaVu Sans"/>
+                <w:color w:val="000000"/>
+              </w:rPr>
+            </w:pPr>
+            <w:r>
+              <w:rPr>
+                <w:rFonts w:ascii="Segoe UI Symbol" w:hAnsi="Segoe UI Symbol" w:cs="Segoe UI Symbol"/>
+                <w:color w:val="000000"/>
+              </w:rPr>
+              <w:t>✓</w:t>
+            </w:r>
+          </w:p>
+        </w:tc>
+      </w:tr>
+    </w:tbl>
+    <w:p>
+      <w:pPr>
+        <w:jc w:val="both"/>
+      </w:pPr>
     </w:p>
     <w:sectPr>
       <w:pgSz w:w="12240" w:h="15840"/>
@@ -2873,6 +8332,95 @@
     </w:lvl>
   </w:abstractNum>
   <w:abstractNum w:abstractNumId="11" w15:restartNumberingAfterBreak="0">
+    <w:nsid w:val="5CCA6BBD"/>
+    <w:multiLevelType w:val="hybridMultilevel"/>
+    <w:tmpl w:val="81C60E6A"/>
+    <w:lvl w:ilvl="0" w:tplc="0409000F">
+      <w:start w:val="1"/>
+      <w:numFmt w:val="decimal"/>
+      <w:lvlText w:val="%1."/>
+      <w:lvlJc w:val="left"/>
+      <w:pPr>
+        <w:ind w:left="720" w:hanging="360"/>
+      </w:pPr>
+      <w:rPr>
+        <w:rFonts w:hint="default"/>
+      </w:rPr>
+    </w:lvl>
+    <w:lvl w:ilvl="1" w:tplc="04090019">
+      <w:start w:val="1"/>
+      <w:numFmt w:val="lowerLetter"/>
+      <w:lvlText w:val="%2."/>
+      <w:lvlJc w:val="left"/>
+      <w:pPr>
+        <w:ind w:left="1440" w:hanging="360"/>
+      </w:pPr>
+    </w:lvl>
+    <w:lvl w:ilvl="2" w:tplc="0409001B" w:tentative="1">
+      <w:start w:val="1"/>
+      <w:numFmt w:val="lowerRoman"/>
+      <w:lvlText w:val="%3."/>
+      <w:lvlJc w:val="right"/>
+      <w:pPr>
+        <w:ind w:left="2160" w:hanging="180"/>
+      </w:pPr>
+    </w:lvl>
+    <w:lvl w:ilvl="3" w:tplc="0409000F" w:tentative="1">
+      <w:start w:val="1"/>
+      <w:numFmt w:val="decimal"/>
+      <w:lvlText w:val="%4."/>
+      <w:lvlJc w:val="left"/>
+      <w:pPr>
+        <w:ind w:left="2880" w:hanging="360"/>
+      </w:pPr>
+    </w:lvl>
+    <w:lvl w:ilvl="4" w:tplc="04090019" w:tentative="1">
+      <w:start w:val="1"/>
+      <w:numFmt w:val="lowerLetter"/>
+      <w:lvlText w:val="%5."/>
+      <w:lvlJc w:val="left"/>
+      <w:pPr>
+        <w:ind w:left="3600" w:hanging="360"/>
+      </w:pPr>
+    </w:lvl>
+    <w:lvl w:ilvl="5" w:tplc="0409001B" w:tentative="1">
+      <w:start w:val="1"/>
+      <w:numFmt w:val="lowerRoman"/>
+      <w:lvlText w:val="%6."/>
+      <w:lvlJc w:val="right"/>
+      <w:pPr>
+        <w:ind w:left="4320" w:hanging="180"/>
+      </w:pPr>
+    </w:lvl>
+    <w:lvl w:ilvl="6" w:tplc="0409000F" w:tentative="1">
+      <w:start w:val="1"/>
+      <w:numFmt w:val="decimal"/>
+      <w:lvlText w:val="%7."/>
+      <w:lvlJc w:val="left"/>
+      <w:pPr>
+        <w:ind w:left="5040" w:hanging="360"/>
+      </w:pPr>
+    </w:lvl>
+    <w:lvl w:ilvl="7" w:tplc="04090019" w:tentative="1">
+      <w:start w:val="1"/>
+      <w:numFmt w:val="lowerLetter"/>
+      <w:lvlText w:val="%8."/>
+      <w:lvlJc w:val="left"/>
+      <w:pPr>
+        <w:ind w:left="5760" w:hanging="360"/>
+      </w:pPr>
+    </w:lvl>
+    <w:lvl w:ilvl="8" w:tplc="0409001B" w:tentative="1">
+      <w:start w:val="1"/>
+      <w:numFmt w:val="lowerRoman"/>
+      <w:lvlText w:val="%9."/>
+      <w:lvlJc w:val="right"/>
+      <w:pPr>
+        <w:ind w:left="6480" w:hanging="180"/>
+      </w:pPr>
+    </w:lvl>
+  </w:abstractNum>
+  <w:abstractNum w:abstractNumId="12" w15:restartNumberingAfterBreak="0">
     <w:nsid w:val="6BC649BA"/>
     <w:multiLevelType w:val="hybridMultilevel"/>
     <w:tmpl w:val="4A483F98"/>
@@ -2985,7 +8533,7 @@
       </w:rPr>
     </w:lvl>
   </w:abstractNum>
-  <w:abstractNum w:abstractNumId="12" w15:restartNumberingAfterBreak="0">
+  <w:abstractNum w:abstractNumId="13" w15:restartNumberingAfterBreak="0">
     <w:nsid w:val="7A711DC1"/>
     <w:multiLevelType w:val="hybridMultilevel"/>
     <w:tmpl w:val="64FCA51A"/>
@@ -3099,16 +8647,19 @@
     <w:abstractNumId w:val="0"/>
   </w:num>
   <w:num w:numId="10" w16cid:durableId="2048482325">
-    <w:abstractNumId w:val="11"/>
+    <w:abstractNumId w:val="12"/>
   </w:num>
   <w:num w:numId="11" w16cid:durableId="405415994">
-    <w:abstractNumId w:val="12"/>
+    <w:abstractNumId w:val="13"/>
   </w:num>
   <w:num w:numId="12" w16cid:durableId="2129546641">
     <w:abstractNumId w:val="9"/>
   </w:num>
   <w:num w:numId="13" w16cid:durableId="1279022009">
     <w:abstractNumId w:val="10"/>
+  </w:num>
+  <w:num w:numId="14" w16cid:durableId="689843280">
+    <w:abstractNumId w:val="11"/>
   </w:num>
 </w:numbering>
 </file>
@@ -3502,7 +9053,16 @@
   <w:style w:type="paragraph" w:default="1" w:styleId="Normal">
     <w:name w:val="Normal"/>
     <w:qFormat/>
-    <w:rsid w:val="00FC693F"/>
+    <w:rsid w:val="00AB3E04"/>
+    <w:pPr>
+      <w:spacing w:after="0" w:line="240" w:lineRule="auto"/>
+    </w:pPr>
+    <w:rPr>
+      <w:rFonts w:ascii="Times New Roman" w:eastAsia="Times New Roman" w:hAnsi="Times New Roman" w:cs="Times New Roman"/>
+      <w:sz w:val="24"/>
+      <w:szCs w:val="24"/>
+      <w:lang w:val="en-001"/>
+    </w:rPr>
   </w:style>
   <w:style w:type="paragraph" w:styleId="Heading1">
     <w:name w:val="heading 1"/>
@@ -3515,7 +9075,7 @@
     <w:pPr>
       <w:keepNext/>
       <w:keepLines/>
-      <w:spacing w:before="480" w:after="0"/>
+      <w:spacing w:before="480" w:line="276" w:lineRule="auto"/>
       <w:outlineLvl w:val="0"/>
     </w:pPr>
     <w:rPr>
@@ -3525,6 +9085,7 @@
       <w:color w:val="365F91" w:themeColor="accent1" w:themeShade="BF"/>
       <w:sz w:val="28"/>
       <w:szCs w:val="28"/>
+      <w:lang w:val="en-US"/>
     </w:rPr>
   </w:style>
   <w:style w:type="paragraph" w:styleId="Heading2">
@@ -3539,7 +9100,7 @@
     <w:pPr>
       <w:keepNext/>
       <w:keepLines/>
-      <w:spacing w:before="200" w:after="0"/>
+      <w:spacing w:before="200" w:line="276" w:lineRule="auto"/>
       <w:outlineLvl w:val="1"/>
     </w:pPr>
     <w:rPr>
@@ -3549,6 +9110,7 @@
       <w:color w:val="4F81BD" w:themeColor="accent1"/>
       <w:sz w:val="26"/>
       <w:szCs w:val="26"/>
+      <w:lang w:val="en-US"/>
     </w:rPr>
   </w:style>
   <w:style w:type="paragraph" w:styleId="Heading3">
@@ -3563,7 +9125,7 @@
     <w:pPr>
       <w:keepNext/>
       <w:keepLines/>
-      <w:spacing w:before="200" w:after="0"/>
+      <w:spacing w:before="200" w:line="276" w:lineRule="auto"/>
       <w:outlineLvl w:val="2"/>
     </w:pPr>
     <w:rPr>
@@ -3571,6 +9133,9 @@
       <w:b/>
       <w:bCs/>
       <w:color w:val="4F81BD" w:themeColor="accent1"/>
+      <w:sz w:val="22"/>
+      <w:szCs w:val="22"/>
+      <w:lang w:val="en-US"/>
     </w:rPr>
   </w:style>
   <w:style w:type="paragraph" w:styleId="Heading4">
@@ -3586,7 +9151,7 @@
     <w:pPr>
       <w:keepNext/>
       <w:keepLines/>
-      <w:spacing w:before="200" w:after="0"/>
+      <w:spacing w:before="200" w:line="276" w:lineRule="auto"/>
       <w:outlineLvl w:val="3"/>
     </w:pPr>
     <w:rPr>
@@ -3596,6 +9161,9 @@
       <w:i/>
       <w:iCs/>
       <w:color w:val="4F81BD" w:themeColor="accent1"/>
+      <w:sz w:val="22"/>
+      <w:szCs w:val="22"/>
+      <w:lang w:val="en-US"/>
     </w:rPr>
   </w:style>
   <w:style w:type="paragraph" w:styleId="Heading5">
@@ -3611,7 +9179,7 @@
     <w:pPr>
       <w:keepNext/>
       <w:keepLines/>
-      <w:spacing w:before="200" w:after="0"/>
+      <w:spacing w:before="200"/>
       <w:outlineLvl w:val="4"/>
     </w:pPr>
     <w:rPr>
@@ -3632,7 +9200,7 @@
     <w:pPr>
       <w:keepNext/>
       <w:keepLines/>
-      <w:spacing w:before="200" w:after="0"/>
+      <w:spacing w:before="200"/>
       <w:outlineLvl w:val="5"/>
     </w:pPr>
     <w:rPr>
@@ -3655,7 +9223,7 @@
     <w:pPr>
       <w:keepNext/>
       <w:keepLines/>
-      <w:spacing w:before="200" w:after="0"/>
+      <w:spacing w:before="200"/>
       <w:outlineLvl w:val="6"/>
     </w:pPr>
     <w:rPr>
@@ -3678,7 +9246,7 @@
     <w:pPr>
       <w:keepNext/>
       <w:keepLines/>
-      <w:spacing w:before="200" w:after="0"/>
+      <w:spacing w:before="200"/>
       <w:outlineLvl w:val="7"/>
     </w:pPr>
     <w:rPr>
@@ -3701,7 +9269,7 @@
     <w:pPr>
       <w:keepNext/>
       <w:keepLines/>
-      <w:spacing w:before="200" w:after="0"/>
+      <w:spacing w:before="200"/>
       <w:outlineLvl w:val="8"/>
     </w:pPr>
     <w:rPr>
@@ -3752,8 +9320,13 @@
         <w:tab w:val="center" w:pos="4680"/>
         <w:tab w:val="right" w:pos="9360"/>
       </w:tabs>
-      <w:spacing w:after="0" w:line="240" w:lineRule="auto"/>
     </w:pPr>
+    <w:rPr>
+      <w:rFonts w:asciiTheme="minorHAnsi" w:eastAsiaTheme="minorEastAsia" w:hAnsiTheme="minorHAnsi" w:cstheme="minorBidi"/>
+      <w:sz w:val="22"/>
+      <w:szCs w:val="22"/>
+      <w:lang w:val="en-US"/>
+    </w:rPr>
   </w:style>
   <w:style w:type="character" w:customStyle="1" w:styleId="HeaderChar">
     <w:name w:val="Header Char"/>
@@ -3774,8 +9347,13 @@
         <w:tab w:val="center" w:pos="4680"/>
         <w:tab w:val="right" w:pos="9360"/>
       </w:tabs>
-      <w:spacing w:after="0" w:line="240" w:lineRule="auto"/>
     </w:pPr>
+    <w:rPr>
+      <w:rFonts w:asciiTheme="minorHAnsi" w:eastAsiaTheme="minorEastAsia" w:hAnsiTheme="minorHAnsi" w:cstheme="minorBidi"/>
+      <w:sz w:val="22"/>
+      <w:szCs w:val="22"/>
+      <w:lang w:val="en-US"/>
+    </w:rPr>
   </w:style>
   <w:style w:type="character" w:customStyle="1" w:styleId="FooterChar">
     <w:name w:val="Footer Char"/>
@@ -3848,7 +9426,7 @@
       <w:pBdr>
         <w:bottom w:val="single" w:sz="8" w:space="4" w:color="4F81BD" w:themeColor="accent1"/>
       </w:pBdr>
-      <w:spacing w:after="300" w:line="240" w:lineRule="auto"/>
+      <w:spacing w:after="300"/>
       <w:contextualSpacing/>
     </w:pPr>
     <w:rPr>
@@ -3858,6 +9436,7 @@
       <w:kern w:val="28"/>
       <w:sz w:val="52"/>
       <w:szCs w:val="52"/>
+      <w:lang w:val="en-US"/>
     </w:rPr>
   </w:style>
   <w:style w:type="character" w:customStyle="1" w:styleId="TitleChar">
@@ -3887,6 +9466,7 @@
       <w:numPr>
         <w:ilvl w:val="1"/>
       </w:numPr>
+      <w:spacing w:after="200" w:line="276" w:lineRule="auto"/>
     </w:pPr>
     <w:rPr>
       <w:rFonts w:asciiTheme="majorHAnsi" w:eastAsiaTheme="majorEastAsia" w:hAnsiTheme="majorHAnsi" w:cstheme="majorBidi"/>
@@ -3894,8 +9474,7 @@
       <w:iCs/>
       <w:color w:val="4F81BD" w:themeColor="accent1"/>
       <w:spacing w:val="15"/>
-      <w:sz w:val="24"/>
-      <w:szCs w:val="24"/>
+      <w:lang w:val="en-US"/>
     </w:rPr>
   </w:style>
   <w:style w:type="character" w:customStyle="1" w:styleId="SubtitleChar">
@@ -3921,9 +9500,16 @@
     <w:qFormat/>
     <w:rsid w:val="00FC693F"/>
     <w:pPr>
+      <w:spacing w:after="200" w:line="276" w:lineRule="auto"/>
       <w:ind w:left="720"/>
       <w:contextualSpacing/>
     </w:pPr>
+    <w:rPr>
+      <w:rFonts w:asciiTheme="minorHAnsi" w:eastAsiaTheme="minorEastAsia" w:hAnsiTheme="minorHAnsi" w:cstheme="minorBidi"/>
+      <w:sz w:val="22"/>
+      <w:szCs w:val="22"/>
+      <w:lang w:val="en-US"/>
+    </w:rPr>
   </w:style>
   <w:style w:type="paragraph" w:styleId="BodyText">
     <w:name w:val="Body Text"/>
@@ -3933,8 +9519,14 @@
     <w:unhideWhenUsed/>
     <w:rsid w:val="00AA1D8D"/>
     <w:pPr>
-      <w:spacing w:after="120"/>
+      <w:spacing w:after="120" w:line="276" w:lineRule="auto"/>
     </w:pPr>
+    <w:rPr>
+      <w:rFonts w:asciiTheme="minorHAnsi" w:eastAsiaTheme="minorEastAsia" w:hAnsiTheme="minorHAnsi" w:cstheme="minorBidi"/>
+      <w:sz w:val="22"/>
+      <w:szCs w:val="22"/>
+      <w:lang w:val="en-US"/>
+    </w:rPr>
   </w:style>
   <w:style w:type="character" w:customStyle="1" w:styleId="BodyTextChar">
     <w:name w:val="Body Text Char"/>
@@ -3953,6 +9545,12 @@
     <w:pPr>
       <w:spacing w:after="120" w:line="480" w:lineRule="auto"/>
     </w:pPr>
+    <w:rPr>
+      <w:rFonts w:asciiTheme="minorHAnsi" w:eastAsiaTheme="minorEastAsia" w:hAnsiTheme="minorHAnsi" w:cstheme="minorBidi"/>
+      <w:sz w:val="22"/>
+      <w:szCs w:val="22"/>
+      <w:lang w:val="en-US"/>
+    </w:rPr>
   </w:style>
   <w:style w:type="character" w:customStyle="1" w:styleId="BodyText2Char">
     <w:name w:val="Body Text 2 Char"/>
@@ -3969,11 +9567,13 @@
     <w:unhideWhenUsed/>
     <w:rsid w:val="00AA1D8D"/>
     <w:pPr>
-      <w:spacing w:after="120"/>
+      <w:spacing w:after="120" w:line="276" w:lineRule="auto"/>
     </w:pPr>
     <w:rPr>
+      <w:rFonts w:asciiTheme="minorHAnsi" w:eastAsiaTheme="minorEastAsia" w:hAnsiTheme="minorHAnsi" w:cstheme="minorBidi"/>
       <w:sz w:val="16"/>
       <w:szCs w:val="16"/>
+      <w:lang w:val="en-US"/>
     </w:rPr>
   </w:style>
   <w:style w:type="character" w:customStyle="1" w:styleId="BodyText3Char">
@@ -3994,9 +9594,16 @@
     <w:unhideWhenUsed/>
     <w:rsid w:val="00AA1D8D"/>
     <w:pPr>
+      <w:spacing w:after="200" w:line="276" w:lineRule="auto"/>
       <w:ind w:left="360" w:hanging="360"/>
       <w:contextualSpacing/>
     </w:pPr>
+    <w:rPr>
+      <w:rFonts w:asciiTheme="minorHAnsi" w:eastAsiaTheme="minorEastAsia" w:hAnsiTheme="minorHAnsi" w:cstheme="minorBidi"/>
+      <w:sz w:val="22"/>
+      <w:szCs w:val="22"/>
+      <w:lang w:val="en-US"/>
+    </w:rPr>
   </w:style>
   <w:style w:type="paragraph" w:styleId="List2">
     <w:name w:val="List 2"/>
@@ -4005,9 +9612,16 @@
     <w:unhideWhenUsed/>
     <w:rsid w:val="00326F90"/>
     <w:pPr>
+      <w:spacing w:after="200" w:line="276" w:lineRule="auto"/>
       <w:ind w:left="720" w:hanging="360"/>
       <w:contextualSpacing/>
     </w:pPr>
+    <w:rPr>
+      <w:rFonts w:asciiTheme="minorHAnsi" w:eastAsiaTheme="minorEastAsia" w:hAnsiTheme="minorHAnsi" w:cstheme="minorBidi"/>
+      <w:sz w:val="22"/>
+      <w:szCs w:val="22"/>
+      <w:lang w:val="en-US"/>
+    </w:rPr>
   </w:style>
   <w:style w:type="paragraph" w:styleId="List3">
     <w:name w:val="List 3"/>
@@ -4016,9 +9630,16 @@
     <w:unhideWhenUsed/>
     <w:rsid w:val="00326F90"/>
     <w:pPr>
+      <w:spacing w:after="200" w:line="276" w:lineRule="auto"/>
       <w:ind w:left="1080" w:hanging="360"/>
       <w:contextualSpacing/>
     </w:pPr>
+    <w:rPr>
+      <w:rFonts w:asciiTheme="minorHAnsi" w:eastAsiaTheme="minorEastAsia" w:hAnsiTheme="minorHAnsi" w:cstheme="minorBidi"/>
+      <w:sz w:val="22"/>
+      <w:szCs w:val="22"/>
+      <w:lang w:val="en-US"/>
+    </w:rPr>
   </w:style>
   <w:style w:type="paragraph" w:styleId="ListBullet">
     <w:name w:val="List Bullet"/>
@@ -4030,8 +9651,15 @@
       <w:numPr>
         <w:numId w:val="1"/>
       </w:numPr>
+      <w:spacing w:after="200" w:line="276" w:lineRule="auto"/>
       <w:contextualSpacing/>
     </w:pPr>
+    <w:rPr>
+      <w:rFonts w:asciiTheme="minorHAnsi" w:eastAsiaTheme="minorEastAsia" w:hAnsiTheme="minorHAnsi" w:cstheme="minorBidi"/>
+      <w:sz w:val="22"/>
+      <w:szCs w:val="22"/>
+      <w:lang w:val="en-US"/>
+    </w:rPr>
   </w:style>
   <w:style w:type="paragraph" w:styleId="ListBullet2">
     <w:name w:val="List Bullet 2"/>
@@ -4043,8 +9671,15 @@
       <w:numPr>
         <w:numId w:val="2"/>
       </w:numPr>
+      <w:spacing w:after="200" w:line="276" w:lineRule="auto"/>
       <w:contextualSpacing/>
     </w:pPr>
+    <w:rPr>
+      <w:rFonts w:asciiTheme="minorHAnsi" w:eastAsiaTheme="minorEastAsia" w:hAnsiTheme="minorHAnsi" w:cstheme="minorBidi"/>
+      <w:sz w:val="22"/>
+      <w:szCs w:val="22"/>
+      <w:lang w:val="en-US"/>
+    </w:rPr>
   </w:style>
   <w:style w:type="paragraph" w:styleId="ListBullet3">
     <w:name w:val="List Bullet 3"/>
@@ -4056,8 +9691,15 @@
       <w:numPr>
         <w:numId w:val="3"/>
       </w:numPr>
+      <w:spacing w:after="200" w:line="276" w:lineRule="auto"/>
       <w:contextualSpacing/>
     </w:pPr>
+    <w:rPr>
+      <w:rFonts w:asciiTheme="minorHAnsi" w:eastAsiaTheme="minorEastAsia" w:hAnsiTheme="minorHAnsi" w:cstheme="minorBidi"/>
+      <w:sz w:val="22"/>
+      <w:szCs w:val="22"/>
+      <w:lang w:val="en-US"/>
+    </w:rPr>
   </w:style>
   <w:style w:type="paragraph" w:styleId="ListNumber">
     <w:name w:val="List Number"/>
@@ -4069,8 +9711,15 @@
       <w:numPr>
         <w:numId w:val="5"/>
       </w:numPr>
+      <w:spacing w:after="200" w:line="276" w:lineRule="auto"/>
       <w:contextualSpacing/>
     </w:pPr>
+    <w:rPr>
+      <w:rFonts w:asciiTheme="minorHAnsi" w:eastAsiaTheme="minorEastAsia" w:hAnsiTheme="minorHAnsi" w:cstheme="minorBidi"/>
+      <w:sz w:val="22"/>
+      <w:szCs w:val="22"/>
+      <w:lang w:val="en-US"/>
+    </w:rPr>
   </w:style>
   <w:style w:type="paragraph" w:styleId="ListNumber2">
     <w:name w:val="List Number 2"/>
@@ -4082,8 +9731,15 @@
       <w:numPr>
         <w:numId w:val="6"/>
       </w:numPr>
+      <w:spacing w:after="200" w:line="276" w:lineRule="auto"/>
       <w:contextualSpacing/>
     </w:pPr>
+    <w:rPr>
+      <w:rFonts w:asciiTheme="minorHAnsi" w:eastAsiaTheme="minorEastAsia" w:hAnsiTheme="minorHAnsi" w:cstheme="minorBidi"/>
+      <w:sz w:val="22"/>
+      <w:szCs w:val="22"/>
+      <w:lang w:val="en-US"/>
+    </w:rPr>
   </w:style>
   <w:style w:type="paragraph" w:styleId="ListNumber3">
     <w:name w:val="List Number 3"/>
@@ -4095,8 +9751,15 @@
       <w:numPr>
         <w:numId w:val="7"/>
       </w:numPr>
+      <w:spacing w:after="200" w:line="276" w:lineRule="auto"/>
       <w:contextualSpacing/>
     </w:pPr>
+    <w:rPr>
+      <w:rFonts w:asciiTheme="minorHAnsi" w:eastAsiaTheme="minorEastAsia" w:hAnsiTheme="minorHAnsi" w:cstheme="minorBidi"/>
+      <w:sz w:val="22"/>
+      <w:szCs w:val="22"/>
+      <w:lang w:val="en-US"/>
+    </w:rPr>
   </w:style>
   <w:style w:type="paragraph" w:styleId="ListContinue">
     <w:name w:val="List Continue"/>
@@ -4105,10 +9768,16 @@
     <w:unhideWhenUsed/>
     <w:rsid w:val="0029639D"/>
     <w:pPr>
-      <w:spacing w:after="120"/>
+      <w:spacing w:after="120" w:line="276" w:lineRule="auto"/>
       <w:ind w:left="360"/>
       <w:contextualSpacing/>
     </w:pPr>
+    <w:rPr>
+      <w:rFonts w:asciiTheme="minorHAnsi" w:eastAsiaTheme="minorEastAsia" w:hAnsiTheme="minorHAnsi" w:cstheme="minorBidi"/>
+      <w:sz w:val="22"/>
+      <w:szCs w:val="22"/>
+      <w:lang w:val="en-US"/>
+    </w:rPr>
   </w:style>
   <w:style w:type="paragraph" w:styleId="ListContinue2">
     <w:name w:val="List Continue 2"/>
@@ -4117,10 +9786,16 @@
     <w:unhideWhenUsed/>
     <w:rsid w:val="0029639D"/>
     <w:pPr>
-      <w:spacing w:after="120"/>
+      <w:spacing w:after="120" w:line="276" w:lineRule="auto"/>
       <w:ind w:left="720"/>
       <w:contextualSpacing/>
     </w:pPr>
+    <w:rPr>
+      <w:rFonts w:asciiTheme="minorHAnsi" w:eastAsiaTheme="minorEastAsia" w:hAnsiTheme="minorHAnsi" w:cstheme="minorBidi"/>
+      <w:sz w:val="22"/>
+      <w:szCs w:val="22"/>
+      <w:lang w:val="en-US"/>
+    </w:rPr>
   </w:style>
   <w:style w:type="paragraph" w:styleId="ListContinue3">
     <w:name w:val="List Continue 3"/>
@@ -4129,10 +9804,16 @@
     <w:unhideWhenUsed/>
     <w:rsid w:val="0029639D"/>
     <w:pPr>
-      <w:spacing w:after="120"/>
+      <w:spacing w:after="120" w:line="276" w:lineRule="auto"/>
       <w:ind w:left="1080"/>
       <w:contextualSpacing/>
     </w:pPr>
+    <w:rPr>
+      <w:rFonts w:asciiTheme="minorHAnsi" w:eastAsiaTheme="minorEastAsia" w:hAnsiTheme="minorHAnsi" w:cstheme="minorBidi"/>
+      <w:sz w:val="22"/>
+      <w:szCs w:val="22"/>
+      <w:lang w:val="en-US"/>
+    </w:rPr>
   </w:style>
   <w:style w:type="paragraph" w:styleId="MacroText">
     <w:name w:val="macro"/>
@@ -4177,10 +9858,17 @@
     <w:uiPriority w:val="29"/>
     <w:qFormat/>
     <w:rsid w:val="00FC693F"/>
+    <w:pPr>
+      <w:spacing w:after="200" w:line="276" w:lineRule="auto"/>
+    </w:pPr>
     <w:rPr>
+      <w:rFonts w:asciiTheme="minorHAnsi" w:eastAsiaTheme="minorEastAsia" w:hAnsiTheme="minorHAnsi" w:cstheme="minorBidi"/>
       <w:i/>
       <w:iCs/>
       <w:color w:val="000000" w:themeColor="text1"/>
+      <w:sz w:val="22"/>
+      <w:szCs w:val="22"/>
+      <w:lang w:val="en-US"/>
     </w:rPr>
   </w:style>
   <w:style w:type="character" w:customStyle="1" w:styleId="QuoteChar">
@@ -4286,13 +9974,9 @@
     <w:basedOn w:val="Normal"/>
     <w:next w:val="Normal"/>
     <w:uiPriority w:val="35"/>
-    <w:semiHidden/>
     <w:unhideWhenUsed/>
     <w:qFormat/>
     <w:rsid w:val="00FC693F"/>
-    <w:pPr>
-      <w:spacing w:line="240" w:lineRule="auto"/>
-    </w:pPr>
     <w:rPr>
       <w:b/>
       <w:bCs/>
@@ -4335,15 +10019,19 @@
       <w:pBdr>
         <w:bottom w:val="single" w:sz="4" w:space="4" w:color="4F81BD" w:themeColor="accent1"/>
       </w:pBdr>
-      <w:spacing w:before="200" w:after="280"/>
+      <w:spacing w:before="200" w:after="280" w:line="276" w:lineRule="auto"/>
       <w:ind w:left="936" w:right="936"/>
     </w:pPr>
     <w:rPr>
+      <w:rFonts w:asciiTheme="minorHAnsi" w:eastAsiaTheme="minorEastAsia" w:hAnsiTheme="minorHAnsi" w:cstheme="minorBidi"/>
       <w:b/>
       <w:bCs/>
       <w:i/>
       <w:iCs/>
       <w:color w:val="4F81BD" w:themeColor="accent1"/>
+      <w:sz w:val="22"/>
+      <w:szCs w:val="22"/>
+      <w:lang w:val="en-US"/>
     </w:rPr>
   </w:style>
   <w:style w:type="character" w:customStyle="1" w:styleId="IntenseQuoteChar">
@@ -14490,6 +20178,81 @@
       <w:tblPr/>
       <w:tcPr>
         <w:shd w:val="clear" w:color="auto" w:fill="FBCAA2" w:themeFill="accent6" w:themeFillTint="7F"/>
+      </w:tcPr>
+    </w:tblStylePr>
+  </w:style>
+  <w:style w:type="table" w:styleId="GridTable2-Accent1">
+    <w:name w:val="Grid Table 2 Accent 1"/>
+    <w:basedOn w:val="TableNormal"/>
+    <w:uiPriority w:val="47"/>
+    <w:rsid w:val="00AB3E04"/>
+    <w:pPr>
+      <w:spacing w:after="0" w:line="240" w:lineRule="auto"/>
+    </w:pPr>
+    <w:tblPr>
+      <w:tblStyleRowBandSize w:val="1"/>
+      <w:tblStyleColBandSize w:val="1"/>
+      <w:tblBorders>
+        <w:top w:val="single" w:sz="2" w:space="0" w:color="95B3D7" w:themeColor="accent1" w:themeTint="99"/>
+        <w:bottom w:val="single" w:sz="2" w:space="0" w:color="95B3D7" w:themeColor="accent1" w:themeTint="99"/>
+        <w:insideH w:val="single" w:sz="2" w:space="0" w:color="95B3D7" w:themeColor="accent1" w:themeTint="99"/>
+        <w:insideV w:val="single" w:sz="2" w:space="0" w:color="95B3D7" w:themeColor="accent1" w:themeTint="99"/>
+      </w:tblBorders>
+    </w:tblPr>
+    <w:tblStylePr w:type="firstRow">
+      <w:rPr>
+        <w:b/>
+        <w:bCs/>
+      </w:rPr>
+      <w:tblPr/>
+      <w:tcPr>
+        <w:tcBorders>
+          <w:top w:val="nil"/>
+          <w:bottom w:val="single" w:sz="12" w:space="0" w:color="95B3D7" w:themeColor="accent1" w:themeTint="99"/>
+          <w:insideH w:val="nil"/>
+          <w:insideV w:val="nil"/>
+        </w:tcBorders>
+        <w:shd w:val="clear" w:color="auto" w:fill="FFFFFF" w:themeFill="background1"/>
+      </w:tcPr>
+    </w:tblStylePr>
+    <w:tblStylePr w:type="lastRow">
+      <w:rPr>
+        <w:b/>
+        <w:bCs/>
+      </w:rPr>
+      <w:tblPr/>
+      <w:tcPr>
+        <w:tcBorders>
+          <w:top w:val="double" w:sz="2" w:space="0" w:color="95B3D7" w:themeColor="accent1" w:themeTint="99"/>
+          <w:bottom w:val="nil"/>
+          <w:insideH w:val="nil"/>
+          <w:insideV w:val="nil"/>
+        </w:tcBorders>
+        <w:shd w:val="clear" w:color="auto" w:fill="FFFFFF" w:themeFill="background1"/>
+      </w:tcPr>
+    </w:tblStylePr>
+    <w:tblStylePr w:type="firstCol">
+      <w:rPr>
+        <w:b/>
+        <w:bCs/>
+      </w:rPr>
+    </w:tblStylePr>
+    <w:tblStylePr w:type="lastCol">
+      <w:rPr>
+        <w:b/>
+        <w:bCs/>
+      </w:rPr>
+    </w:tblStylePr>
+    <w:tblStylePr w:type="band1Vert">
+      <w:tblPr/>
+      <w:tcPr>
+        <w:shd w:val="clear" w:color="auto" w:fill="DBE5F1" w:themeFill="accent1" w:themeFillTint="33"/>
+      </w:tcPr>
+    </w:tblStylePr>
+    <w:tblStylePr w:type="band1Horz">
+      <w:tblPr/>
+      <w:tcPr>
+        <w:shd w:val="clear" w:color="auto" w:fill="DBE5F1" w:themeFill="accent1" w:themeFillTint="33"/>
       </w:tcPr>
     </w:tblStylePr>
   </w:style>

--- a/Documentation/Developers_Guide.docx
+++ b/Documentation/Developers_Guide.docx
@@ -722,27 +722,7 @@
           <w:szCs w:val="20"/>
           <w:highlight w:val="lightGray"/>
         </w:rPr>
-        <w:t>git checkout &lt;</w:t>
-      </w:r>
-      <w:proofErr w:type="spellStart"/>
-      <w:r>
-        <w:rPr>
-          <w:rFonts w:ascii="Consolas" w:hAnsi="Consolas" w:cs="Consolas"/>
-          <w:sz w:val="20"/>
-          <w:szCs w:val="20"/>
-          <w:highlight w:val="lightGray"/>
-        </w:rPr>
-        <w:t>other_branch</w:t>
-      </w:r>
-      <w:proofErr w:type="spellEnd"/>
-      <w:r>
-        <w:rPr>
-          <w:rFonts w:ascii="Consolas" w:hAnsi="Consolas" w:cs="Consolas"/>
-          <w:sz w:val="20"/>
-          <w:szCs w:val="20"/>
-          <w:highlight w:val="lightGray"/>
-        </w:rPr>
-        <w:t>&gt;</w:t>
+        <w:t>git checkout &lt;other_branch&gt;</w:t>
       </w:r>
       <w:r>
         <w:rPr>
@@ -857,23 +837,7 @@
           <w:sz w:val="21"/>
           <w:szCs w:val="21"/>
         </w:rPr>
-        <w:t xml:space="preserve">You can restore your local feature branch to any of your commits </w:t>
-      </w:r>
-      <w:proofErr w:type="gramStart"/>
-      <w:r>
-        <w:rPr>
-          <w:sz w:val="21"/>
-          <w:szCs w:val="21"/>
-        </w:rPr>
-        <w:t>at a later time</w:t>
-      </w:r>
-      <w:proofErr w:type="gramEnd"/>
-      <w:r>
-        <w:rPr>
-          <w:sz w:val="21"/>
-          <w:szCs w:val="21"/>
-        </w:rPr>
-        <w:t xml:space="preserve">, so these are helpful when your code starts to break and you just want to reset to some previous point.  </w:t>
+        <w:t xml:space="preserve">You can restore your local feature branch to any of your commits at a later time, so these are helpful when your code starts to break and you just want to reset to some previous point.  </w:t>
       </w:r>
       <w:r>
         <w:rPr>
@@ -889,9 +853,15 @@
           <w:szCs w:val="20"/>
           <w:highlight w:val="lightGray"/>
         </w:rPr>
-        <w:t xml:space="preserve">git </w:t>
-      </w:r>
-      <w:proofErr w:type="gramStart"/>
+        <w:t>git add .</w:t>
+      </w:r>
+      <w:r>
+        <w:rPr>
+          <w:sz w:val="21"/>
+          <w:szCs w:val="21"/>
+        </w:rPr>
+        <w:t>”, then make the commit with “</w:t>
+      </w:r>
       <w:r>
         <w:rPr>
           <w:rFonts w:ascii="Consolas" w:hAnsi="Consolas" w:cs="Consolas"/>
@@ -899,15 +869,114 @@
           <w:szCs w:val="20"/>
           <w:highlight w:val="lightGray"/>
         </w:rPr>
-        <w:t>add .</w:t>
-      </w:r>
-      <w:proofErr w:type="gramEnd"/>
+        <w:t>git commit -m “descriptive message goes here</w:t>
+      </w:r>
       <w:r>
         <w:rPr>
           <w:sz w:val="21"/>
           <w:szCs w:val="21"/>
         </w:rPr>
-        <w:t>”, then make the commit with “</w:t>
+        <w:t xml:space="preserve">”. </w:t>
+      </w:r>
+    </w:p>
+    <w:p>
+      <w:pPr>
+        <w:jc w:val="both"/>
+        <w:rPr>
+          <w:sz w:val="21"/>
+          <w:szCs w:val="21"/>
+        </w:rPr>
+      </w:pPr>
+      <w:r>
+        <w:rPr>
+          <w:sz w:val="21"/>
+          <w:szCs w:val="21"/>
+        </w:rPr>
+        <w:t>Push: Send</w:t>
+      </w:r>
+      <w:r>
+        <w:rPr>
+          <w:sz w:val="21"/>
+          <w:szCs w:val="21"/>
+        </w:rPr>
+        <w:t>s your</w:t>
+      </w:r>
+      <w:r>
+        <w:rPr>
+          <w:sz w:val="21"/>
+          <w:szCs w:val="21"/>
+        </w:rPr>
+        <w:t xml:space="preserve"> local commits</w:t>
+      </w:r>
+      <w:r>
+        <w:rPr>
+          <w:sz w:val="21"/>
+          <w:szCs w:val="21"/>
+        </w:rPr>
+        <w:t xml:space="preserve"> made to a </w:t>
+      </w:r>
+      <w:r>
+        <w:rPr>
+          <w:sz w:val="21"/>
+          <w:szCs w:val="21"/>
+        </w:rPr>
+        <w:t xml:space="preserve">feature </w:t>
+      </w:r>
+      <w:r>
+        <w:rPr>
+          <w:sz w:val="21"/>
+          <w:szCs w:val="21"/>
+        </w:rPr>
+        <w:t>branch on your computer back</w:t>
+      </w:r>
+      <w:r>
+        <w:rPr>
+          <w:sz w:val="21"/>
+          <w:szCs w:val="21"/>
+        </w:rPr>
+        <w:t xml:space="preserve"> to </w:t>
+      </w:r>
+      <w:r>
+        <w:rPr>
+          <w:sz w:val="21"/>
+          <w:szCs w:val="21"/>
+        </w:rPr>
+        <w:t xml:space="preserve">the remote repository on </w:t>
+      </w:r>
+      <w:r>
+        <w:rPr>
+          <w:sz w:val="21"/>
+          <w:szCs w:val="21"/>
+        </w:rPr>
+        <w:t>GitLab.</w:t>
+      </w:r>
+      <w:r>
+        <w:rPr>
+          <w:sz w:val="21"/>
+          <w:szCs w:val="21"/>
+        </w:rPr>
+        <w:t xml:space="preserve"> This makes the feature branch of the remote repository match the feature branch in the local repository. </w:t>
+      </w:r>
+      <w:r>
+        <w:rPr>
+          <w:sz w:val="21"/>
+          <w:szCs w:val="21"/>
+        </w:rPr>
+        <w:t xml:space="preserve">If this is the first push, then the feature branch will be created on the remote repository automatically. </w:t>
+      </w:r>
+      <w:r>
+        <w:rPr>
+          <w:sz w:val="21"/>
+          <w:szCs w:val="21"/>
+        </w:rPr>
+        <w:t xml:space="preserve">Note: If conflicts exist between the local and remote branch, GitLab will ask to resolve these manually. </w:t>
+      </w:r>
+      <w:r>
+        <w:rPr>
+          <w:sz w:val="21"/>
+          <w:szCs w:val="21"/>
+        </w:rPr>
+        <w:t>Perform push with “</w:t>
       </w:r>
       <w:r>
         <w:rPr>
@@ -916,14 +985,14 @@
           <w:szCs w:val="20"/>
           <w:highlight w:val="lightGray"/>
         </w:rPr>
-        <w:t>git commit -m “descriptive message goes here</w:t>
+        <w:t>git push origin &lt;feature_branch_name&gt;</w:t>
       </w:r>
       <w:r>
         <w:rPr>
           <w:sz w:val="21"/>
           <w:szCs w:val="21"/>
         </w:rPr>
-        <w:t xml:space="preserve">”. </w:t>
+        <w:t>”.</w:t>
       </w:r>
     </w:p>
     <w:p>
@@ -939,91 +1008,77 @@
           <w:sz w:val="21"/>
           <w:szCs w:val="21"/>
         </w:rPr>
-        <w:t>Push: Send</w:t>
+        <w:t xml:space="preserve">Pull: Retrieve updates </w:t>
       </w:r>
       <w:r>
         <w:rPr>
           <w:sz w:val="21"/>
           <w:szCs w:val="21"/>
         </w:rPr>
-        <w:t>s your</w:t>
+        <w:t xml:space="preserve">of a branch </w:t>
       </w:r>
       <w:r>
         <w:rPr>
           <w:sz w:val="21"/>
           <w:szCs w:val="21"/>
         </w:rPr>
-        <w:t xml:space="preserve"> local commits</w:t>
+        <w:t>from</w:t>
       </w:r>
       <w:r>
         <w:rPr>
           <w:sz w:val="21"/>
           <w:szCs w:val="21"/>
         </w:rPr>
-        <w:t xml:space="preserve"> made to a </w:t>
+        <w:t xml:space="preserve"> the remote repository on</w:t>
       </w:r>
       <w:r>
         <w:rPr>
           <w:sz w:val="21"/>
           <w:szCs w:val="21"/>
         </w:rPr>
-        <w:t xml:space="preserve">feature </w:t>
+        <w:t xml:space="preserve"> GitLab</w:t>
       </w:r>
       <w:r>
         <w:rPr>
           <w:sz w:val="21"/>
           <w:szCs w:val="21"/>
         </w:rPr>
-        <w:t>branch on your computer back</w:t>
+        <w:t xml:space="preserve"> and merge them with the branch on your local repository</w:t>
       </w:r>
       <w:r>
         <w:rPr>
           <w:sz w:val="21"/>
           <w:szCs w:val="21"/>
         </w:rPr>
-        <w:t xml:space="preserve"> to </w:t>
+        <w:t>.</w:t>
       </w:r>
       <w:r>
         <w:rPr>
           <w:sz w:val="21"/>
           <w:szCs w:val="21"/>
         </w:rPr>
-        <w:t xml:space="preserve">the remote repository on </w:t>
+        <w:t xml:space="preserve"> This makes the branch</w:t>
       </w:r>
       <w:r>
         <w:rPr>
           <w:sz w:val="21"/>
           <w:szCs w:val="21"/>
         </w:rPr>
-        <w:t>GitLab.</w:t>
+        <w:t xml:space="preserve"> (“main” or a feature branch)</w:t>
       </w:r>
       <w:r>
         <w:rPr>
           <w:sz w:val="21"/>
           <w:szCs w:val="21"/>
         </w:rPr>
-        <w:t xml:space="preserve"> This makes the feature branch of the remote repository match the feature branch in the local repository. </w:t>
+        <w:t xml:space="preserve"> of the local repository match the branch in the remote repository. Note: If conflicts exist between the local and remote branch, GitLab will ask to resolve these manually. </w:t>
       </w:r>
       <w:r>
         <w:rPr>
           <w:sz w:val="21"/>
           <w:szCs w:val="21"/>
         </w:rPr>
-        <w:t xml:space="preserve">If this is the first push, then the feature branch will be created on the remote repository automatically. </w:t>
-      </w:r>
-      <w:r>
-        <w:rPr>
-          <w:sz w:val="21"/>
-          <w:szCs w:val="21"/>
-        </w:rPr>
-        <w:t xml:space="preserve">Note: If conflicts exist between the local and remote branch, GitLab will ask to resolve these manually. </w:t>
-      </w:r>
-      <w:r>
-        <w:rPr>
-          <w:sz w:val="21"/>
-          <w:szCs w:val="21"/>
-        </w:rPr>
-        <w:t>Perform push with “</w:t>
+        <w:t>Perform pull with “</w:t>
       </w:r>
       <w:r>
         <w:rPr>
@@ -1032,149 +1087,7 @@
           <w:szCs w:val="20"/>
           <w:highlight w:val="lightGray"/>
         </w:rPr>
-        <w:t>git push origin &lt;</w:t>
-      </w:r>
-      <w:proofErr w:type="spellStart"/>
-      <w:r>
-        <w:rPr>
-          <w:rFonts w:ascii="Consolas" w:hAnsi="Consolas" w:cs="Consolas"/>
-          <w:sz w:val="20"/>
-          <w:szCs w:val="20"/>
-          <w:highlight w:val="lightGray"/>
-        </w:rPr>
-        <w:t>feature_branch_name</w:t>
-      </w:r>
-      <w:proofErr w:type="spellEnd"/>
-      <w:r>
-        <w:rPr>
-          <w:rFonts w:ascii="Consolas" w:hAnsi="Consolas" w:cs="Consolas"/>
-          <w:sz w:val="20"/>
-          <w:szCs w:val="20"/>
-          <w:highlight w:val="lightGray"/>
-        </w:rPr>
-        <w:t>&gt;</w:t>
-      </w:r>
-      <w:r>
-        <w:rPr>
-          <w:sz w:val="21"/>
-          <w:szCs w:val="21"/>
-        </w:rPr>
-        <w:t>”.</w:t>
-      </w:r>
-    </w:p>
-    <w:p>
-      <w:pPr>
-        <w:jc w:val="both"/>
-        <w:rPr>
-          <w:sz w:val="21"/>
-          <w:szCs w:val="21"/>
-        </w:rPr>
-      </w:pPr>
-      <w:r>
-        <w:rPr>
-          <w:sz w:val="21"/>
-          <w:szCs w:val="21"/>
-        </w:rPr>
-        <w:t xml:space="preserve">Pull: Retrieve updates </w:t>
-      </w:r>
-      <w:r>
-        <w:rPr>
-          <w:sz w:val="21"/>
-          <w:szCs w:val="21"/>
-        </w:rPr>
-        <w:t xml:space="preserve">of a branch </w:t>
-      </w:r>
-      <w:r>
-        <w:rPr>
-          <w:sz w:val="21"/>
-          <w:szCs w:val="21"/>
-        </w:rPr>
-        <w:t>from</w:t>
-      </w:r>
-      <w:r>
-        <w:rPr>
-          <w:sz w:val="21"/>
-          <w:szCs w:val="21"/>
-        </w:rPr>
-        <w:t xml:space="preserve"> the remote repository on</w:t>
-      </w:r>
-      <w:r>
-        <w:rPr>
-          <w:sz w:val="21"/>
-          <w:szCs w:val="21"/>
-        </w:rPr>
-        <w:t xml:space="preserve"> GitLab</w:t>
-      </w:r>
-      <w:r>
-        <w:rPr>
-          <w:sz w:val="21"/>
-          <w:szCs w:val="21"/>
-        </w:rPr>
-        <w:t xml:space="preserve"> and merge them with the branch on your local repository</w:t>
-      </w:r>
-      <w:r>
-        <w:rPr>
-          <w:sz w:val="21"/>
-          <w:szCs w:val="21"/>
-        </w:rPr>
-        <w:t>.</w:t>
-      </w:r>
-      <w:r>
-        <w:rPr>
-          <w:sz w:val="21"/>
-          <w:szCs w:val="21"/>
-        </w:rPr>
-        <w:t xml:space="preserve"> This makes the branch</w:t>
-      </w:r>
-      <w:r>
-        <w:rPr>
-          <w:sz w:val="21"/>
-          <w:szCs w:val="21"/>
-        </w:rPr>
-        <w:t xml:space="preserve"> (“main” or a feature branch)</w:t>
-      </w:r>
-      <w:r>
-        <w:rPr>
-          <w:sz w:val="21"/>
-          <w:szCs w:val="21"/>
-        </w:rPr>
-        <w:t xml:space="preserve"> of the local repository match the branch in the remote repository. Note: If conflicts exist between the local and remote branch, GitLab will ask to resolve these manually. </w:t>
-      </w:r>
-      <w:r>
-        <w:rPr>
-          <w:sz w:val="21"/>
-          <w:szCs w:val="21"/>
-        </w:rPr>
-        <w:t>Perform pull with “</w:t>
-      </w:r>
-      <w:r>
-        <w:rPr>
-          <w:rFonts w:ascii="Consolas" w:hAnsi="Consolas" w:cs="Consolas"/>
-          <w:sz w:val="20"/>
-          <w:szCs w:val="20"/>
-          <w:highlight w:val="lightGray"/>
-        </w:rPr>
-        <w:t>git pull origin &lt;</w:t>
-      </w:r>
-      <w:proofErr w:type="spellStart"/>
-      <w:r>
-        <w:rPr>
-          <w:rFonts w:ascii="Consolas" w:hAnsi="Consolas" w:cs="Consolas"/>
-          <w:sz w:val="20"/>
-          <w:szCs w:val="20"/>
-          <w:highlight w:val="lightGray"/>
-        </w:rPr>
-        <w:t>branch_name</w:t>
-      </w:r>
-      <w:proofErr w:type="spellEnd"/>
-      <w:r>
-        <w:rPr>
-          <w:rFonts w:ascii="Consolas" w:hAnsi="Consolas" w:cs="Consolas"/>
-          <w:sz w:val="20"/>
-          <w:szCs w:val="20"/>
-          <w:highlight w:val="lightGray"/>
-        </w:rPr>
-        <w:t>&gt;</w:t>
+        <w:t>git pull origin &lt;branch_name&gt;</w:t>
       </w:r>
       <w:r>
         <w:rPr>
@@ -2373,6 +2286,430 @@
     </w:p>
     <w:p>
       <w:pPr>
+        <w:pStyle w:val="ListParagraph"/>
+        <w:numPr>
+          <w:ilvl w:val="1"/>
+          <w:numId w:val="11"/>
+        </w:numPr>
+        <w:jc w:val="both"/>
+      </w:pPr>
+      <w:r>
+        <w:t xml:space="preserve">From the remote repo on GitLab.com, select the feature branch from the </w:t>
+      </w:r>
+      <w:r>
+        <w:t>drop-down</w:t>
+      </w:r>
+      <w:r>
+        <w:t xml:space="preserve"> menu. </w:t>
+      </w:r>
+    </w:p>
+    <w:p>
+      <w:pPr>
+        <w:pStyle w:val="ListParagraph"/>
+        <w:numPr>
+          <w:ilvl w:val="1"/>
+          <w:numId w:val="11"/>
+        </w:numPr>
+        <w:jc w:val="both"/>
+      </w:pPr>
+      <w:r>
+        <w:t xml:space="preserve">Click “create merge request” and fill in the form with a description for the merge request, assign a code maintainer to the request, and request review from a team member if desired. Select the “delete branch after merge” option, which will automatically delete </w:t>
+      </w:r>
+      <w:proofErr w:type="spellStart"/>
+      <w:r>
+        <w:rPr>
+          <w:rFonts w:ascii="Consolas" w:hAnsi="Consolas" w:cs="Consolas"/>
+          <w:sz w:val="20"/>
+          <w:szCs w:val="20"/>
+          <w:highlight w:val="lightGray"/>
+        </w:rPr>
+        <w:t>RelPerm_bug_</w:t>
+      </w:r>
+      <w:r>
+        <w:rPr>
+          <w:rFonts w:ascii="Consolas" w:hAnsi="Consolas" w:cs="Consolas"/>
+          <w:sz w:val="20"/>
+          <w:szCs w:val="20"/>
+          <w:highlight w:val="lightGray"/>
+        </w:rPr>
+        <w:t>fix</w:t>
+      </w:r>
+      <w:proofErr w:type="spellEnd"/>
+      <w:r>
+        <w:t xml:space="preserve"> branch</w:t>
+      </w:r>
+      <w:r>
+        <w:t xml:space="preserve"> after it is merged. </w:t>
+      </w:r>
+    </w:p>
+    <w:p>
+      <w:pPr>
+        <w:pStyle w:val="ListParagraph"/>
+        <w:numPr>
+          <w:ilvl w:val="1"/>
+          <w:numId w:val="11"/>
+        </w:numPr>
+        <w:jc w:val="both"/>
+      </w:pPr>
+      <w:r>
+        <w:t xml:space="preserve">A code maintainer can finalize the merge of </w:t>
+      </w:r>
+      <w:proofErr w:type="spellStart"/>
+      <w:r>
+        <w:rPr>
+          <w:rFonts w:ascii="Consolas" w:hAnsi="Consolas" w:cs="Consolas"/>
+          <w:sz w:val="20"/>
+          <w:szCs w:val="20"/>
+          <w:highlight w:val="lightGray"/>
+        </w:rPr>
+        <w:t>RelPerm_bug_fix</w:t>
+      </w:r>
+      <w:proofErr w:type="spellEnd"/>
+      <w:r>
+        <w:rPr>
+          <w:rFonts w:ascii="Consolas" w:hAnsi="Consolas" w:cs="Consolas"/>
+          <w:sz w:val="20"/>
+          <w:szCs w:val="20"/>
+        </w:rPr>
+        <w:t xml:space="preserve"> with </w:t>
+      </w:r>
+      <w:proofErr w:type="spellStart"/>
+      <w:r>
+        <w:rPr>
+          <w:rFonts w:ascii="Consolas" w:hAnsi="Consolas" w:cs="Consolas"/>
+          <w:sz w:val="20"/>
+          <w:szCs w:val="20"/>
+          <w:highlight w:val="lightGray"/>
+        </w:rPr>
+        <w:t>main</w:t>
+      </w:r>
+      <w:r>
+        <w:rPr>
+          <w:rFonts w:ascii="Consolas" w:hAnsi="Consolas" w:cs="Consolas"/>
+          <w:sz w:val="20"/>
+          <w:szCs w:val="20"/>
+        </w:rPr>
+        <w:t xml:space="preserve"> </w:t>
+      </w:r>
+      <w:r>
+        <w:rPr>
+          <w:rFonts w:cs="Consolas"/>
+        </w:rPr>
+        <w:t>br</w:t>
+      </w:r>
+      <w:proofErr w:type="spellEnd"/>
+      <w:r>
+        <w:rPr>
+          <w:rFonts w:cs="Consolas"/>
+        </w:rPr>
+        <w:t>anch.</w:t>
+      </w:r>
+      <w:r>
+        <w:rPr>
+          <w:rFonts w:ascii="Consolas" w:hAnsi="Consolas" w:cs="Consolas"/>
+        </w:rPr>
+        <w:t xml:space="preserve"> </w:t>
+      </w:r>
+    </w:p>
+    <w:p>
+      <w:pPr>
+        <w:pStyle w:val="ListParagraph"/>
+        <w:numPr>
+          <w:ilvl w:val="0"/>
+          <w:numId w:val="11"/>
+        </w:numPr>
+        <w:jc w:val="both"/>
+      </w:pPr>
+      <w:r>
+        <w:t xml:space="preserve">Once the merge is complete, pull the new main branch to your local repo to reflect the changes. This must include the </w:t>
+      </w:r>
+      <w:r>
+        <w:rPr>
+          <w:rFonts w:ascii="Consolas" w:hAnsi="Consolas" w:cs="Consolas"/>
+          <w:sz w:val="20"/>
+          <w:szCs w:val="20"/>
+          <w:highlight w:val="lightGray"/>
+        </w:rPr>
+        <w:t>--prune</w:t>
+      </w:r>
+      <w:r>
+        <w:t xml:space="preserve"> option, which removes the branch tracking for the feature branch. </w:t>
+      </w:r>
+    </w:p>
+    <w:p>
+      <w:pPr>
+        <w:pStyle w:val="ListParagraph"/>
+        <w:numPr>
+          <w:ilvl w:val="1"/>
+          <w:numId w:val="11"/>
+        </w:numPr>
+        <w:jc w:val="both"/>
+      </w:pPr>
+      <w:r>
+        <w:t>Switch</w:t>
+      </w:r>
+      <w:r>
+        <w:t xml:space="preserve"> to “main”: </w:t>
+      </w:r>
+      <w:r>
+        <w:rPr>
+          <w:rFonts w:ascii="Consolas" w:hAnsi="Consolas" w:cs="Consolas"/>
+          <w:sz w:val="20"/>
+          <w:szCs w:val="20"/>
+          <w:highlight w:val="lightGray"/>
+        </w:rPr>
+        <w:t>git checkout main</w:t>
+      </w:r>
+    </w:p>
+    <w:p>
+      <w:pPr>
+        <w:pStyle w:val="ListParagraph"/>
+        <w:numPr>
+          <w:ilvl w:val="1"/>
+          <w:numId w:val="11"/>
+        </w:numPr>
+        <w:jc w:val="both"/>
+      </w:pPr>
+      <w:r>
+        <w:t xml:space="preserve">Now, </w:t>
+      </w:r>
+      <w:r>
+        <w:rPr>
+          <w:b/>
+          <w:bCs/>
+        </w:rPr>
+        <w:t>pull</w:t>
+      </w:r>
+      <w:r>
+        <w:t xml:space="preserve"> from remote repository: </w:t>
+      </w:r>
+      <w:r>
+        <w:rPr>
+          <w:rFonts w:ascii="Consolas" w:hAnsi="Consolas" w:cs="Consolas"/>
+          <w:sz w:val="20"/>
+          <w:szCs w:val="20"/>
+          <w:highlight w:val="lightGray"/>
+        </w:rPr>
+        <w:t>git pull origin mai</w:t>
+      </w:r>
+      <w:r>
+        <w:rPr>
+          <w:rFonts w:ascii="Consolas" w:hAnsi="Consolas" w:cs="Consolas"/>
+          <w:sz w:val="20"/>
+          <w:szCs w:val="20"/>
+          <w:highlight w:val="lightGray"/>
+        </w:rPr>
+        <w:t>n</w:t>
+      </w:r>
+      <w:r>
+        <w:rPr>
+          <w:rFonts w:ascii="Consolas" w:hAnsi="Consolas" w:cs="Consolas"/>
+          <w:sz w:val="20"/>
+          <w:szCs w:val="20"/>
+          <w:highlight w:val="lightGray"/>
+        </w:rPr>
+        <w:t xml:space="preserve"> </w:t>
+      </w:r>
+      <w:r>
+        <w:rPr>
+          <w:rFonts w:ascii="Consolas" w:hAnsi="Consolas" w:cs="Consolas"/>
+          <w:sz w:val="20"/>
+          <w:szCs w:val="20"/>
+          <w:highlight w:val="lightGray"/>
+        </w:rPr>
+        <w:t>--</w:t>
+      </w:r>
+      <w:r>
+        <w:rPr>
+          <w:rFonts w:ascii="Consolas" w:hAnsi="Consolas" w:cs="Consolas"/>
+          <w:sz w:val="20"/>
+          <w:szCs w:val="20"/>
+          <w:highlight w:val="lightGray"/>
+        </w:rPr>
+        <w:t>prune</w:t>
+      </w:r>
+    </w:p>
+    <w:p>
+      <w:pPr>
+        <w:pStyle w:val="ListParagraph"/>
+        <w:numPr>
+          <w:ilvl w:val="0"/>
+          <w:numId w:val="11"/>
+        </w:numPr>
+        <w:jc w:val="both"/>
+      </w:pPr>
+      <w:r>
+        <w:rPr>
+          <w:b/>
+          <w:bCs/>
+        </w:rPr>
+        <w:t>Delete</w:t>
+      </w:r>
+      <w:r>
+        <w:t xml:space="preserve"> the feature branch </w:t>
+      </w:r>
+      <w:proofErr w:type="spellStart"/>
+      <w:r>
+        <w:rPr>
+          <w:rFonts w:ascii="Consolas" w:hAnsi="Consolas" w:cs="Consolas"/>
+          <w:sz w:val="20"/>
+          <w:szCs w:val="20"/>
+          <w:highlight w:val="lightGray"/>
+        </w:rPr>
+        <w:t>RelPerm_bug_fix</w:t>
+      </w:r>
+      <w:proofErr w:type="spellEnd"/>
+      <w:r>
+        <w:rPr>
+          <w:rFonts w:ascii="Consolas" w:hAnsi="Consolas" w:cs="Consolas"/>
+          <w:sz w:val="20"/>
+          <w:szCs w:val="20"/>
+        </w:rPr>
+        <w:t xml:space="preserve"> </w:t>
+      </w:r>
+      <w:r>
+        <w:rPr>
+          <w:rFonts w:cs="Consolas"/>
+        </w:rPr>
+        <w:t>locally.</w:t>
+      </w:r>
+      <w:r>
+        <w:rPr>
+          <w:rFonts w:ascii="Consolas" w:hAnsi="Consolas" w:cs="Consolas"/>
+          <w:sz w:val="20"/>
+          <w:szCs w:val="20"/>
+        </w:rPr>
+        <w:t xml:space="preserve"> </w:t>
+      </w:r>
+    </w:p>
+    <w:p>
+      <w:pPr>
+        <w:pStyle w:val="ListParagraph"/>
+        <w:numPr>
+          <w:ilvl w:val="1"/>
+          <w:numId w:val="11"/>
+        </w:numPr>
+        <w:jc w:val="both"/>
+        <w:rPr>
+          <w:rFonts w:cstheme="majorHAnsi"/>
+        </w:rPr>
+      </w:pPr>
+      <w:r>
+        <w:rPr>
+          <w:rFonts w:cstheme="majorHAnsi"/>
+        </w:rPr>
+        <w:t xml:space="preserve">Try </w:t>
+      </w:r>
+      <w:r>
+        <w:rPr>
+          <w:rFonts w:ascii="Consolas" w:hAnsi="Consolas" w:cs="Consolas"/>
+          <w:sz w:val="20"/>
+          <w:szCs w:val="20"/>
+          <w:highlight w:val="lightGray"/>
+        </w:rPr>
+        <w:t xml:space="preserve">git branch -d </w:t>
+      </w:r>
+      <w:proofErr w:type="spellStart"/>
+      <w:r>
+        <w:rPr>
+          <w:rFonts w:ascii="Consolas" w:hAnsi="Consolas" w:cs="Consolas"/>
+          <w:sz w:val="20"/>
+          <w:szCs w:val="20"/>
+          <w:highlight w:val="lightGray"/>
+        </w:rPr>
+        <w:t>RelPerm_bug_fix</w:t>
+      </w:r>
+      <w:proofErr w:type="spellEnd"/>
+      <w:r>
+        <w:rPr>
+          <w:rFonts w:cs="Consolas"/>
+          <w:sz w:val="20"/>
+          <w:szCs w:val="20"/>
+        </w:rPr>
+        <w:t xml:space="preserve">. </w:t>
+      </w:r>
+    </w:p>
+    <w:p>
+      <w:pPr>
+        <w:pStyle w:val="ListParagraph"/>
+        <w:numPr>
+          <w:ilvl w:val="1"/>
+          <w:numId w:val="11"/>
+        </w:numPr>
+        <w:jc w:val="both"/>
+        <w:rPr>
+          <w:rFonts w:cstheme="majorHAnsi"/>
+        </w:rPr>
+      </w:pPr>
+      <w:r>
+        <w:rPr>
+          <w:rFonts w:cs="Consolas"/>
+        </w:rPr>
+        <w:t xml:space="preserve">If merge was performed as a “squash” merge (meaning all commits in the feature branch were squashed into a single commit in the main branch), </w:t>
+      </w:r>
+      <w:proofErr w:type="gramStart"/>
+      <w:r>
+        <w:rPr>
+          <w:rFonts w:cs="Consolas"/>
+        </w:rPr>
+        <w:t>the you</w:t>
+      </w:r>
+      <w:proofErr w:type="gramEnd"/>
+      <w:r>
+        <w:rPr>
+          <w:rFonts w:cs="Consolas"/>
+        </w:rPr>
+        <w:t xml:space="preserve"> need to force the delete with </w:t>
+      </w:r>
+      <w:r>
+        <w:rPr>
+          <w:rFonts w:ascii="Consolas" w:hAnsi="Consolas" w:cs="Consolas"/>
+          <w:sz w:val="20"/>
+          <w:szCs w:val="20"/>
+          <w:highlight w:val="lightGray"/>
+        </w:rPr>
+        <w:t>git branch -</w:t>
+      </w:r>
+      <w:r>
+        <w:rPr>
+          <w:rFonts w:ascii="Consolas" w:hAnsi="Consolas" w:cs="Consolas"/>
+          <w:sz w:val="20"/>
+          <w:szCs w:val="20"/>
+          <w:highlight w:val="lightGray"/>
+        </w:rPr>
+        <w:t>D</w:t>
+      </w:r>
+      <w:r>
+        <w:rPr>
+          <w:rFonts w:ascii="Consolas" w:hAnsi="Consolas" w:cs="Consolas"/>
+          <w:sz w:val="20"/>
+          <w:szCs w:val="20"/>
+          <w:highlight w:val="lightGray"/>
+        </w:rPr>
+        <w:t xml:space="preserve"> </w:t>
+      </w:r>
+      <w:proofErr w:type="spellStart"/>
+      <w:r>
+        <w:rPr>
+          <w:rFonts w:ascii="Consolas" w:hAnsi="Consolas" w:cs="Consolas"/>
+          <w:sz w:val="20"/>
+          <w:szCs w:val="20"/>
+          <w:highlight w:val="lightGray"/>
+        </w:rPr>
+        <w:t>RelPerm_bug_fix</w:t>
+      </w:r>
+      <w:proofErr w:type="spellEnd"/>
+      <w:r>
+        <w:rPr>
+          <w:rFonts w:cs="Consolas"/>
+          <w:sz w:val="20"/>
+          <w:szCs w:val="20"/>
+        </w:rPr>
+        <w:t>.</w:t>
+      </w:r>
+    </w:p>
+    <w:p>
+      <w:pPr>
         <w:pStyle w:val="Heading1"/>
         <w:jc w:val="both"/>
       </w:pPr>
@@ -2436,15 +2773,7 @@
         <w:jc w:val="both"/>
       </w:pPr>
       <w:r>
-        <w:t xml:space="preserve">The integration tests included with </w:t>
-      </w:r>
-      <w:proofErr w:type="spellStart"/>
-      <w:r>
-        <w:t>DARSim</w:t>
-      </w:r>
-      <w:proofErr w:type="spellEnd"/>
-      <w:r>
-        <w:t xml:space="preserve"> are summarized in Table 1. These tests are very small and simple allowing them to perform very quickly. They </w:t>
+        <w:t xml:space="preserve">The integration tests included with DARSim are summarized in Table 1. These tests are very small and simple allowing them to perform very quickly. They </w:t>
       </w:r>
       <w:r>
         <w:rPr>
@@ -2453,31 +2782,7 @@
         <w:t>do not test all</w:t>
       </w:r>
       <w:r>
-        <w:t xml:space="preserve"> </w:t>
-      </w:r>
-      <w:proofErr w:type="spellStart"/>
-      <w:r>
-        <w:t>DARSim’s</w:t>
-      </w:r>
-      <w:proofErr w:type="spellEnd"/>
-      <w:r>
-        <w:t xml:space="preserve"> capabilities and do not guarantee that a new feature branch of </w:t>
-      </w:r>
-      <w:proofErr w:type="spellStart"/>
-      <w:r>
-        <w:t>DARSim</w:t>
-      </w:r>
-      <w:proofErr w:type="spellEnd"/>
-      <w:r>
-        <w:t xml:space="preserve"> is bug free. They simply provide a quick assessment of </w:t>
-      </w:r>
-      <w:proofErr w:type="spellStart"/>
-      <w:r>
-        <w:t>DARSim’s</w:t>
-      </w:r>
-      <w:proofErr w:type="spellEnd"/>
-      <w:r>
-        <w:t xml:space="preserve"> basic functionality to provide at least </w:t>
+        <w:t xml:space="preserve"> DARSim’s capabilities and do not guarantee that a new feature branch of DARSim is bug free. They simply provide a quick assessment of DARSim’s basic functionality to provide at least </w:t>
       </w:r>
       <w:r>
         <w:rPr>
@@ -8564,7 +8869,7 @@
         <w:ind w:left="1800" w:hanging="180"/>
       </w:pPr>
     </w:lvl>
-    <w:lvl w:ilvl="3" w:tplc="0409000F" w:tentative="1">
+    <w:lvl w:ilvl="3" w:tplc="0409000F">
       <w:start w:val="1"/>
       <w:numFmt w:val="decimal"/>
       <w:lvlText w:val="%4."/>

--- a/Documentation/Developers_Guide.docx
+++ b/Documentation/Developers_Guide.docx
@@ -1,6 +1,6 @@
 
 <file path=word/document.xml><?xml version="1.0" encoding="utf-8"?>
-<w:document xmlns:wpc="http://schemas.microsoft.com/office/word/2010/wordprocessingCanvas" xmlns:cx="http://schemas.microsoft.com/office/drawing/2014/chartex" xmlns:cx1="http://schemas.microsoft.com/office/drawing/2015/9/8/chartex" xmlns:cx2="http://schemas.microsoft.com/office/drawing/2015/10/21/chartex" xmlns:cx3="http://schemas.microsoft.com/office/drawing/2016/5/9/chartex" xmlns:cx4="http://schemas.microsoft.com/office/drawing/2016/5/10/chartex" xmlns:cx5="http://schemas.microsoft.com/office/drawing/2016/5/11/chartex" xmlns:cx6="http://schemas.microsoft.com/office/drawing/2016/5/12/chartex" xmlns:cx7="http://schemas.microsoft.com/office/drawing/2016/5/13/chartex" xmlns:cx8="http://schemas.microsoft.com/office/drawing/2016/5/14/chartex" xmlns:mc="http://schemas.openxmlformats.org/markup-compatibility/2006" xmlns:m="http://schemas.openxmlformats.org/officeDocument/2006/math" xmlns:aink="http://schemas.microsoft.com/office/drawing/2016/ink" xmlns:am3d="http://schemas.microsoft.com/office/drawing/2017/model3d" xmlns:oel="http://schemas.microsoft.com/office/2019/extlst" xmlns:r="http://schemas.openxmlformats.org/officeDocument/2006/relationships" xmlns:wp14="http://schemas.microsoft.com/office/word/2010/wordprocessingDrawing" xmlns:wp="http://schemas.openxmlformats.org/drawingml/2006/wordprocessingDrawing" xmlns:wpg="http://schemas.microsoft.com/office/word/2010/wordprocessingGroup" xmlns:wpi="http://schemas.microsoft.com/office/word/2010/wordprocessingInk" xmlns:wps="http://schemas.microsoft.com/office/word/2010/wordprocessingShape" xmlns:o="urn:schemas-microsoft-com:office:office" xmlns:v="urn:schemas-microsoft-com:vml" xmlns:w10="urn:schemas-microsoft-com:office:word" xmlns:w="http://schemas.openxmlformats.org/wordprocessingml/2006/main" xmlns:w14="http://schemas.microsoft.com/office/word/2010/wordml" xmlns:w15="http://schemas.microsoft.com/office/word/2012/wordml" xmlns:w16cex="http://schemas.microsoft.com/office/word/2018/wordml/cex" xmlns:w16cid="http://schemas.microsoft.com/office/word/2016/wordml/cid" xmlns:w16="http://schemas.microsoft.com/office/word/2018/wordml" xmlns:w16sdtdh="http://schemas.microsoft.com/office/word/2020/wordml/sdtdatahash" xmlns:w16sdtfl="http://schemas.microsoft.com/office/word/2024/wordml/sdtformatlock" xmlns:w16se="http://schemas.microsoft.com/office/word/2015/wordml/symex" xmlns:w16du="http://schemas.microsoft.com/office/word/2023/wordml/word16du" xmlns:wne="http://schemas.microsoft.com/office/word/2006/wordml" mc:Ignorable="w14 w15 w16se w16cid w16 w16cex w16sdtdh w16sdtfl w16du wp14">
+<w:document xmlns:wpc="http://schemas.microsoft.com/office/word/2010/wordprocessingCanvas" xmlns:cx="http://schemas.microsoft.com/office/drawing/2014/chartex" xmlns:cx1="http://schemas.microsoft.com/office/drawing/2015/9/8/chartex" xmlns:cx2="http://schemas.microsoft.com/office/drawing/2015/10/21/chartex" xmlns:cx3="http://schemas.microsoft.com/office/drawing/2016/5/9/chartex" xmlns:cx4="http://schemas.microsoft.com/office/drawing/2016/5/10/chartex" xmlns:cx5="http://schemas.microsoft.com/office/drawing/2016/5/11/chartex" xmlns:cx6="http://schemas.microsoft.com/office/drawing/2016/5/12/chartex" xmlns:cx7="http://schemas.microsoft.com/office/drawing/2016/5/13/chartex" xmlns:cx8="http://schemas.microsoft.com/office/drawing/2016/5/14/chartex" xmlns:mc="http://schemas.openxmlformats.org/markup-compatibility/2006" xmlns:m="http://schemas.openxmlformats.org/officeDocument/2006/math" xmlns:aink="http://schemas.microsoft.com/office/drawing/2016/ink" xmlns:am3d="http://schemas.microsoft.com/office/drawing/2017/model3d" xmlns:oel="http://schemas.microsoft.com/office/2019/extlst" xmlns:r="http://schemas.openxmlformats.org/officeDocument/2006/relationships" xmlns:wp14="http://schemas.microsoft.com/office/word/2010/wordprocessingDrawing" xmlns:wp="http://schemas.openxmlformats.org/drawingml/2006/wordprocessingDrawing" xmlns:wpg="http://schemas.microsoft.com/office/word/2010/wordprocessingGroup" xmlns:wpi="http://schemas.microsoft.com/office/word/2010/wordprocessingInk" xmlns:wps="http://schemas.microsoft.com/office/word/2010/wordprocessingShape" xmlns:o="urn:schemas-microsoft-com:office:office" xmlns:v="urn:schemas-microsoft-com:vml" xmlns:w10="urn:schemas-microsoft-com:office:word" xmlns:w="http://schemas.openxmlformats.org/wordprocessingml/2006/main" xmlns:w14="http://schemas.microsoft.com/office/word/2010/wordml" xmlns:w15="http://schemas.microsoft.com/office/word/2012/wordml" xmlns:w16cei="http://schemas.microsoft.com/office/word/2026/wordml/cei" xmlns:w16cex="http://schemas.microsoft.com/office/word/2018/wordml/cex" xmlns:w16cid="http://schemas.microsoft.com/office/word/2016/wordml/cid" xmlns:w16="http://schemas.microsoft.com/office/word/2018/wordml" xmlns:w16sdtdh="http://schemas.microsoft.com/office/word/2020/wordml/sdtdatahash" xmlns:w16sdtfl="http://schemas.microsoft.com/office/word/2024/wordml/sdtformatlock" xmlns:w16se="http://schemas.microsoft.com/office/word/2015/wordml/symex" xmlns:w16du="http://schemas.microsoft.com/office/word/2023/wordml/word16du" xmlns:wne="http://schemas.microsoft.com/office/word/2006/wordml" mc:Ignorable="w14 w15 w16se w16cid w16 w16cex w16sdtdh w16sdtfl w16du wp14">
   <w:body>
     <w:p>
       <w:pPr>
@@ -1765,13 +1765,80 @@
         <w:jc w:val="both"/>
       </w:pPr>
       <w:r>
-        <w:t xml:space="preserve">Now your colleague can </w:t>
-      </w:r>
-      <w:r>
-        <w:t>pull</w:t>
-      </w:r>
-      <w:r>
-        <w:t xml:space="preserve"> the feature branch, make edits on their computer, and push them back to GitLab when they are done. </w:t>
+        <w:t xml:space="preserve">Now your colleague can grab the feature branch: </w:t>
+      </w:r>
+      <w:r>
+        <w:rPr>
+          <w:rFonts w:ascii="Consolas" w:hAnsi="Consolas" w:cs="Consolas"/>
+          <w:sz w:val="20"/>
+          <w:szCs w:val="20"/>
+          <w:highlight w:val="lightGray"/>
+        </w:rPr>
+        <w:t>git fetch origin</w:t>
+      </w:r>
+      <w:r>
+        <w:t xml:space="preserve">, then </w:t>
+      </w:r>
+      <w:r>
+        <w:rPr>
+          <w:rFonts w:ascii="Consolas" w:hAnsi="Consolas" w:cs="Consolas"/>
+          <w:sz w:val="20"/>
+          <w:szCs w:val="20"/>
+          <w:highlight w:val="lightGray"/>
+        </w:rPr>
+        <w:t xml:space="preserve">git checkout -b </w:t>
+      </w:r>
+      <w:proofErr w:type="spellStart"/>
+      <w:r>
+        <w:rPr>
+          <w:rFonts w:ascii="Consolas" w:hAnsi="Consolas" w:cs="Consolas"/>
+          <w:sz w:val="20"/>
+          <w:szCs w:val="20"/>
+          <w:highlight w:val="lightGray"/>
+        </w:rPr>
+        <w:t>RelPerm_bug_fix</w:t>
+      </w:r>
+      <w:proofErr w:type="spellEnd"/>
+      <w:r>
+        <w:rPr>
+          <w:rFonts w:ascii="Consolas" w:hAnsi="Consolas" w:cs="Consolas"/>
+          <w:sz w:val="20"/>
+          <w:szCs w:val="20"/>
+          <w:highlight w:val="lightGray"/>
+        </w:rPr>
+        <w:t xml:space="preserve"> origin/</w:t>
+      </w:r>
+      <w:proofErr w:type="spellStart"/>
+      <w:r>
+        <w:rPr>
+          <w:rFonts w:ascii="Consolas" w:hAnsi="Consolas" w:cs="Consolas"/>
+          <w:sz w:val="20"/>
+          <w:szCs w:val="20"/>
+          <w:highlight w:val="lightGray"/>
+        </w:rPr>
+        <w:t>RelPerm_bug_fix</w:t>
+      </w:r>
+      <w:proofErr w:type="spellEnd"/>
+      <w:r>
+        <w:rPr>
+          <w:rFonts w:ascii="Menlo" w:hAnsi="Menlo" w:cs="Menlo"/>
+          <w:sz w:val="20"/>
+          <w:szCs w:val="20"/>
+        </w:rPr>
+        <w:t xml:space="preserve"> </w:t>
+      </w:r>
+    </w:p>
+    <w:p>
+      <w:pPr>
+        <w:pStyle w:val="ListParagraph"/>
+        <w:numPr>
+          <w:ilvl w:val="1"/>
+          <w:numId w:val="11"/>
+        </w:numPr>
+        <w:jc w:val="both"/>
+      </w:pPr>
+      <w:r>
+        <w:t xml:space="preserve">Your colleague can make edits on their computer and push them back to GitLab when they are done. </w:t>
       </w:r>
     </w:p>
     <w:p>
@@ -1784,7 +1851,7 @@
         <w:jc w:val="both"/>
       </w:pPr>
       <w:r>
-        <w:t xml:space="preserve"> Now you need to grab your colleagues edits before finishing your work. Do this with another </w:t>
+        <w:t xml:space="preserve">Now you need to grab your colleagues edits before finishing your work. Do this with another </w:t>
       </w:r>
       <w:r>
         <w:rPr>
@@ -2020,6 +2087,7 @@
         <w:jc w:val="both"/>
       </w:pPr>
       <w:r>
+        <w:lastRenderedPageBreak/>
         <w:t xml:space="preserve">Make your </w:t>
       </w:r>
       <w:r>
@@ -2123,7 +2191,6 @@
         <w:jc w:val="both"/>
       </w:pPr>
       <w:r>
-        <w:lastRenderedPageBreak/>
         <w:t>You should see “nothing to commit, working tree clean”</w:t>
       </w:r>
     </w:p>
@@ -2373,7 +2440,6 @@
         </w:rPr>
         <w:t xml:space="preserve"> with </w:t>
       </w:r>
-      <w:proofErr w:type="spellStart"/>
       <w:r>
         <w:rPr>
           <w:rFonts w:ascii="Consolas" w:hAnsi="Consolas" w:cs="Consolas"/>
@@ -2395,14 +2461,7 @@
         <w:rPr>
           <w:rFonts w:cs="Consolas"/>
         </w:rPr>
-        <w:t>br</w:t>
-      </w:r>
-      <w:proofErr w:type="spellEnd"/>
-      <w:r>
-        <w:rPr>
-          <w:rFonts w:cs="Consolas"/>
-        </w:rPr>
-        <w:t>anch.</w:t>
+        <w:t>branch.</w:t>
       </w:r>
       <w:r>
         <w:rPr>
@@ -2446,10 +2505,7 @@
         <w:jc w:val="both"/>
       </w:pPr>
       <w:r>
-        <w:t>Switch</w:t>
-      </w:r>
-      <w:r>
-        <w:t xml:space="preserve"> to “main”: </w:t>
+        <w:t xml:space="preserve">Switch to “main”: </w:t>
       </w:r>
       <w:r>
         <w:rPr>
@@ -2499,16 +2555,7 @@
           <w:szCs w:val="20"/>
           <w:highlight w:val="lightGray"/>
         </w:rPr>
-        <w:t>n</w:t>
-      </w:r>
-      <w:r>
-        <w:rPr>
-          <w:rFonts w:ascii="Consolas" w:hAnsi="Consolas" w:cs="Consolas"/>
-          <w:sz w:val="20"/>
-          <w:szCs w:val="20"/>
-          <w:highlight w:val="lightGray"/>
-        </w:rPr>
-        <w:t xml:space="preserve"> </w:t>
+        <w:t xml:space="preserve">n </w:t>
       </w:r>
       <w:r>
         <w:rPr>
@@ -8289,7 +8336,7 @@
 </file>
 
 <file path=word/numbering.xml><?xml version="1.0" encoding="utf-8"?>
-<w:numbering xmlns:wpc="http://schemas.microsoft.com/office/word/2010/wordprocessingCanvas" xmlns:cx="http://schemas.microsoft.com/office/drawing/2014/chartex" xmlns:cx1="http://schemas.microsoft.com/office/drawing/2015/9/8/chartex" xmlns:cx2="http://schemas.microsoft.com/office/drawing/2015/10/21/chartex" xmlns:cx3="http://schemas.microsoft.com/office/drawing/2016/5/9/chartex" xmlns:cx4="http://schemas.microsoft.com/office/drawing/2016/5/10/chartex" xmlns:cx5="http://schemas.microsoft.com/office/drawing/2016/5/11/chartex" xmlns:cx6="http://schemas.microsoft.com/office/drawing/2016/5/12/chartex" xmlns:cx7="http://schemas.microsoft.com/office/drawing/2016/5/13/chartex" xmlns:cx8="http://schemas.microsoft.com/office/drawing/2016/5/14/chartex" xmlns:mc="http://schemas.openxmlformats.org/markup-compatibility/2006" xmlns:m="http://schemas.openxmlformats.org/officeDocument/2006/math" xmlns:aink="http://schemas.microsoft.com/office/drawing/2016/ink" xmlns:am3d="http://schemas.microsoft.com/office/drawing/2017/model3d" xmlns:oel="http://schemas.microsoft.com/office/2019/extlst" xmlns:r="http://schemas.openxmlformats.org/officeDocument/2006/relationships" xmlns:wp14="http://schemas.microsoft.com/office/word/2010/wordprocessingDrawing" xmlns:wp="http://schemas.openxmlformats.org/drawingml/2006/wordprocessingDrawing" xmlns:wpg="http://schemas.microsoft.com/office/word/2010/wordprocessingGroup" xmlns:wpi="http://schemas.microsoft.com/office/word/2010/wordprocessingInk" xmlns:wps="http://schemas.microsoft.com/office/word/2010/wordprocessingShape" xmlns:o="urn:schemas-microsoft-com:office:office" xmlns:v="urn:schemas-microsoft-com:vml" xmlns:w10="urn:schemas-microsoft-com:office:word" xmlns:w="http://schemas.openxmlformats.org/wordprocessingml/2006/main" xmlns:w14="http://schemas.microsoft.com/office/word/2010/wordml" xmlns:w15="http://schemas.microsoft.com/office/word/2012/wordml" xmlns:w16cex="http://schemas.microsoft.com/office/word/2018/wordml/cex" xmlns:w16cid="http://schemas.microsoft.com/office/word/2016/wordml/cid" xmlns:w16="http://schemas.microsoft.com/office/word/2018/wordml" xmlns:w16sdtdh="http://schemas.microsoft.com/office/word/2020/wordml/sdtdatahash" xmlns:w16sdtfl="http://schemas.microsoft.com/office/word/2024/wordml/sdtformatlock" xmlns:w16se="http://schemas.microsoft.com/office/word/2015/wordml/symex" xmlns:w16du="http://schemas.microsoft.com/office/word/2023/wordml/word16du" xmlns:wne="http://schemas.microsoft.com/office/word/2006/wordml" mc:Ignorable="w14 w15 w16se w16cid w16 w16cex w16sdtdh w16sdtfl w16du wp14">
+<w:numbering xmlns:wpc="http://schemas.microsoft.com/office/word/2010/wordprocessingCanvas" xmlns:cx="http://schemas.microsoft.com/office/drawing/2014/chartex" xmlns:cx1="http://schemas.microsoft.com/office/drawing/2015/9/8/chartex" xmlns:cx2="http://schemas.microsoft.com/office/drawing/2015/10/21/chartex" xmlns:cx3="http://schemas.microsoft.com/office/drawing/2016/5/9/chartex" xmlns:cx4="http://schemas.microsoft.com/office/drawing/2016/5/10/chartex" xmlns:cx5="http://schemas.microsoft.com/office/drawing/2016/5/11/chartex" xmlns:cx6="http://schemas.microsoft.com/office/drawing/2016/5/12/chartex" xmlns:cx7="http://schemas.microsoft.com/office/drawing/2016/5/13/chartex" xmlns:cx8="http://schemas.microsoft.com/office/drawing/2016/5/14/chartex" xmlns:mc="http://schemas.openxmlformats.org/markup-compatibility/2006" xmlns:m="http://schemas.openxmlformats.org/officeDocument/2006/math" xmlns:aink="http://schemas.microsoft.com/office/drawing/2016/ink" xmlns:am3d="http://schemas.microsoft.com/office/drawing/2017/model3d" xmlns:oel="http://schemas.microsoft.com/office/2019/extlst" xmlns:r="http://schemas.openxmlformats.org/officeDocument/2006/relationships" xmlns:wp14="http://schemas.microsoft.com/office/word/2010/wordprocessingDrawing" xmlns:wp="http://schemas.openxmlformats.org/drawingml/2006/wordprocessingDrawing" xmlns:wpg="http://schemas.microsoft.com/office/word/2010/wordprocessingGroup" xmlns:wpi="http://schemas.microsoft.com/office/word/2010/wordprocessingInk" xmlns:wps="http://schemas.microsoft.com/office/word/2010/wordprocessingShape" xmlns:o="urn:schemas-microsoft-com:office:office" xmlns:v="urn:schemas-microsoft-com:vml" xmlns:w10="urn:schemas-microsoft-com:office:word" xmlns:w="http://schemas.openxmlformats.org/wordprocessingml/2006/main" xmlns:w14="http://schemas.microsoft.com/office/word/2010/wordml" xmlns:w15="http://schemas.microsoft.com/office/word/2012/wordml" xmlns:w16cei="http://schemas.microsoft.com/office/word/2026/wordml/cei" xmlns:w16cex="http://schemas.microsoft.com/office/word/2018/wordml/cex" xmlns:w16cid="http://schemas.microsoft.com/office/word/2016/wordml/cid" xmlns:w16="http://schemas.microsoft.com/office/word/2018/wordml" xmlns:w16sdtdh="http://schemas.microsoft.com/office/word/2020/wordml/sdtdatahash" xmlns:w16sdtfl="http://schemas.microsoft.com/office/word/2024/wordml/sdtformatlock" xmlns:w16se="http://schemas.microsoft.com/office/word/2015/wordml/symex" xmlns:w16du="http://schemas.microsoft.com/office/word/2023/wordml/word16du" xmlns:wne="http://schemas.microsoft.com/office/word/2006/wordml" mc:Ignorable="w14 w15 w16se w16cid w16 w16cex w16sdtdh w16sdtfl w16du wp14">
   <w:abstractNum w:abstractNumId="0" w15:restartNumberingAfterBreak="0">
     <w:nsid w:val="FFFFFF7C"/>
     <w:multiLevelType w:val="singleLevel"/>
